--- a/docs/manuais/Manual do Usuario - Cruzadinha Digital.docx
+++ b/docs/manuais/Manual do Usuario - Cruzadinha Digital.docx
@@ -92,7 +92,7 @@
         <w:t>Versão do documento:</w:t>
       </w:r>
       <w:r>
-        <w:t xml:space="preserve"> 1.0 — outubro de 2026</w:t>
+        <w:t xml:space="preserve"> 1.1 — outubro de 2026</w:t>
       </w:r>
     </w:p>
     <w:p>
@@ -119,7 +119,7 @@
     <w:sdt>
       <w:sdtPr>
         <w:alias w:val="Sumário"/>
-        <w:id w:val="-921186182"/>
+        <w:id w:val="1549723099"/>
       </w:sdtPr>
       <w:sdtEndPr/>
       <w:sdtContent>
@@ -148,7 +148,7 @@
           <w:r>
             <w:fldChar w:fldCharType="separate"/>
           </w:r>
-          <w:hyperlink w:anchor="_Toc242839333" w:history="1">
+          <w:hyperlink w:anchor="_Toc242841251" w:history="1">
             <w:r>
               <w:rPr>
                 <w:rStyle w:val="Hyperlink"/>
@@ -172,7 +172,7 @@
               <w:rPr>
                 <w:noProof/>
               </w:rPr>
-              <w:instrText xml:space="preserve"> PAGEREF _Toc242839333 \h </w:instrText>
+              <w:instrText xml:space="preserve"> PAGEREF _Toc242841251 \h </w:instrText>
             </w:r>
             <w:r>
               <w:rPr>
@@ -215,7 +215,7 @@
               <w14:ligatures w14:val="standardContextual"/>
             </w:rPr>
           </w:pPr>
-          <w:hyperlink w:anchor="_Toc242839334" w:history="1">
+          <w:hyperlink w:anchor="_Toc242841252" w:history="1">
             <w:r>
               <w:rPr>
                 <w:rStyle w:val="Hyperlink"/>
@@ -239,7 +239,7 @@
               <w:rPr>
                 <w:noProof/>
               </w:rPr>
-              <w:instrText xml:space="preserve"> PAGEREF _Toc242839334 \h </w:instrText>
+              <w:instrText xml:space="preserve"> PAGEREF _Toc242841252 \h </w:instrText>
             </w:r>
             <w:r>
               <w:rPr>
@@ -282,7 +282,7 @@
               <w14:ligatures w14:val="standardContextual"/>
             </w:rPr>
           </w:pPr>
-          <w:hyperlink w:anchor="_Toc242839335" w:history="1">
+          <w:hyperlink w:anchor="_Toc242841253" w:history="1">
             <w:r>
               <w:rPr>
                 <w:rStyle w:val="Hyperlink"/>
@@ -306,7 +306,7 @@
               <w:rPr>
                 <w:noProof/>
               </w:rPr>
-              <w:instrText xml:space="preserve"> PAGEREF _Toc242839335 \h </w:instrText>
+              <w:instrText xml:space="preserve"> PAGEREF _Toc242841253 \h </w:instrText>
             </w:r>
             <w:r>
               <w:rPr>
@@ -349,7 +349,7 @@
               <w14:ligatures w14:val="standardContextual"/>
             </w:rPr>
           </w:pPr>
-          <w:hyperlink w:anchor="_Toc242839336" w:history="1">
+          <w:hyperlink w:anchor="_Toc242841254" w:history="1">
             <w:r>
               <w:rPr>
                 <w:rStyle w:val="Hyperlink"/>
@@ -373,7 +373,7 @@
               <w:rPr>
                 <w:noProof/>
               </w:rPr>
-              <w:instrText xml:space="preserve"> PAGEREF _Toc242839336 \h </w:instrText>
+              <w:instrText xml:space="preserve"> PAGEREF _Toc242841254 \h </w:instrText>
             </w:r>
             <w:r>
               <w:rPr>
@@ -416,7 +416,7 @@
               <w14:ligatures w14:val="standardContextual"/>
             </w:rPr>
           </w:pPr>
-          <w:hyperlink w:anchor="_Toc242839337" w:history="1">
+          <w:hyperlink w:anchor="_Toc242841255" w:history="1">
             <w:r>
               <w:rPr>
                 <w:rStyle w:val="Hyperlink"/>
@@ -440,7 +440,7 @@
               <w:rPr>
                 <w:noProof/>
               </w:rPr>
-              <w:instrText xml:space="preserve"> PAGEREF _Toc242839337 \h </w:instrText>
+              <w:instrText xml:space="preserve"> PAGEREF _Toc242841255 \h </w:instrText>
             </w:r>
             <w:r>
               <w:rPr>
@@ -483,7 +483,7 @@
               <w14:ligatures w14:val="standardContextual"/>
             </w:rPr>
           </w:pPr>
-          <w:hyperlink w:anchor="_Toc242839338" w:history="1">
+          <w:hyperlink w:anchor="_Toc242841256" w:history="1">
             <w:r>
               <w:rPr>
                 <w:rStyle w:val="Hyperlink"/>
@@ -507,7 +507,7 @@
               <w:rPr>
                 <w:noProof/>
               </w:rPr>
-              <w:instrText xml:space="preserve"> PAGEREF _Toc242839338 \h </w:instrText>
+              <w:instrText xml:space="preserve"> PAGEREF _Toc242841256 \h </w:instrText>
             </w:r>
             <w:r>
               <w:rPr>
@@ -550,7 +550,7 @@
               <w14:ligatures w14:val="standardContextual"/>
             </w:rPr>
           </w:pPr>
-          <w:hyperlink w:anchor="_Toc242839339" w:history="1">
+          <w:hyperlink w:anchor="_Toc242841257" w:history="1">
             <w:r>
               <w:rPr>
                 <w:rStyle w:val="Hyperlink"/>
@@ -574,7 +574,7 @@
               <w:rPr>
                 <w:noProof/>
               </w:rPr>
-              <w:instrText xml:space="preserve"> PAGEREF _Toc242839339 \h </w:instrText>
+              <w:instrText xml:space="preserve"> PAGEREF _Toc242841257 \h </w:instrText>
             </w:r>
             <w:r>
               <w:rPr>
@@ -617,7 +617,7 @@
               <w14:ligatures w14:val="standardContextual"/>
             </w:rPr>
           </w:pPr>
-          <w:hyperlink w:anchor="_Toc242839340" w:history="1">
+          <w:hyperlink w:anchor="_Toc242841258" w:history="1">
             <w:r>
               <w:rPr>
                 <w:rStyle w:val="Hyperlink"/>
@@ -641,7 +641,7 @@
               <w:rPr>
                 <w:noProof/>
               </w:rPr>
-              <w:instrText xml:space="preserve"> PAGEREF _Toc242839340 \h </w:instrText>
+              <w:instrText xml:space="preserve"> PAGEREF _Toc242841258 \h </w:instrText>
             </w:r>
             <w:r>
               <w:rPr>
@@ -684,7 +684,7 @@
               <w14:ligatures w14:val="standardContextual"/>
             </w:rPr>
           </w:pPr>
-          <w:hyperlink w:anchor="_Toc242839341" w:history="1">
+          <w:hyperlink w:anchor="_Toc242841259" w:history="1">
             <w:r>
               <w:rPr>
                 <w:rStyle w:val="Hyperlink"/>
@@ -708,7 +708,7 @@
               <w:rPr>
                 <w:noProof/>
               </w:rPr>
-              <w:instrText xml:space="preserve"> PAGEREF _Toc242839341 \h </w:instrText>
+              <w:instrText xml:space="preserve"> PAGEREF _Toc242841259 \h </w:instrText>
             </w:r>
             <w:r>
               <w:rPr>
@@ -751,7 +751,7 @@
               <w14:ligatures w14:val="standardContextual"/>
             </w:rPr>
           </w:pPr>
-          <w:hyperlink w:anchor="_Toc242839342" w:history="1">
+          <w:hyperlink w:anchor="_Toc242841260" w:history="1">
             <w:r>
               <w:rPr>
                 <w:rStyle w:val="Hyperlink"/>
@@ -775,7 +775,7 @@
               <w:rPr>
                 <w:noProof/>
               </w:rPr>
-              <w:instrText xml:space="preserve"> PAGEREF _Toc242839342 \h </w:instrText>
+              <w:instrText xml:space="preserve"> PAGEREF _Toc242841260 \h </w:instrText>
             </w:r>
             <w:r>
               <w:rPr>
@@ -818,7 +818,7 @@
               <w14:ligatures w14:val="standardContextual"/>
             </w:rPr>
           </w:pPr>
-          <w:hyperlink w:anchor="_Toc242839343" w:history="1">
+          <w:hyperlink w:anchor="_Toc242841261" w:history="1">
             <w:r>
               <w:rPr>
                 <w:rStyle w:val="Hyperlink"/>
@@ -842,7 +842,7 @@
               <w:rPr>
                 <w:noProof/>
               </w:rPr>
-              <w:instrText xml:space="preserve"> PAGEREF _Toc242839343 \h </w:instrText>
+              <w:instrText xml:space="preserve"> PAGEREF _Toc242841261 \h </w:instrText>
             </w:r>
             <w:r>
               <w:rPr>
@@ -885,7 +885,7 @@
               <w14:ligatures w14:val="standardContextual"/>
             </w:rPr>
           </w:pPr>
-          <w:hyperlink w:anchor="_Toc242839344" w:history="1">
+          <w:hyperlink w:anchor="_Toc242841262" w:history="1">
             <w:r>
               <w:rPr>
                 <w:rStyle w:val="Hyperlink"/>
@@ -909,7 +909,7 @@
               <w:rPr>
                 <w:noProof/>
               </w:rPr>
-              <w:instrText xml:space="preserve"> PAGEREF _Toc242839344 \h </w:instrText>
+              <w:instrText xml:space="preserve"> PAGEREF _Toc242841262 \h </w:instrText>
             </w:r>
             <w:r>
               <w:rPr>
@@ -952,7 +952,7 @@
               <w14:ligatures w14:val="standardContextual"/>
             </w:rPr>
           </w:pPr>
-          <w:hyperlink w:anchor="_Toc242839345" w:history="1">
+          <w:hyperlink w:anchor="_Toc242841263" w:history="1">
             <w:r>
               <w:rPr>
                 <w:rStyle w:val="Hyperlink"/>
@@ -976,7 +976,7 @@
               <w:rPr>
                 <w:noProof/>
               </w:rPr>
-              <w:instrText xml:space="preserve"> PAGEREF _Toc242839345 \h </w:instrText>
+              <w:instrText xml:space="preserve"> PAGEREF _Toc242841263 \h </w:instrText>
             </w:r>
             <w:r>
               <w:rPr>
@@ -1019,7 +1019,7 @@
               <w14:ligatures w14:val="standardContextual"/>
             </w:rPr>
           </w:pPr>
-          <w:hyperlink w:anchor="_Toc242839346" w:history="1">
+          <w:hyperlink w:anchor="_Toc242841264" w:history="1">
             <w:r>
               <w:rPr>
                 <w:rStyle w:val="Hyperlink"/>
@@ -1043,7 +1043,7 @@
               <w:rPr>
                 <w:noProof/>
               </w:rPr>
-              <w:instrText xml:space="preserve"> PAGEREF _Toc242839346 \h </w:instrText>
+              <w:instrText xml:space="preserve"> PAGEREF _Toc242841264 \h </w:instrText>
             </w:r>
             <w:r>
               <w:rPr>
@@ -1086,7 +1086,7 @@
               <w14:ligatures w14:val="standardContextual"/>
             </w:rPr>
           </w:pPr>
-          <w:hyperlink w:anchor="_Toc242839347" w:history="1">
+          <w:hyperlink w:anchor="_Toc242841265" w:history="1">
             <w:r>
               <w:rPr>
                 <w:rStyle w:val="Hyperlink"/>
@@ -1110,7 +1110,7 @@
               <w:rPr>
                 <w:noProof/>
               </w:rPr>
-              <w:instrText xml:space="preserve"> PAGEREF _Toc242839347 \h </w:instrText>
+              <w:instrText xml:space="preserve"> PAGEREF _Toc242841265 \h </w:instrText>
             </w:r>
             <w:r>
               <w:rPr>
@@ -1153,13 +1153,13 @@
               <w14:ligatures w14:val="standardContextual"/>
             </w:rPr>
           </w:pPr>
-          <w:hyperlink w:anchor="_Toc242839348" w:history="1">
+          <w:hyperlink w:anchor="_Toc242841266" w:history="1">
             <w:r>
               <w:rPr>
                 <w:rStyle w:val="Hyperlink"/>
                 <w:noProof/>
               </w:rPr>
-              <w:t>4.5 Resultado e pontuação</w:t>
+              <w:t>4.5 Dica: revelar letra</w:t>
             </w:r>
             <w:r>
               <w:rPr>
@@ -1177,7 +1177,7 @@
               <w:rPr>
                 <w:noProof/>
               </w:rPr>
-              <w:instrText xml:space="preserve"> PAGEREF _Toc242839348 \h </w:instrText>
+              <w:instrText xml:space="preserve"> PAGEREF _Toc242841266 \h </w:instrText>
             </w:r>
             <w:r>
               <w:rPr>
@@ -1194,7 +1194,7 @@
               <w:rPr>
                 <w:noProof/>
               </w:rPr>
-              <w:t>21</w:t>
+              <w:t>20</w:t>
             </w:r>
             <w:r>
               <w:rPr>
@@ -1220,13 +1220,13 @@
               <w14:ligatures w14:val="standardContextual"/>
             </w:rPr>
           </w:pPr>
-          <w:hyperlink w:anchor="_Toc242839349" w:history="1">
+          <w:hyperlink w:anchor="_Toc242841267" w:history="1">
             <w:r>
               <w:rPr>
                 <w:rStyle w:val="Hyperlink"/>
                 <w:noProof/>
               </w:rPr>
-              <w:t>4.6 Ranking e minhas partidas</w:t>
+              <w:t>4.6 Resultado e pontuação</w:t>
             </w:r>
             <w:r>
               <w:rPr>
@@ -1244,7 +1244,7 @@
               <w:rPr>
                 <w:noProof/>
               </w:rPr>
-              <w:instrText xml:space="preserve"> PAGEREF _Toc242839349 \h </w:instrText>
+              <w:instrText xml:space="preserve"> PAGEREF _Toc242841267 \h </w:instrText>
             </w:r>
             <w:r>
               <w:rPr>
@@ -1262,6 +1262,73 @@
                 <w:noProof/>
               </w:rPr>
               <w:t>22</w:t>
+            </w:r>
+            <w:r>
+              <w:rPr>
+                <w:noProof/>
+              </w:rPr>
+              <w:fldChar w:fldCharType="end"/>
+            </w:r>
+          </w:hyperlink>
+        </w:p>
+        <w:p>
+          <w:pPr>
+            <w:pStyle w:val="Sumrio2"/>
+            <w:tabs>
+              <w:tab w:val="right" w:leader="dot" w:pos="9628"/>
+            </w:tabs>
+            <w:rPr>
+              <w:rFonts w:asciiTheme="minorHAnsi" w:eastAsiaTheme="minorEastAsia" w:hAnsiTheme="minorHAnsi" w:cstheme="minorBidi"/>
+              <w:noProof/>
+              <w:color w:val="auto"/>
+              <w:kern w:val="2"/>
+              <w:sz w:val="24"/>
+              <w:szCs w:val="24"/>
+              <w14:ligatures w14:val="standardContextual"/>
+            </w:rPr>
+          </w:pPr>
+          <w:hyperlink w:anchor="_Toc242841268" w:history="1">
+            <w:r>
+              <w:rPr>
+                <w:rStyle w:val="Hyperlink"/>
+                <w:noProof/>
+              </w:rPr>
+              <w:t>4.7 Ranking e minhas partidas</w:t>
+            </w:r>
+            <w:r>
+              <w:rPr>
+                <w:noProof/>
+              </w:rPr>
+              <w:tab/>
+            </w:r>
+            <w:r>
+              <w:rPr>
+                <w:noProof/>
+              </w:rPr>
+              <w:fldChar w:fldCharType="begin"/>
+            </w:r>
+            <w:r>
+              <w:rPr>
+                <w:noProof/>
+              </w:rPr>
+              <w:instrText xml:space="preserve"> PAGEREF _Toc242841268 \h </w:instrText>
+            </w:r>
+            <w:r>
+              <w:rPr>
+                <w:noProof/>
+              </w:rPr>
+            </w:r>
+            <w:r>
+              <w:rPr>
+                <w:noProof/>
+              </w:rPr>
+              <w:fldChar w:fldCharType="separate"/>
+            </w:r>
+            <w:r>
+              <w:rPr>
+                <w:noProof/>
+              </w:rPr>
+              <w:t>23</w:t>
             </w:r>
             <w:r>
               <w:rPr>
@@ -1287,7 +1354,7 @@
               <w14:ligatures w14:val="standardContextual"/>
             </w:rPr>
           </w:pPr>
-          <w:hyperlink w:anchor="_Toc242839350" w:history="1">
+          <w:hyperlink w:anchor="_Toc242841269" w:history="1">
             <w:r>
               <w:rPr>
                 <w:rStyle w:val="Hyperlink"/>
@@ -1311,7 +1378,7 @@
               <w:rPr>
                 <w:noProof/>
               </w:rPr>
-              <w:instrText xml:space="preserve"> PAGEREF _Toc242839350 \h </w:instrText>
+              <w:instrText xml:space="preserve"> PAGEREF _Toc242841269 \h </w:instrText>
             </w:r>
             <w:r>
               <w:rPr>
@@ -1328,7 +1395,7 @@
               <w:rPr>
                 <w:noProof/>
               </w:rPr>
-              <w:t>23</w:t>
+              <w:t>24</w:t>
             </w:r>
             <w:r>
               <w:rPr>
@@ -1354,7 +1421,7 @@
               <w14:ligatures w14:val="standardContextual"/>
             </w:rPr>
           </w:pPr>
-          <w:hyperlink w:anchor="_Toc242839351" w:history="1">
+          <w:hyperlink w:anchor="_Toc242841270" w:history="1">
             <w:r>
               <w:rPr>
                 <w:rStyle w:val="Hyperlink"/>
@@ -1378,7 +1445,7 @@
               <w:rPr>
                 <w:noProof/>
               </w:rPr>
-              <w:instrText xml:space="preserve"> PAGEREF _Toc242839351 \h </w:instrText>
+              <w:instrText xml:space="preserve"> PAGEREF _Toc242841270 \h </w:instrText>
             </w:r>
             <w:r>
               <w:rPr>
@@ -1395,7 +1462,7 @@
               <w:rPr>
                 <w:noProof/>
               </w:rPr>
-              <w:t>23</w:t>
+              <w:t>24</w:t>
             </w:r>
             <w:r>
               <w:rPr>
@@ -1421,7 +1488,7 @@
               <w14:ligatures w14:val="standardContextual"/>
             </w:rPr>
           </w:pPr>
-          <w:hyperlink w:anchor="_Toc242839352" w:history="1">
+          <w:hyperlink w:anchor="_Toc242841271" w:history="1">
             <w:r>
               <w:rPr>
                 <w:rStyle w:val="Hyperlink"/>
@@ -1445,7 +1512,7 @@
               <w:rPr>
                 <w:noProof/>
               </w:rPr>
-              <w:instrText xml:space="preserve"> PAGEREF _Toc242839352 \h </w:instrText>
+              <w:instrText xml:space="preserve"> PAGEREF _Toc242841271 \h </w:instrText>
             </w:r>
             <w:r>
               <w:rPr>
@@ -1462,7 +1529,7 @@
               <w:rPr>
                 <w:noProof/>
               </w:rPr>
-              <w:t>24</w:t>
+              <w:t>25</w:t>
             </w:r>
             <w:r>
               <w:rPr>
@@ -1488,7 +1555,7 @@
               <w14:ligatures w14:val="standardContextual"/>
             </w:rPr>
           </w:pPr>
-          <w:hyperlink w:anchor="_Toc242839353" w:history="1">
+          <w:hyperlink w:anchor="_Toc242841272" w:history="1">
             <w:r>
               <w:rPr>
                 <w:rStyle w:val="Hyperlink"/>
@@ -1512,7 +1579,7 @@
               <w:rPr>
                 <w:noProof/>
               </w:rPr>
-              <w:instrText xml:space="preserve"> PAGEREF _Toc242839353 \h </w:instrText>
+              <w:instrText xml:space="preserve"> PAGEREF _Toc242841272 \h </w:instrText>
             </w:r>
             <w:r>
               <w:rPr>
@@ -1529,7 +1596,7 @@
               <w:rPr>
                 <w:noProof/>
               </w:rPr>
-              <w:t>26</w:t>
+              <w:t>27</w:t>
             </w:r>
             <w:r>
               <w:rPr>
@@ -1555,7 +1622,7 @@
               <w14:ligatures w14:val="standardContextual"/>
             </w:rPr>
           </w:pPr>
-          <w:hyperlink w:anchor="_Toc242839354" w:history="1">
+          <w:hyperlink w:anchor="_Toc242841273" w:history="1">
             <w:r>
               <w:rPr>
                 <w:rStyle w:val="Hyperlink"/>
@@ -1579,7 +1646,7 @@
               <w:rPr>
                 <w:noProof/>
               </w:rPr>
-              <w:instrText xml:space="preserve"> PAGEREF _Toc242839354 \h </w:instrText>
+              <w:instrText xml:space="preserve"> PAGEREF _Toc242841273 \h </w:instrText>
             </w:r>
             <w:r>
               <w:rPr>
@@ -1596,7 +1663,7 @@
               <w:rPr>
                 <w:noProof/>
               </w:rPr>
-              <w:t>26</w:t>
+              <w:t>27</w:t>
             </w:r>
             <w:r>
               <w:rPr>
@@ -1622,7 +1689,7 @@
               <w14:ligatures w14:val="standardContextual"/>
             </w:rPr>
           </w:pPr>
-          <w:hyperlink w:anchor="_Toc242839355" w:history="1">
+          <w:hyperlink w:anchor="_Toc242841274" w:history="1">
             <w:r>
               <w:rPr>
                 <w:rStyle w:val="Hyperlink"/>
@@ -1646,7 +1713,7 @@
               <w:rPr>
                 <w:noProof/>
               </w:rPr>
-              <w:instrText xml:space="preserve"> PAGEREF _Toc242839355 \h </w:instrText>
+              <w:instrText xml:space="preserve"> PAGEREF _Toc242841274 \h </w:instrText>
             </w:r>
             <w:r>
               <w:rPr>
@@ -1663,7 +1730,7 @@
               <w:rPr>
                 <w:noProof/>
               </w:rPr>
-              <w:t>27</w:t>
+              <w:t>28</w:t>
             </w:r>
             <w:r>
               <w:rPr>
@@ -1689,7 +1756,7 @@
       <w:pPr>
         <w:pStyle w:val="Ttulo1"/>
       </w:pPr>
-      <w:bookmarkStart w:id="0" w:name="_Toc242839333"/>
+      <w:bookmarkStart w:id="0" w:name="_Toc242841251"/>
       <w:r>
         <w:rPr>
           <w:color w:val="191B2E"/>
@@ -1814,7 +1881,7 @@
       <w:pPr>
         <w:pStyle w:val="Ttulo2"/>
       </w:pPr>
-      <w:bookmarkStart w:id="1" w:name="_Toc242839334"/>
+      <w:bookmarkStart w:id="1" w:name="_Toc242841252"/>
       <w:r>
         <w:t>1.1 Perfis e o que cada um faz</w:t>
       </w:r>
@@ -1835,7 +1902,7 @@
           <w:left w:w="10" w:type="dxa"/>
           <w:right w:w="10" w:type="dxa"/>
         </w:tblCellMar>
-        <w:tblLook w:val="04A0" w:firstRow="1" w:lastRow="0" w:firstColumn="1" w:lastColumn="0" w:noHBand="0" w:noVBand="1"/>
+        <w:tblLook w:val="0000" w:firstRow="0" w:lastRow="0" w:firstColumn="0" w:lastColumn="0" w:noHBand="0" w:noVBand="0"/>
       </w:tblPr>
       <w:tblGrid>
         <w:gridCol w:w="1716"/>
@@ -2053,7 +2120,7 @@
                 <w:sz w:val="19"/>
                 <w:szCs w:val="19"/>
               </w:rPr>
-              <w:t>Pesquisar jogos publicados; jogar quantas vezes quiser; ver pontuação, gabarito (após jogar), ranking e histórico</w:t>
+              <w:t>Pesquisar jogos publicados; jogar quantas vezes quiser; usar até 3 dicas (revelar letra) por partida; ver pontuação, gabarito (após jogar), ranking e histórico</w:t>
             </w:r>
           </w:p>
         </w:tc>
@@ -2147,7 +2214,7 @@
         </w:rPr>
         <w:lastRenderedPageBreak/>
         <w:drawing>
-          <wp:inline distT="0" distB="0" distL="0" distR="0" wp14:anchorId="6C03AEEE" wp14:editId="645ACCBB">
+          <wp:inline distT="0" distB="0" distL="0" distR="0" wp14:anchorId="26A79B05" wp14:editId="06F2D939">
             <wp:extent cx="3562350" cy="8858250"/>
             <wp:effectExtent l="0" t="0" r="0" b="0"/>
             <wp:docPr id="1" name="Imagem 1"/>
@@ -2206,7 +2273,7 @@
       <w:pPr>
         <w:pStyle w:val="Ttulo1"/>
       </w:pPr>
-      <w:bookmarkStart w:id="2" w:name="_Toc242839335"/>
+      <w:bookmarkStart w:id="2" w:name="_Toc242841253"/>
       <w:r>
         <w:rPr>
           <w:color w:val="191B2E"/>
@@ -2277,10 +2344,10 @@
           <w:noProof/>
         </w:rPr>
         <w:drawing>
-          <wp:inline distT="0" distB="0" distL="0" distR="0" wp14:anchorId="0A6D0DE9" wp14:editId="14BB4D4F">
+          <wp:inline distT="0" distB="0" distL="0" distR="0" wp14:anchorId="2D842158" wp14:editId="41000B4E">
             <wp:extent cx="5905500" cy="4105275"/>
             <wp:effectExtent l="0" t="0" r="0" b="0"/>
-            <wp:docPr id="207643907" name="Imagem 207643907"/>
+            <wp:docPr id="395514322" name="Imagem 395514322"/>
             <wp:cNvGraphicFramePr>
               <a:graphicFrameLocks xmlns:a="http://schemas.openxmlformats.org/drawingml/2006/main" noChangeAspect="1"/>
             </wp:cNvGraphicFramePr>
@@ -2466,7 +2533,7 @@
       <w:pPr>
         <w:pStyle w:val="Ttulo1"/>
       </w:pPr>
-      <w:bookmarkStart w:id="3" w:name="_Toc242839336"/>
+      <w:bookmarkStart w:id="3" w:name="_Toc242841254"/>
       <w:r>
         <w:rPr>
           <w:color w:val="191B2E"/>
@@ -2480,7 +2547,7 @@
       <w:pPr>
         <w:pStyle w:val="Ttulo2"/>
       </w:pPr>
-      <w:bookmarkStart w:id="4" w:name="_Toc242839337"/>
+      <w:bookmarkStart w:id="4" w:name="_Toc242841255"/>
       <w:r>
         <w:t>3.1 Painel — Meus jogos</w:t>
       </w:r>
@@ -2497,10 +2564,10 @@
           <w:noProof/>
         </w:rPr>
         <w:drawing>
-          <wp:inline distT="0" distB="0" distL="0" distR="0" wp14:anchorId="709182DF" wp14:editId="1956A78A">
+          <wp:inline distT="0" distB="0" distL="0" distR="0" wp14:anchorId="39BE7D1D" wp14:editId="5BD289D7">
             <wp:extent cx="5905500" cy="4105275"/>
             <wp:effectExtent l="0" t="0" r="0" b="0"/>
-            <wp:docPr id="1291495669" name="Imagem 1291495669"/>
+            <wp:docPr id="744835705" name="Imagem 744835705"/>
             <wp:cNvGraphicFramePr>
               <a:graphicFrameLocks xmlns:a="http://schemas.openxmlformats.org/drawingml/2006/main" noChangeAspect="1"/>
             </wp:cNvGraphicFramePr>
@@ -2653,7 +2720,7 @@
       <w:pPr>
         <w:pStyle w:val="Ttulo2"/>
       </w:pPr>
-      <w:bookmarkStart w:id="5" w:name="_Toc242839338"/>
+      <w:bookmarkStart w:id="5" w:name="_Toc242841256"/>
       <w:r>
         <w:t>3.2 Criar um jogo</w:t>
       </w:r>
@@ -2732,10 +2799,10 @@
         </w:rPr>
         <w:lastRenderedPageBreak/>
         <w:drawing>
-          <wp:inline distT="0" distB="0" distL="0" distR="0" wp14:anchorId="2C661CCB" wp14:editId="646B7268">
+          <wp:inline distT="0" distB="0" distL="0" distR="0" wp14:anchorId="36FEE1CF" wp14:editId="6B29A0D5">
             <wp:extent cx="5905500" cy="2076450"/>
             <wp:effectExtent l="0" t="0" r="0" b="0"/>
-            <wp:docPr id="482377774" name="Imagem 482377774"/>
+            <wp:docPr id="1742962071" name="Imagem 1742962071"/>
             <wp:cNvGraphicFramePr>
               <a:graphicFrameLocks xmlns:a="http://schemas.openxmlformats.org/drawingml/2006/main" noChangeAspect="1"/>
             </wp:cNvGraphicFramePr>
@@ -2802,7 +2869,7 @@
           <w:left w:w="10" w:type="dxa"/>
           <w:right w:w="10" w:type="dxa"/>
         </w:tblCellMar>
-        <w:tblLook w:val="04A0" w:firstRow="1" w:lastRow="0" w:firstColumn="1" w:lastColumn="0" w:noHBand="0" w:noVBand="1"/>
+        <w:tblLook w:val="0000" w:firstRow="0" w:lastRow="0" w:firstColumn="0" w:lastColumn="0" w:noHBand="0" w:noVBand="0"/>
       </w:tblPr>
       <w:tblGrid>
         <w:gridCol w:w="1493"/>
@@ -3334,10 +3401,10 @@
           <w:noProof/>
         </w:rPr>
         <w:drawing>
-          <wp:inline distT="0" distB="0" distL="0" distR="0" wp14:anchorId="0910F7BF" wp14:editId="6AFD0671">
+          <wp:inline distT="0" distB="0" distL="0" distR="0" wp14:anchorId="370BF507" wp14:editId="60C3EBE0">
             <wp:extent cx="5905500" cy="3228975"/>
             <wp:effectExtent l="0" t="0" r="0" b="0"/>
-            <wp:docPr id="2013153141" name="Imagem 2013153141"/>
+            <wp:docPr id="1866237015" name="Imagem 1866237015"/>
             <wp:cNvGraphicFramePr>
               <a:graphicFrameLocks xmlns:a="http://schemas.openxmlformats.org/drawingml/2006/main" noChangeAspect="1"/>
             </wp:cNvGraphicFramePr>
@@ -3515,10 +3582,10 @@
           <w:noProof/>
         </w:rPr>
         <w:drawing>
-          <wp:inline distT="0" distB="0" distL="0" distR="0" wp14:anchorId="07ED15C4" wp14:editId="2D68A54B">
+          <wp:inline distT="0" distB="0" distL="0" distR="0" wp14:anchorId="573CE483" wp14:editId="56176442">
             <wp:extent cx="5905500" cy="4105275"/>
             <wp:effectExtent l="0" t="0" r="0" b="0"/>
-            <wp:docPr id="2000855688" name="Imagem 2000855688"/>
+            <wp:docPr id="913457430" name="Imagem 913457430"/>
             <wp:cNvGraphicFramePr>
               <a:graphicFrameLocks xmlns:a="http://schemas.openxmlformats.org/drawingml/2006/main" noChangeAspect="1"/>
             </wp:cNvGraphicFramePr>
@@ -3585,7 +3652,7 @@
           <w:left w:w="10" w:type="dxa"/>
           <w:right w:w="10" w:type="dxa"/>
         </w:tblCellMar>
-        <w:tblLook w:val="04A0" w:firstRow="1" w:lastRow="0" w:firstColumn="1" w:lastColumn="0" w:noHBand="0" w:noVBand="1"/>
+        <w:tblLook w:val="0000" w:firstRow="0" w:lastRow="0" w:firstColumn="0" w:lastColumn="0" w:noHBand="0" w:noVBand="0"/>
       </w:tblPr>
       <w:tblGrid>
         <w:gridCol w:w="4474"/>
@@ -4098,10 +4165,10 @@
         </w:rPr>
         <w:lastRenderedPageBreak/>
         <w:drawing>
-          <wp:inline distT="0" distB="0" distL="0" distR="0" wp14:anchorId="229A04B7" wp14:editId="09B3AB7D">
+          <wp:inline distT="0" distB="0" distL="0" distR="0" wp14:anchorId="5A6E1CAE" wp14:editId="4D4F1DD8">
             <wp:extent cx="4867275" cy="8858250"/>
             <wp:effectExtent l="0" t="0" r="0" b="0"/>
-            <wp:docPr id="1318973890" name="Imagem 1318973890"/>
+            <wp:docPr id="1337973426" name="Imagem 1337973426"/>
             <wp:cNvGraphicFramePr>
               <a:graphicFrameLocks xmlns:a="http://schemas.openxmlformats.org/drawingml/2006/main" noChangeAspect="1"/>
             </wp:cNvGraphicFramePr>
@@ -4157,7 +4224,7 @@
       <w:pPr>
         <w:pStyle w:val="Ttulo2"/>
       </w:pPr>
-      <w:bookmarkStart w:id="6" w:name="_Toc242839339"/>
+      <w:bookmarkStart w:id="6" w:name="_Toc242841257"/>
       <w:r>
         <w:lastRenderedPageBreak/>
         <w:t>3.3 Ver o jogo (gabarito)</w:t>
@@ -4175,10 +4242,10 @@
           <w:noProof/>
         </w:rPr>
         <w:drawing>
-          <wp:inline distT="0" distB="0" distL="0" distR="0" wp14:anchorId="4CC68711" wp14:editId="77387AE7">
+          <wp:inline distT="0" distB="0" distL="0" distR="0" wp14:anchorId="6F38D11D" wp14:editId="71BB4A15">
             <wp:extent cx="5905500" cy="6562725"/>
             <wp:effectExtent l="0" t="0" r="0" b="0"/>
-            <wp:docPr id="1268289238" name="Imagem 1268289238"/>
+            <wp:docPr id="893690054" name="Imagem 893690054"/>
             <wp:cNvGraphicFramePr>
               <a:graphicFrameLocks xmlns:a="http://schemas.openxmlformats.org/drawingml/2006/main" noChangeAspect="1"/>
             </wp:cNvGraphicFramePr>
@@ -4362,7 +4429,7 @@
       <w:pPr>
         <w:pStyle w:val="Ttulo2"/>
       </w:pPr>
-      <w:bookmarkStart w:id="7" w:name="_Toc242839340"/>
+      <w:bookmarkStart w:id="7" w:name="_Toc242841258"/>
       <w:r>
         <w:t>3.4 Editar, publicar, arquivar e excluir</w:t>
       </w:r>
@@ -4398,10 +4465,10 @@
         </w:rPr>
         <w:lastRenderedPageBreak/>
         <w:drawing>
-          <wp:inline distT="0" distB="0" distL="0" distR="0" wp14:anchorId="4CCFE70E" wp14:editId="5EDFD6BB">
+          <wp:inline distT="0" distB="0" distL="0" distR="0" wp14:anchorId="3915EDE8" wp14:editId="1954B4E0">
             <wp:extent cx="5905500" cy="4105275"/>
             <wp:effectExtent l="0" t="0" r="0" b="0"/>
-            <wp:docPr id="130230253" name="Imagem 130230253"/>
+            <wp:docPr id="1884024786" name="Imagem 1884024786"/>
             <wp:cNvGraphicFramePr>
               <a:graphicFrameLocks xmlns:a="http://schemas.openxmlformats.org/drawingml/2006/main" noChangeAspect="1"/>
             </wp:cNvGraphicFramePr>
@@ -4622,7 +4689,7 @@
       <w:pPr>
         <w:pStyle w:val="Ttulo2"/>
       </w:pPr>
-      <w:bookmarkStart w:id="8" w:name="_Toc242839341"/>
+      <w:bookmarkStart w:id="8" w:name="_Toc242841259"/>
       <w:r>
         <w:t>3.5 Acompanhar os resultados</w:t>
       </w:r>
@@ -4664,10 +4731,10 @@
           <w:noProof/>
         </w:rPr>
         <w:drawing>
-          <wp:inline distT="0" distB="0" distL="0" distR="0" wp14:anchorId="4C3DAB2F" wp14:editId="74DD0F73">
+          <wp:inline distT="0" distB="0" distL="0" distR="0" wp14:anchorId="61ABB5D0" wp14:editId="136ACE7F">
             <wp:extent cx="5905500" cy="1685925"/>
             <wp:effectExtent l="0" t="0" r="0" b="0"/>
-            <wp:docPr id="1720602274" name="Imagem 1720602274"/>
+            <wp:docPr id="620203340" name="Imagem 620203340"/>
             <wp:cNvGraphicFramePr>
               <a:graphicFrameLocks xmlns:a="http://schemas.openxmlformats.org/drawingml/2006/main" noChangeAspect="1"/>
             </wp:cNvGraphicFramePr>
@@ -4747,10 +4814,10 @@
           <w:noProof/>
         </w:rPr>
         <w:drawing>
-          <wp:inline distT="0" distB="0" distL="0" distR="0" wp14:anchorId="5FA6A5C3" wp14:editId="173214C4">
-            <wp:extent cx="5905500" cy="1685925"/>
+          <wp:inline distT="0" distB="0" distL="0" distR="0" wp14:anchorId="0380A120" wp14:editId="78B20AEF">
+            <wp:extent cx="5905500" cy="2124075"/>
             <wp:effectExtent l="0" t="0" r="0" b="0"/>
-            <wp:docPr id="1495470555" name="Imagem 1495470555"/>
+            <wp:docPr id="1433875804" name="Imagem 1433875804"/>
             <wp:cNvGraphicFramePr>
               <a:graphicFrameLocks xmlns:a="http://schemas.openxmlformats.org/drawingml/2006/main" noChangeAspect="1"/>
             </wp:cNvGraphicFramePr>
@@ -4773,7 +4840,7 @@
                   <pic:spPr bwMode="auto">
                     <a:xfrm>
                       <a:off x="0" y="0"/>
-                      <a:ext cx="5905500" cy="1685925"/>
+                      <a:ext cx="5905500" cy="2124075"/>
                     </a:xfrm>
                     <a:prstGeom prst="rect">
                       <a:avLst/>
@@ -4817,7 +4884,7 @@
           <w:left w:w="10" w:type="dxa"/>
           <w:right w:w="10" w:type="dxa"/>
         </w:tblCellMar>
-        <w:tblLook w:val="04A0" w:firstRow="1" w:lastRow="0" w:firstColumn="1" w:lastColumn="0" w:noHBand="0" w:noVBand="1"/>
+        <w:tblLook w:val="0000" w:firstRow="0" w:lastRow="0" w:firstColumn="0" w:lastColumn="0" w:noHBand="0" w:noVBand="0"/>
       </w:tblPr>
       <w:tblGrid>
         <w:gridCol w:w="1865"/>
@@ -5238,7 +5305,7 @@
                 <w:sz w:val="19"/>
                 <w:szCs w:val="19"/>
               </w:rPr>
-              <w:t>Pontuação final (seção 4.5)</w:t>
+              <w:t>Pontuação final (seção 4.6)</w:t>
             </w:r>
           </w:p>
         </w:tc>
@@ -5253,7 +5320,7 @@
       <w:pPr>
         <w:pStyle w:val="Ttulo2"/>
       </w:pPr>
-      <w:bookmarkStart w:id="9" w:name="_Toc242839342"/>
+      <w:bookmarkStart w:id="9" w:name="_Toc242841260"/>
       <w:r>
         <w:t>3.6 Solicitar uma disciplina nova</w:t>
       </w:r>
@@ -5374,10 +5441,10 @@
         </w:rPr>
         <w:lastRenderedPageBreak/>
         <w:drawing>
-          <wp:inline distT="0" distB="0" distL="0" distR="0" wp14:anchorId="77535E65" wp14:editId="54593590">
+          <wp:inline distT="0" distB="0" distL="0" distR="0" wp14:anchorId="615A6982" wp14:editId="648E95A3">
             <wp:extent cx="5905500" cy="4105275"/>
             <wp:effectExtent l="0" t="0" r="0" b="0"/>
-            <wp:docPr id="606435008" name="Imagem 606435008"/>
+            <wp:docPr id="644937975" name="Imagem 644937975"/>
             <wp:cNvGraphicFramePr>
               <a:graphicFrameLocks xmlns:a="http://schemas.openxmlformats.org/drawingml/2006/main" noChangeAspect="1"/>
             </wp:cNvGraphicFramePr>
@@ -5433,7 +5500,7 @@
       <w:pPr>
         <w:pStyle w:val="Ttulo1"/>
       </w:pPr>
-      <w:bookmarkStart w:id="10" w:name="_Toc242839343"/>
+      <w:bookmarkStart w:id="10" w:name="_Toc242841261"/>
       <w:r>
         <w:rPr>
           <w:color w:val="191B2E"/>
@@ -5447,7 +5514,7 @@
       <w:pPr>
         <w:pStyle w:val="Ttulo2"/>
       </w:pPr>
-      <w:bookmarkStart w:id="11" w:name="_Toc242839344"/>
+      <w:bookmarkStart w:id="11" w:name="_Toc242841262"/>
       <w:r>
         <w:t>4.1 Buscar jogos</w:t>
       </w:r>
@@ -5464,10 +5531,10 @@
           <w:noProof/>
         </w:rPr>
         <w:drawing>
-          <wp:inline distT="0" distB="0" distL="0" distR="0" wp14:anchorId="7D68AC4D" wp14:editId="33A701C1">
+          <wp:inline distT="0" distB="0" distL="0" distR="0" wp14:anchorId="4D0F8041" wp14:editId="66B828FC">
             <wp:extent cx="5905500" cy="4105275"/>
             <wp:effectExtent l="0" t="0" r="0" b="0"/>
-            <wp:docPr id="1394519790" name="Imagem 1394519790"/>
+            <wp:docPr id="137026908" name="Imagem 137026908"/>
             <wp:cNvGraphicFramePr>
               <a:graphicFrameLocks xmlns:a="http://schemas.openxmlformats.org/drawingml/2006/main" noChangeAspect="1"/>
             </wp:cNvGraphicFramePr>
@@ -5553,7 +5620,7 @@
           <w:left w:w="10" w:type="dxa"/>
           <w:right w:w="10" w:type="dxa"/>
         </w:tblCellMar>
-        <w:tblLook w:val="04A0" w:firstRow="1" w:lastRow="0" w:firstColumn="1" w:lastColumn="0" w:noHBand="0" w:noVBand="1"/>
+        <w:tblLook w:val="0000" w:firstRow="0" w:lastRow="0" w:firstColumn="0" w:lastColumn="0" w:noHBand="0" w:noVBand="0"/>
       </w:tblPr>
       <w:tblGrid>
         <w:gridCol w:w="2029"/>
@@ -5973,10 +6040,10 @@
         </w:rPr>
         <w:lastRenderedPageBreak/>
         <w:drawing>
-          <wp:inline distT="0" distB="0" distL="0" distR="0" wp14:anchorId="28FB25A7" wp14:editId="45E037A8">
+          <wp:inline distT="0" distB="0" distL="0" distR="0" wp14:anchorId="4209308D" wp14:editId="7598655D">
             <wp:extent cx="5905500" cy="4105275"/>
             <wp:effectExtent l="0" t="0" r="0" b="0"/>
-            <wp:docPr id="2108150543" name="Imagem 2108150543"/>
+            <wp:docPr id="897792509" name="Imagem 897792509"/>
             <wp:cNvGraphicFramePr>
               <a:graphicFrameLocks xmlns:a="http://schemas.openxmlformats.org/drawingml/2006/main" noChangeAspect="1"/>
             </wp:cNvGraphicFramePr>
@@ -6032,7 +6099,7 @@
       <w:pPr>
         <w:pStyle w:val="Ttulo2"/>
       </w:pPr>
-      <w:bookmarkStart w:id="12" w:name="_Toc242839345"/>
+      <w:bookmarkStart w:id="12" w:name="_Toc242841263"/>
       <w:r>
         <w:lastRenderedPageBreak/>
         <w:t>4.2 Página do jogo</w:t>
@@ -6050,10 +6117,10 @@
           <w:noProof/>
         </w:rPr>
         <w:drawing>
-          <wp:inline distT="0" distB="0" distL="0" distR="0" wp14:anchorId="45C40684" wp14:editId="0C3AD1AB">
+          <wp:inline distT="0" distB="0" distL="0" distR="0" wp14:anchorId="7275A04F" wp14:editId="2593FCE6">
             <wp:extent cx="5905500" cy="5448300"/>
             <wp:effectExtent l="0" t="0" r="0" b="0"/>
-            <wp:docPr id="1348574778" name="Imagem 1348574778"/>
+            <wp:docPr id="634067666" name="Imagem 634067666"/>
             <wp:cNvGraphicFramePr>
               <a:graphicFrameLocks xmlns:a="http://schemas.openxmlformats.org/drawingml/2006/main" noChangeAspect="1"/>
             </wp:cNvGraphicFramePr>
@@ -6220,7 +6287,7 @@
       <w:pPr>
         <w:pStyle w:val="Ttulo2"/>
       </w:pPr>
-      <w:bookmarkStart w:id="13" w:name="_Toc242839346"/>
+      <w:bookmarkStart w:id="13" w:name="_Toc242841264"/>
       <w:r>
         <w:lastRenderedPageBreak/>
         <w:t>4.3 Jogar</w:t>
@@ -6238,10 +6305,10 @@
           <w:noProof/>
         </w:rPr>
         <w:drawing>
-          <wp:inline distT="0" distB="0" distL="0" distR="0" wp14:anchorId="478A4D2F" wp14:editId="1FBFE988">
+          <wp:inline distT="0" distB="0" distL="0" distR="0" wp14:anchorId="3959C352" wp14:editId="43A6EA5E">
             <wp:extent cx="5905500" cy="4105275"/>
             <wp:effectExtent l="0" t="0" r="0" b="0"/>
-            <wp:docPr id="564616178" name="Imagem 564616178"/>
+            <wp:docPr id="307682041" name="Imagem 307682041"/>
             <wp:cNvGraphicFramePr>
               <a:graphicFrameLocks xmlns:a="http://schemas.openxmlformats.org/drawingml/2006/main" noChangeAspect="1"/>
             </wp:cNvGraphicFramePr>
@@ -6382,7 +6449,7 @@
           <w:left w:w="10" w:type="dxa"/>
           <w:right w:w="10" w:type="dxa"/>
         </w:tblCellMar>
-        <w:tblLook w:val="04A0" w:firstRow="1" w:lastRow="0" w:firstColumn="1" w:lastColumn="0" w:noHBand="0" w:noVBand="1"/>
+        <w:tblLook w:val="0000" w:firstRow="0" w:lastRow="0" w:firstColumn="0" w:lastColumn="0" w:noHBand="0" w:noVBand="0"/>
       </w:tblPr>
       <w:tblGrid>
         <w:gridCol w:w="3066"/>
@@ -6826,7 +6893,7 @@
       <w:pPr>
         <w:pStyle w:val="Ttulo2"/>
       </w:pPr>
-      <w:bookmarkStart w:id="14" w:name="_Toc242839347"/>
+      <w:bookmarkStart w:id="14" w:name="_Toc242841265"/>
       <w:r>
         <w:lastRenderedPageBreak/>
         <w:t>4.4 Conferir e terminar</w:t>
@@ -6873,10 +6940,10 @@
           <w:noProof/>
         </w:rPr>
         <w:drawing>
-          <wp:inline distT="0" distB="0" distL="0" distR="0" wp14:anchorId="206EB7A3" wp14:editId="5287A8A7">
+          <wp:inline distT="0" distB="0" distL="0" distR="0" wp14:anchorId="757A0039" wp14:editId="64677002">
             <wp:extent cx="5905500" cy="4105275"/>
             <wp:effectExtent l="0" t="0" r="0" b="0"/>
-            <wp:docPr id="887405856" name="Imagem 887405856"/>
+            <wp:docPr id="414740084" name="Imagem 414740084"/>
             <wp:cNvGraphicFramePr>
               <a:graphicFrameLocks xmlns:a="http://schemas.openxmlformats.org/drawingml/2006/main" noChangeAspect="1"/>
             </wp:cNvGraphicFramePr>
@@ -6961,7 +7028,7 @@
         <w:spacing w:after="80" w:line="276" w:lineRule="auto"/>
       </w:pPr>
       <w:r>
-        <w:t>Quanto antes você acertar cada palavra, mais pontos ela vale (seção 4.5).</w:t>
+        <w:t>Quanto antes você acertar cada palavra, mais pontos ela vale (seção 4.6).</w:t>
       </w:r>
     </w:p>
     <w:p>
@@ -7057,10 +7124,10 @@
         </w:rPr>
         <w:lastRenderedPageBreak/>
         <w:drawing>
-          <wp:inline distT="0" distB="0" distL="0" distR="0" wp14:anchorId="395DF09A" wp14:editId="63E406EE">
-            <wp:extent cx="2686050" cy="8858250"/>
+          <wp:inline distT="0" distB="0" distL="0" distR="0" wp14:anchorId="6F40ECBE" wp14:editId="28C72412">
+            <wp:extent cx="3267075" cy="8858250"/>
             <wp:effectExtent l="0" t="0" r="0" b="0"/>
-            <wp:docPr id="813052525" name="Imagem 813052525"/>
+            <wp:docPr id="847053058" name="Imagem 847053058"/>
             <wp:cNvGraphicFramePr>
               <a:graphicFrameLocks xmlns:a="http://schemas.openxmlformats.org/drawingml/2006/main" noChangeAspect="1"/>
             </wp:cNvGraphicFramePr>
@@ -7083,7 +7150,7 @@
                   <pic:spPr bwMode="auto">
                     <a:xfrm>
                       <a:off x="0" y="0"/>
-                      <a:ext cx="2686050" cy="8858250"/>
+                      <a:ext cx="3267075" cy="8858250"/>
                     </a:xfrm>
                     <a:prstGeom prst="rect">
                       <a:avLst/>
@@ -7124,10 +7191,10 @@
         </w:rPr>
         <w:lastRenderedPageBreak/>
         <w:drawing>
-          <wp:inline distT="0" distB="0" distL="0" distR="0" wp14:anchorId="3DEAC123" wp14:editId="72002C09">
+          <wp:inline distT="0" distB="0" distL="0" distR="0" wp14:anchorId="7ABF8181" wp14:editId="1FD83032">
             <wp:extent cx="5905500" cy="4648200"/>
             <wp:effectExtent l="0" t="0" r="0" b="0"/>
-            <wp:docPr id="908429601" name="Imagem 908429601"/>
+            <wp:docPr id="2021352458" name="Imagem 2021352458"/>
             <wp:cNvGraphicFramePr>
               <a:graphicFrameLocks xmlns:a="http://schemas.openxmlformats.org/drawingml/2006/main" noChangeAspect="1"/>
             </wp:cNvGraphicFramePr>
@@ -7183,12 +7250,108 @@
       <w:pPr>
         <w:pStyle w:val="Ttulo2"/>
       </w:pPr>
-      <w:bookmarkStart w:id="15" w:name="_Toc242839348"/>
-      <w:r>
-        <w:lastRenderedPageBreak/>
-        <w:t>4.5 Resultado e pontuação</w:t>
+      <w:bookmarkStart w:id="15" w:name="_Toc242841266"/>
+      <w:r>
+        <w:t>4.5 Dica: revelar letra</w:t>
       </w:r>
       <w:bookmarkEnd w:id="15"/>
+    </w:p>
+    <w:p>
+      <w:pPr>
+        <w:keepNext/>
+        <w:spacing w:after="140" w:line="288" w:lineRule="auto"/>
+      </w:pPr>
+      <w:r>
+        <w:t xml:space="preserve">Travou numa palavra? Use a dica </w:t>
+      </w:r>
+      <w:r>
+        <w:rPr>
+          <w:b/>
+          <w:bCs/>
+        </w:rPr>
+        <w:t>💡</w:t>
+      </w:r>
+      <w:r>
+        <w:rPr>
+          <w:b/>
+          <w:bCs/>
+        </w:rPr>
+        <w:t xml:space="preserve"> Revelar letra</w:t>
+      </w:r>
+      <w:r>
+        <w:t>:</w:t>
+      </w:r>
+    </w:p>
+    <w:p>
+      <w:pPr>
+        <w:pStyle w:val="PargrafodaLista"/>
+        <w:numPr>
+          <w:ilvl w:val="0"/>
+          <w:numId w:val="9"/>
+        </w:numPr>
+        <w:spacing w:after="80" w:line="276" w:lineRule="auto"/>
+      </w:pPr>
+      <w:r>
+        <w:t>Selecione a palavra (clique numa casa dela ou na dica da lista).</w:t>
+      </w:r>
+    </w:p>
+    <w:p>
+      <w:pPr>
+        <w:pStyle w:val="PargrafodaLista"/>
+        <w:numPr>
+          <w:ilvl w:val="0"/>
+          <w:numId w:val="9"/>
+        </w:numPr>
+        <w:spacing w:after="80" w:line="276" w:lineRule="auto"/>
+      </w:pPr>
+      <w:r>
+        <w:t xml:space="preserve">Clique em </w:t>
+      </w:r>
+      <w:r>
+        <w:rPr>
+          <w:b/>
+          <w:bCs/>
+        </w:rPr>
+        <w:t>💡</w:t>
+      </w:r>
+      <w:r>
+        <w:rPr>
+          <w:b/>
+          <w:bCs/>
+        </w:rPr>
+        <w:t xml:space="preserve"> Revelar letra (N)</w:t>
+      </w:r>
+      <w:r>
+        <w:t>. O número entre parênteses é quantas dicas ainda restam.</w:t>
+      </w:r>
+    </w:p>
+    <w:p>
+      <w:pPr>
+        <w:pStyle w:val="PargrafodaLista"/>
+        <w:numPr>
+          <w:ilvl w:val="0"/>
+          <w:numId w:val="9"/>
+        </w:numPr>
+        <w:spacing w:after="80" w:line="276" w:lineRule="auto"/>
+      </w:pPr>
+      <w:r>
+        <w:t xml:space="preserve">Confirme. O sistema preenche a </w:t>
+      </w:r>
+      <w:r>
+        <w:rPr>
+          <w:b/>
+          <w:bCs/>
+        </w:rPr>
+        <w:t>primeira casa vazia</w:t>
+      </w:r>
+      <w:r>
+        <w:t xml:space="preserve"> dessa palavra com a letra certa.</w:t>
+      </w:r>
+    </w:p>
+    <w:p>
+      <w:pPr>
+        <w:spacing w:after="60"/>
+      </w:pPr>
     </w:p>
     <w:p>
       <w:pPr>
@@ -7200,11 +7363,12 @@
         <w:rPr>
           <w:noProof/>
         </w:rPr>
+        <w:lastRenderedPageBreak/>
         <w:drawing>
-          <wp:inline distT="0" distB="0" distL="0" distR="0" wp14:anchorId="0BA64AB0" wp14:editId="058BE755">
-            <wp:extent cx="5905500" cy="6181725"/>
+          <wp:inline distT="0" distB="0" distL="0" distR="0" wp14:anchorId="43BDAB3B" wp14:editId="5E5ED1B2">
+            <wp:extent cx="5905500" cy="4105275"/>
             <wp:effectExtent l="0" t="0" r="0" b="0"/>
-            <wp:docPr id="1216995398" name="Imagem 1216995398"/>
+            <wp:docPr id="1870440383" name="Imagem 1870440383"/>
             <wp:cNvGraphicFramePr>
               <a:graphicFrameLocks xmlns:a="http://schemas.openxmlformats.org/drawingml/2006/main" noChangeAspect="1"/>
             </wp:cNvGraphicFramePr>
@@ -7227,7 +7391,7 @@
                   <pic:spPr bwMode="auto">
                     <a:xfrm>
                       <a:off x="0" y="0"/>
-                      <a:ext cx="5905500" cy="6181725"/>
+                      <a:ext cx="5905500" cy="4105275"/>
                     </a:xfrm>
                     <a:prstGeom prst="rect">
                       <a:avLst/>
@@ -7253,32 +7417,7 @@
           <w:sz w:val="18"/>
           <w:szCs w:val="18"/>
         </w:rPr>
-        <w:t>Figura 20 — Resultado da partida</w:t>
-      </w:r>
-    </w:p>
-    <w:p>
-      <w:pPr>
-        <w:keepNext/>
-        <w:spacing w:after="140" w:line="288" w:lineRule="auto"/>
-      </w:pPr>
-      <w:r>
-        <w:t>A pontuação é calculada assim:</w:t>
-      </w:r>
-    </w:p>
-    <w:p>
-      <w:pPr>
-        <w:keepNext/>
-        <w:spacing w:after="140" w:line="288" w:lineRule="auto"/>
-      </w:pPr>
-      <w:r>
-        <w:rPr>
-          <w:b/>
-          <w:bCs/>
-        </w:rPr>
-        <w:t>1. Cada palavra certa vale até 100 pontos</w:t>
-      </w:r>
-      <w:r>
-        <w:t>, conforme a conferência em que foi acertada:</w:t>
+        <w:t>Figura 20 — Dica: letras reveladas</w:t>
       </w:r>
     </w:p>
     <w:tbl>
@@ -7296,11 +7435,11 @@
           <w:left w:w="10" w:type="dxa"/>
           <w:right w:w="10" w:type="dxa"/>
         </w:tblCellMar>
-        <w:tblLook w:val="04A0" w:firstRow="1" w:lastRow="0" w:firstColumn="1" w:lastColumn="0" w:noHBand="0" w:noVBand="1"/>
+        <w:tblLook w:val="0000" w:firstRow="0" w:lastRow="0" w:firstColumn="0" w:lastColumn="0" w:noHBand="0" w:noVBand="0"/>
       </w:tblPr>
       <w:tblGrid>
-        <w:gridCol w:w="6884"/>
-        <w:gridCol w:w="2754"/>
+        <w:gridCol w:w="1823"/>
+        <w:gridCol w:w="7815"/>
       </w:tblGrid>
       <w:tr>
         <w:tblPrEx>
@@ -7314,7 +7453,7 @@
         </w:trPr>
         <w:tc>
           <w:tcPr>
-            <w:tcW w:w="6884" w:type="dxa"/>
+            <w:tcW w:w="1823" w:type="dxa"/>
             <w:tcBorders>
               <w:top w:val="single" w:sz="4" w:space="0" w:color="D9DAE6"/>
               <w:left w:val="single" w:sz="4" w:space="0" w:color="D9DAE6"/>
@@ -7340,13 +7479,13 @@
                 <w:sz w:val="19"/>
                 <w:szCs w:val="19"/>
               </w:rPr>
-              <w:t>Acertou na</w:t>
-            </w:r>
-          </w:p>
-        </w:tc>
-        <w:tc>
-          <w:tcPr>
-            <w:tcW w:w="2754" w:type="dxa"/>
+              <w:t>Regra</w:t>
+            </w:r>
+          </w:p>
+        </w:tc>
+        <w:tc>
+          <w:tcPr>
+            <w:tcW w:w="7815" w:type="dxa"/>
             <w:tcBorders>
               <w:top w:val="single" w:sz="4" w:space="0" w:color="D9DAE6"/>
               <w:left w:val="single" w:sz="4" w:space="0" w:color="D9DAE6"/>
@@ -7372,7 +7511,7 @@
                 <w:sz w:val="19"/>
                 <w:szCs w:val="19"/>
               </w:rPr>
-              <w:t>Vale</w:t>
+              <w:t>Como funciona</w:t>
             </w:r>
           </w:p>
         </w:tc>
@@ -7389,59 +7528,75 @@
         </w:trPr>
         <w:tc>
           <w:tcPr>
-            <w:tcW w:w="6884" w:type="dxa"/>
-            <w:tcBorders>
-              <w:top w:val="single" w:sz="4" w:space="0" w:color="D9DAE6"/>
-              <w:left w:val="single" w:sz="4" w:space="0" w:color="D9DAE6"/>
-              <w:bottom w:val="single" w:sz="4" w:space="0" w:color="D9DAE6"/>
-              <w:right w:val="single" w:sz="4" w:space="0" w:color="D9DAE6"/>
-            </w:tcBorders>
-            <w:tcMar>
-              <w:top w:w="60" w:type="dxa"/>
-              <w:left w:w="100" w:type="dxa"/>
-              <w:bottom w:w="60" w:type="dxa"/>
-              <w:right w:w="100" w:type="dxa"/>
-            </w:tcMar>
-          </w:tcPr>
-          <w:p>
-            <w:pPr>
-              <w:spacing w:line="252" w:lineRule="auto"/>
-            </w:pPr>
-            <w:r>
-              <w:rPr>
-                <w:sz w:val="19"/>
-                <w:szCs w:val="19"/>
-              </w:rPr>
-              <w:t>1ª conferência</w:t>
-            </w:r>
-          </w:p>
-        </w:tc>
-        <w:tc>
-          <w:tcPr>
-            <w:tcW w:w="2754" w:type="dxa"/>
-            <w:tcBorders>
-              <w:top w:val="single" w:sz="4" w:space="0" w:color="D9DAE6"/>
-              <w:left w:val="single" w:sz="4" w:space="0" w:color="D9DAE6"/>
-              <w:bottom w:val="single" w:sz="4" w:space="0" w:color="D9DAE6"/>
-              <w:right w:val="single" w:sz="4" w:space="0" w:color="D9DAE6"/>
-            </w:tcBorders>
-            <w:tcMar>
-              <w:top w:w="60" w:type="dxa"/>
-              <w:left w:w="100" w:type="dxa"/>
-              <w:bottom w:w="60" w:type="dxa"/>
-              <w:right w:w="100" w:type="dxa"/>
-            </w:tcMar>
-          </w:tcPr>
-          <w:p>
-            <w:pPr>
-              <w:spacing w:line="252" w:lineRule="auto"/>
-            </w:pPr>
-            <w:r>
-              <w:rPr>
-                <w:sz w:val="19"/>
-                <w:szCs w:val="19"/>
-              </w:rPr>
-              <w:t>100</w:t>
+            <w:tcW w:w="1823" w:type="dxa"/>
+            <w:tcBorders>
+              <w:top w:val="single" w:sz="4" w:space="0" w:color="D9DAE6"/>
+              <w:left w:val="single" w:sz="4" w:space="0" w:color="D9DAE6"/>
+              <w:bottom w:val="single" w:sz="4" w:space="0" w:color="D9DAE6"/>
+              <w:right w:val="single" w:sz="4" w:space="0" w:color="D9DAE6"/>
+            </w:tcBorders>
+            <w:tcMar>
+              <w:top w:w="60" w:type="dxa"/>
+              <w:left w:w="100" w:type="dxa"/>
+              <w:bottom w:w="60" w:type="dxa"/>
+              <w:right w:w="100" w:type="dxa"/>
+            </w:tcMar>
+          </w:tcPr>
+          <w:p>
+            <w:pPr>
+              <w:spacing w:line="252" w:lineRule="auto"/>
+            </w:pPr>
+            <w:r>
+              <w:rPr>
+                <w:sz w:val="19"/>
+                <w:szCs w:val="19"/>
+              </w:rPr>
+              <w:t>Quantas</w:t>
+            </w:r>
+          </w:p>
+        </w:tc>
+        <w:tc>
+          <w:tcPr>
+            <w:tcW w:w="7815" w:type="dxa"/>
+            <w:tcBorders>
+              <w:top w:val="single" w:sz="4" w:space="0" w:color="D9DAE6"/>
+              <w:left w:val="single" w:sz="4" w:space="0" w:color="D9DAE6"/>
+              <w:bottom w:val="single" w:sz="4" w:space="0" w:color="D9DAE6"/>
+              <w:right w:val="single" w:sz="4" w:space="0" w:color="D9DAE6"/>
+            </w:tcBorders>
+            <w:tcMar>
+              <w:top w:w="60" w:type="dxa"/>
+              <w:left w:w="100" w:type="dxa"/>
+              <w:bottom w:w="60" w:type="dxa"/>
+              <w:right w:w="100" w:type="dxa"/>
+            </w:tcMar>
+          </w:tcPr>
+          <w:p>
+            <w:pPr>
+              <w:spacing w:line="252" w:lineRule="auto"/>
+            </w:pPr>
+            <w:r>
+              <w:rPr>
+                <w:sz w:val="19"/>
+                <w:szCs w:val="19"/>
+              </w:rPr>
+              <w:t xml:space="preserve">Até </w:t>
+            </w:r>
+            <w:r>
+              <w:rPr>
+                <w:b/>
+                <w:bCs/>
+                <w:sz w:val="19"/>
+                <w:szCs w:val="19"/>
+              </w:rPr>
+              <w:t>3 dicas</w:t>
+            </w:r>
+            <w:r>
+              <w:rPr>
+                <w:sz w:val="19"/>
+                <w:szCs w:val="19"/>
+              </w:rPr>
+              <w:t xml:space="preserve"> por partida</w:t>
             </w:r>
           </w:p>
         </w:tc>
@@ -7458,59 +7613,75 @@
         </w:trPr>
         <w:tc>
           <w:tcPr>
-            <w:tcW w:w="6884" w:type="dxa"/>
-            <w:tcBorders>
-              <w:top w:val="single" w:sz="4" w:space="0" w:color="D9DAE6"/>
-              <w:left w:val="single" w:sz="4" w:space="0" w:color="D9DAE6"/>
-              <w:bottom w:val="single" w:sz="4" w:space="0" w:color="D9DAE6"/>
-              <w:right w:val="single" w:sz="4" w:space="0" w:color="D9DAE6"/>
-            </w:tcBorders>
-            <w:tcMar>
-              <w:top w:w="60" w:type="dxa"/>
-              <w:left w:w="100" w:type="dxa"/>
-              <w:bottom w:w="60" w:type="dxa"/>
-              <w:right w:w="100" w:type="dxa"/>
-            </w:tcMar>
-          </w:tcPr>
-          <w:p>
-            <w:pPr>
-              <w:spacing w:line="252" w:lineRule="auto"/>
-            </w:pPr>
-            <w:r>
-              <w:rPr>
-                <w:sz w:val="19"/>
-                <w:szCs w:val="19"/>
-              </w:rPr>
-              <w:t>2ª</w:t>
-            </w:r>
-          </w:p>
-        </w:tc>
-        <w:tc>
-          <w:tcPr>
-            <w:tcW w:w="2754" w:type="dxa"/>
-            <w:tcBorders>
-              <w:top w:val="single" w:sz="4" w:space="0" w:color="D9DAE6"/>
-              <w:left w:val="single" w:sz="4" w:space="0" w:color="D9DAE6"/>
-              <w:bottom w:val="single" w:sz="4" w:space="0" w:color="D9DAE6"/>
-              <w:right w:val="single" w:sz="4" w:space="0" w:color="D9DAE6"/>
-            </w:tcBorders>
-            <w:tcMar>
-              <w:top w:w="60" w:type="dxa"/>
-              <w:left w:w="100" w:type="dxa"/>
-              <w:bottom w:w="60" w:type="dxa"/>
-              <w:right w:w="100" w:type="dxa"/>
-            </w:tcMar>
-          </w:tcPr>
-          <w:p>
-            <w:pPr>
-              <w:spacing w:line="252" w:lineRule="auto"/>
-            </w:pPr>
-            <w:r>
-              <w:rPr>
-                <w:sz w:val="19"/>
-                <w:szCs w:val="19"/>
-              </w:rPr>
-              <w:t>70</w:t>
+            <w:tcW w:w="1823" w:type="dxa"/>
+            <w:tcBorders>
+              <w:top w:val="single" w:sz="4" w:space="0" w:color="D9DAE6"/>
+              <w:left w:val="single" w:sz="4" w:space="0" w:color="D9DAE6"/>
+              <w:bottom w:val="single" w:sz="4" w:space="0" w:color="D9DAE6"/>
+              <w:right w:val="single" w:sz="4" w:space="0" w:color="D9DAE6"/>
+            </w:tcBorders>
+            <w:tcMar>
+              <w:top w:w="60" w:type="dxa"/>
+              <w:left w:w="100" w:type="dxa"/>
+              <w:bottom w:w="60" w:type="dxa"/>
+              <w:right w:w="100" w:type="dxa"/>
+            </w:tcMar>
+          </w:tcPr>
+          <w:p>
+            <w:pPr>
+              <w:spacing w:line="252" w:lineRule="auto"/>
+            </w:pPr>
+            <w:r>
+              <w:rPr>
+                <w:sz w:val="19"/>
+                <w:szCs w:val="19"/>
+              </w:rPr>
+              <w:t>Qual casa</w:t>
+            </w:r>
+          </w:p>
+        </w:tc>
+        <w:tc>
+          <w:tcPr>
+            <w:tcW w:w="7815" w:type="dxa"/>
+            <w:tcBorders>
+              <w:top w:val="single" w:sz="4" w:space="0" w:color="D9DAE6"/>
+              <w:left w:val="single" w:sz="4" w:space="0" w:color="D9DAE6"/>
+              <w:bottom w:val="single" w:sz="4" w:space="0" w:color="D9DAE6"/>
+              <w:right w:val="single" w:sz="4" w:space="0" w:color="D9DAE6"/>
+            </w:tcBorders>
+            <w:tcMar>
+              <w:top w:w="60" w:type="dxa"/>
+              <w:left w:w="100" w:type="dxa"/>
+              <w:bottom w:w="60" w:type="dxa"/>
+              <w:right w:w="100" w:type="dxa"/>
+            </w:tcMar>
+          </w:tcPr>
+          <w:p>
+            <w:pPr>
+              <w:spacing w:line="252" w:lineRule="auto"/>
+            </w:pPr>
+            <w:r>
+              <w:rPr>
+                <w:sz w:val="19"/>
+                <w:szCs w:val="19"/>
+              </w:rPr>
+              <w:t xml:space="preserve">A primeira casa </w:t>
+            </w:r>
+            <w:r>
+              <w:rPr>
+                <w:b/>
+                <w:bCs/>
+                <w:sz w:val="19"/>
+                <w:szCs w:val="19"/>
+              </w:rPr>
+              <w:t>vazia</w:t>
+            </w:r>
+            <w:r>
+              <w:rPr>
+                <w:sz w:val="19"/>
+                <w:szCs w:val="19"/>
+              </w:rPr>
+              <w:t xml:space="preserve"> da palavra; se estiver toda preenchida, a primeira ainda não revelada. A dica nunca indica se o que você digitou está certo</w:t>
             </w:r>
           </w:p>
         </w:tc>
@@ -7527,59 +7698,91 @@
         </w:trPr>
         <w:tc>
           <w:tcPr>
-            <w:tcW w:w="6884" w:type="dxa"/>
-            <w:tcBorders>
-              <w:top w:val="single" w:sz="4" w:space="0" w:color="D9DAE6"/>
-              <w:left w:val="single" w:sz="4" w:space="0" w:color="D9DAE6"/>
-              <w:bottom w:val="single" w:sz="4" w:space="0" w:color="D9DAE6"/>
-              <w:right w:val="single" w:sz="4" w:space="0" w:color="D9DAE6"/>
-            </w:tcBorders>
-            <w:tcMar>
-              <w:top w:w="60" w:type="dxa"/>
-              <w:left w:w="100" w:type="dxa"/>
-              <w:bottom w:w="60" w:type="dxa"/>
-              <w:right w:w="100" w:type="dxa"/>
-            </w:tcMar>
-          </w:tcPr>
-          <w:p>
-            <w:pPr>
-              <w:spacing w:line="252" w:lineRule="auto"/>
-            </w:pPr>
-            <w:r>
-              <w:rPr>
-                <w:sz w:val="19"/>
-                <w:szCs w:val="19"/>
-              </w:rPr>
-              <w:t>3ª</w:t>
-            </w:r>
-          </w:p>
-        </w:tc>
-        <w:tc>
-          <w:tcPr>
-            <w:tcW w:w="2754" w:type="dxa"/>
-            <w:tcBorders>
-              <w:top w:val="single" w:sz="4" w:space="0" w:color="D9DAE6"/>
-              <w:left w:val="single" w:sz="4" w:space="0" w:color="D9DAE6"/>
-              <w:bottom w:val="single" w:sz="4" w:space="0" w:color="D9DAE6"/>
-              <w:right w:val="single" w:sz="4" w:space="0" w:color="D9DAE6"/>
-            </w:tcBorders>
-            <w:tcMar>
-              <w:top w:w="60" w:type="dxa"/>
-              <w:left w:w="100" w:type="dxa"/>
-              <w:bottom w:w="60" w:type="dxa"/>
-              <w:right w:w="100" w:type="dxa"/>
-            </w:tcMar>
-          </w:tcPr>
-          <w:p>
-            <w:pPr>
-              <w:spacing w:line="252" w:lineRule="auto"/>
-            </w:pPr>
-            <w:r>
-              <w:rPr>
-                <w:sz w:val="19"/>
-                <w:szCs w:val="19"/>
-              </w:rPr>
-              <w:t>50</w:t>
+            <w:tcW w:w="1823" w:type="dxa"/>
+            <w:tcBorders>
+              <w:top w:val="single" w:sz="4" w:space="0" w:color="D9DAE6"/>
+              <w:left w:val="single" w:sz="4" w:space="0" w:color="D9DAE6"/>
+              <w:bottom w:val="single" w:sz="4" w:space="0" w:color="D9DAE6"/>
+              <w:right w:val="single" w:sz="4" w:space="0" w:color="D9DAE6"/>
+            </w:tcBorders>
+            <w:tcMar>
+              <w:top w:w="60" w:type="dxa"/>
+              <w:left w:w="100" w:type="dxa"/>
+              <w:bottom w:w="60" w:type="dxa"/>
+              <w:right w:w="100" w:type="dxa"/>
+            </w:tcMar>
+          </w:tcPr>
+          <w:p>
+            <w:pPr>
+              <w:spacing w:line="252" w:lineRule="auto"/>
+            </w:pPr>
+            <w:r>
+              <w:rPr>
+                <w:sz w:val="19"/>
+                <w:szCs w:val="19"/>
+              </w:rPr>
+              <w:t>Letra revelada</w:t>
+            </w:r>
+          </w:p>
+        </w:tc>
+        <w:tc>
+          <w:tcPr>
+            <w:tcW w:w="7815" w:type="dxa"/>
+            <w:tcBorders>
+              <w:top w:val="single" w:sz="4" w:space="0" w:color="D9DAE6"/>
+              <w:left w:val="single" w:sz="4" w:space="0" w:color="D9DAE6"/>
+              <w:bottom w:val="single" w:sz="4" w:space="0" w:color="D9DAE6"/>
+              <w:right w:val="single" w:sz="4" w:space="0" w:color="D9DAE6"/>
+            </w:tcBorders>
+            <w:tcMar>
+              <w:top w:w="60" w:type="dxa"/>
+              <w:left w:w="100" w:type="dxa"/>
+              <w:bottom w:w="60" w:type="dxa"/>
+              <w:right w:w="100" w:type="dxa"/>
+            </w:tcMar>
+          </w:tcPr>
+          <w:p>
+            <w:pPr>
+              <w:spacing w:line="252" w:lineRule="auto"/>
+            </w:pPr>
+            <w:r>
+              <w:rPr>
+                <w:sz w:val="19"/>
+                <w:szCs w:val="19"/>
+              </w:rPr>
+              <w:t xml:space="preserve">Fica com </w:t>
+            </w:r>
+            <w:r>
+              <w:rPr>
+                <w:b/>
+                <w:bCs/>
+                <w:sz w:val="19"/>
+                <w:szCs w:val="19"/>
+              </w:rPr>
+              <w:t>fundo amarelo</w:t>
+            </w:r>
+            <w:r>
+              <w:rPr>
+                <w:sz w:val="19"/>
+                <w:szCs w:val="19"/>
+              </w:rPr>
+              <w:t xml:space="preserve"> e </w:t>
+            </w:r>
+            <w:r>
+              <w:rPr>
+                <w:b/>
+                <w:bCs/>
+                <w:sz w:val="19"/>
+                <w:szCs w:val="19"/>
+              </w:rPr>
+              <w:t>travada</w:t>
+            </w:r>
+            <w:r>
+              <w:rPr>
+                <w:sz w:val="19"/>
+                <w:szCs w:val="19"/>
+              </w:rPr>
+              <w:t>: não dá para apagar nem digitar por cima</w:t>
             </w:r>
           </w:p>
         </w:tc>
@@ -7596,128 +7799,91 @@
         </w:trPr>
         <w:tc>
           <w:tcPr>
-            <w:tcW w:w="6884" w:type="dxa"/>
-            <w:tcBorders>
-              <w:top w:val="single" w:sz="4" w:space="0" w:color="D9DAE6"/>
-              <w:left w:val="single" w:sz="4" w:space="0" w:color="D9DAE6"/>
-              <w:bottom w:val="single" w:sz="4" w:space="0" w:color="D9DAE6"/>
-              <w:right w:val="single" w:sz="4" w:space="0" w:color="D9DAE6"/>
-            </w:tcBorders>
-            <w:tcMar>
-              <w:top w:w="60" w:type="dxa"/>
-              <w:left w:w="100" w:type="dxa"/>
-              <w:bottom w:w="60" w:type="dxa"/>
-              <w:right w:w="100" w:type="dxa"/>
-            </w:tcMar>
-          </w:tcPr>
-          <w:p>
-            <w:pPr>
-              <w:spacing w:line="252" w:lineRule="auto"/>
-            </w:pPr>
-            <w:r>
-              <w:rPr>
-                <w:sz w:val="19"/>
-                <w:szCs w:val="19"/>
-              </w:rPr>
-              <w:t>4ª ou depois</w:t>
-            </w:r>
-          </w:p>
-        </w:tc>
-        <w:tc>
-          <w:tcPr>
-            <w:tcW w:w="2754" w:type="dxa"/>
-            <w:tcBorders>
-              <w:top w:val="single" w:sz="4" w:space="0" w:color="D9DAE6"/>
-              <w:left w:val="single" w:sz="4" w:space="0" w:color="D9DAE6"/>
-              <w:bottom w:val="single" w:sz="4" w:space="0" w:color="D9DAE6"/>
-              <w:right w:val="single" w:sz="4" w:space="0" w:color="D9DAE6"/>
-            </w:tcBorders>
-            <w:tcMar>
-              <w:top w:w="60" w:type="dxa"/>
-              <w:left w:w="100" w:type="dxa"/>
-              <w:bottom w:w="60" w:type="dxa"/>
-              <w:right w:w="100" w:type="dxa"/>
-            </w:tcMar>
-          </w:tcPr>
-          <w:p>
-            <w:pPr>
-              <w:spacing w:line="252" w:lineRule="auto"/>
-            </w:pPr>
-            <w:r>
-              <w:rPr>
-                <w:sz w:val="19"/>
-                <w:szCs w:val="19"/>
-              </w:rPr>
-              <w:t>30</w:t>
-            </w:r>
-          </w:p>
-        </w:tc>
-      </w:tr>
-      <w:tr>
-        <w:tblPrEx>
-          <w:tblCellMar>
-            <w:top w:w="0" w:type="dxa"/>
-            <w:bottom w:w="0" w:type="dxa"/>
-          </w:tblCellMar>
-        </w:tblPrEx>
-        <w:trPr>
-          <w:cantSplit/>
-        </w:trPr>
-        <w:tc>
-          <w:tcPr>
-            <w:tcW w:w="6884" w:type="dxa"/>
-            <w:tcBorders>
-              <w:top w:val="single" w:sz="4" w:space="0" w:color="D9DAE6"/>
-              <w:left w:val="single" w:sz="4" w:space="0" w:color="D9DAE6"/>
-              <w:bottom w:val="single" w:sz="4" w:space="0" w:color="D9DAE6"/>
-              <w:right w:val="single" w:sz="4" w:space="0" w:color="D9DAE6"/>
-            </w:tcBorders>
-            <w:tcMar>
-              <w:top w:w="60" w:type="dxa"/>
-              <w:left w:w="100" w:type="dxa"/>
-              <w:bottom w:w="60" w:type="dxa"/>
-              <w:right w:w="100" w:type="dxa"/>
-            </w:tcMar>
-          </w:tcPr>
-          <w:p>
-            <w:pPr>
-              <w:spacing w:line="252" w:lineRule="auto"/>
-            </w:pPr>
-            <w:r>
-              <w:rPr>
-                <w:sz w:val="19"/>
-                <w:szCs w:val="19"/>
-              </w:rPr>
-              <w:t>Terminou errada</w:t>
-            </w:r>
-          </w:p>
-        </w:tc>
-        <w:tc>
-          <w:tcPr>
-            <w:tcW w:w="2754" w:type="dxa"/>
-            <w:tcBorders>
-              <w:top w:val="single" w:sz="4" w:space="0" w:color="D9DAE6"/>
-              <w:left w:val="single" w:sz="4" w:space="0" w:color="D9DAE6"/>
-              <w:bottom w:val="single" w:sz="4" w:space="0" w:color="D9DAE6"/>
-              <w:right w:val="single" w:sz="4" w:space="0" w:color="D9DAE6"/>
-            </w:tcBorders>
-            <w:tcMar>
-              <w:top w:w="60" w:type="dxa"/>
-              <w:left w:w="100" w:type="dxa"/>
-              <w:bottom w:w="60" w:type="dxa"/>
-              <w:right w:w="100" w:type="dxa"/>
-            </w:tcMar>
-          </w:tcPr>
-          <w:p>
-            <w:pPr>
-              <w:spacing w:line="252" w:lineRule="auto"/>
-            </w:pPr>
-            <w:r>
-              <w:rPr>
-                <w:sz w:val="19"/>
-                <w:szCs w:val="19"/>
-              </w:rPr>
-              <w:t>0</w:t>
+            <w:tcW w:w="1823" w:type="dxa"/>
+            <w:tcBorders>
+              <w:top w:val="single" w:sz="4" w:space="0" w:color="D9DAE6"/>
+              <w:left w:val="single" w:sz="4" w:space="0" w:color="D9DAE6"/>
+              <w:bottom w:val="single" w:sz="4" w:space="0" w:color="D9DAE6"/>
+              <w:right w:val="single" w:sz="4" w:space="0" w:color="D9DAE6"/>
+            </w:tcBorders>
+            <w:tcMar>
+              <w:top w:w="60" w:type="dxa"/>
+              <w:left w:w="100" w:type="dxa"/>
+              <w:bottom w:w="60" w:type="dxa"/>
+              <w:right w:w="100" w:type="dxa"/>
+            </w:tcMar>
+          </w:tcPr>
+          <w:p>
+            <w:pPr>
+              <w:spacing w:line="252" w:lineRule="auto"/>
+            </w:pPr>
+            <w:r>
+              <w:rPr>
+                <w:sz w:val="19"/>
+                <w:szCs w:val="19"/>
+              </w:rPr>
+              <w:t>Custo</w:t>
+            </w:r>
+          </w:p>
+        </w:tc>
+        <w:tc>
+          <w:tcPr>
+            <w:tcW w:w="7815" w:type="dxa"/>
+            <w:tcBorders>
+              <w:top w:val="single" w:sz="4" w:space="0" w:color="D9DAE6"/>
+              <w:left w:val="single" w:sz="4" w:space="0" w:color="D9DAE6"/>
+              <w:bottom w:val="single" w:sz="4" w:space="0" w:color="D9DAE6"/>
+              <w:right w:val="single" w:sz="4" w:space="0" w:color="D9DAE6"/>
+            </w:tcBorders>
+            <w:tcMar>
+              <w:top w:w="60" w:type="dxa"/>
+              <w:left w:w="100" w:type="dxa"/>
+              <w:bottom w:w="60" w:type="dxa"/>
+              <w:right w:w="100" w:type="dxa"/>
+            </w:tcMar>
+          </w:tcPr>
+          <w:p>
+            <w:pPr>
+              <w:spacing w:line="252" w:lineRule="auto"/>
+            </w:pPr>
+            <w:r>
+              <w:rPr>
+                <w:sz w:val="19"/>
+                <w:szCs w:val="19"/>
+              </w:rPr>
+              <w:t xml:space="preserve">Cada letra revelada tira </w:t>
+            </w:r>
+            <w:r>
+              <w:rPr>
+                <w:b/>
+                <w:bCs/>
+                <w:sz w:val="19"/>
+                <w:szCs w:val="19"/>
+              </w:rPr>
+              <w:t>20%</w:t>
+            </w:r>
+            <w:r>
+              <w:rPr>
+                <w:sz w:val="19"/>
+                <w:szCs w:val="19"/>
+              </w:rPr>
+              <w:t xml:space="preserve"> dos pontos de </w:t>
+            </w:r>
+            <w:r>
+              <w:rPr>
+                <w:b/>
+                <w:bCs/>
+                <w:sz w:val="19"/>
+                <w:szCs w:val="19"/>
+              </w:rPr>
+              <w:t>cada palavra que passa por aquela casa</w:t>
+            </w:r>
+            <w:r>
+              <w:rPr>
+                <w:sz w:val="19"/>
+                <w:szCs w:val="19"/>
+              </w:rPr>
+              <w:t>. Num cruzamento, desconta das duas palavras</w:t>
             </w:r>
           </w:p>
         </w:tc>
@@ -7733,191 +7899,19 @@
         <w:spacing w:after="140" w:line="288" w:lineRule="auto"/>
       </w:pPr>
       <w:r>
+        <w:t>Se você sair e continuar a partida depois, as letras reveladas continuam na grade.</w:t>
+      </w:r>
+    </w:p>
+    <w:p>
+      <w:pPr>
+        <w:pStyle w:val="Ttulo2"/>
+      </w:pPr>
+      <w:bookmarkStart w:id="16" w:name="_Toc242841267"/>
+      <w:r>
         <w:lastRenderedPageBreak/>
-        <w:t xml:space="preserve">Vale a conferência a partir da qual a palavra </w:t>
-      </w:r>
-      <w:r>
-        <w:rPr>
-          <w:b/>
-          <w:bCs/>
-        </w:rPr>
-        <w:t>ficou certa até o fim</w:t>
-      </w:r>
-      <w:r>
-        <w:t>. Se você acertou, depois trocou e acertou de novo, conta a última vez.</w:t>
-      </w:r>
-    </w:p>
-    <w:p>
-      <w:pPr>
-        <w:spacing w:after="140" w:line="288" w:lineRule="auto"/>
-      </w:pPr>
-      <w:r>
-        <w:rPr>
-          <w:b/>
-          <w:bCs/>
-        </w:rPr>
-        <w:t>2. Multiplicador de dificuldade:</w:t>
-      </w:r>
-      <w:r>
-        <w:t xml:space="preserve"> Fácil ×1 · Médio ×1,2 · Difícil ×1,5.</w:t>
-      </w:r>
-    </w:p>
-    <w:p>
-      <w:pPr>
-        <w:spacing w:after="140" w:line="288" w:lineRule="auto"/>
-      </w:pPr>
-      <w:r>
-        <w:rPr>
-          <w:b/>
-          <w:bCs/>
-        </w:rPr>
-        <w:t>3. Bônus de tempo:</w:t>
-      </w:r>
-      <w:r>
-        <w:t xml:space="preserve"> até </w:t>
-      </w:r>
-      <w:r>
-        <w:rPr>
-          <w:b/>
-          <w:bCs/>
-        </w:rPr>
-        <w:t>+20%</w:t>
-      </w:r>
-      <w:r>
-        <w:t xml:space="preserve"> para quem completa a grade, diminuindo conforme o tempo passa (zera em 1 minuto por palavra).</w:t>
-      </w:r>
-    </w:p>
-    <w:p>
-      <w:pPr>
-        <w:spacing w:after="140" w:line="288" w:lineRule="auto"/>
-      </w:pPr>
-      <w:r>
-        <w:rPr>
-          <w:b/>
-          <w:bCs/>
-        </w:rPr>
-        <w:t>4. Bônus por completar:</w:t>
-      </w:r>
-      <w:r>
-        <w:t xml:space="preserve"> </w:t>
-      </w:r>
-      <w:r>
-        <w:rPr>
-          <w:b/>
-          <w:bCs/>
-        </w:rPr>
-        <w:t>+10%</w:t>
-      </w:r>
-      <w:r>
-        <w:t xml:space="preserve"> se todas as palavras ficarem certas.</w:t>
-      </w:r>
-    </w:p>
-    <w:p>
-      <w:pPr>
-        <w:pBdr>
-          <w:left w:val="single" w:sz="18" w:space="8" w:color="5936D9"/>
-        </w:pBdr>
-        <w:shd w:val="clear" w:color="auto" w:fill="F5F2FE"/>
-        <w:spacing w:before="120" w:after="160" w:line="288" w:lineRule="auto"/>
-        <w:ind w:left="240" w:right="240"/>
-      </w:pPr>
-      <w:r>
-        <w:rPr>
-          <w:b/>
-          <w:bCs/>
-        </w:rPr>
-        <w:t>Exemplo:</w:t>
-      </w:r>
-      <w:r>
-        <w:t xml:space="preserve"> jogo fácil com 8 palavras; 3 acertadas na 1ª conferência e 5 na 2ª → 3 × 100 + 5 × 70 = </w:t>
-      </w:r>
-      <w:r>
-        <w:rPr>
-          <w:b/>
-          <w:bCs/>
-        </w:rPr>
-        <w:t>650</w:t>
-      </w:r>
-      <w:r>
-        <w:t xml:space="preserve">; completou rápido → bônus de tempo </w:t>
-      </w:r>
-      <w:r>
-        <w:rPr>
-          <w:b/>
-          <w:bCs/>
-        </w:rPr>
-        <w:t>+129</w:t>
-      </w:r>
-      <w:r>
-        <w:t xml:space="preserve"> e de completar </w:t>
-      </w:r>
-      <w:r>
-        <w:rPr>
-          <w:b/>
-          <w:bCs/>
-        </w:rPr>
-        <w:t>+65</w:t>
-      </w:r>
-      <w:r>
-        <w:t xml:space="preserve"> → </w:t>
-      </w:r>
-      <w:r>
-        <w:rPr>
-          <w:b/>
-          <w:bCs/>
-        </w:rPr>
-        <w:t>844 pontos</w:t>
-      </w:r>
-      <w:r>
-        <w:t>.</w:t>
-      </w:r>
-    </w:p>
-    <w:p>
-      <w:pPr>
-        <w:spacing w:after="140" w:line="288" w:lineRule="auto"/>
-      </w:pPr>
-      <w:r>
-        <w:t xml:space="preserve">O resultado também mostra o </w:t>
-      </w:r>
-      <w:r>
-        <w:rPr>
-          <w:b/>
-          <w:bCs/>
-        </w:rPr>
-        <w:t>gabarito</w:t>
-      </w:r>
-      <w:r>
-        <w:t xml:space="preserve"> e, para cada palavra, se você acertou e o que digitou. As respostas só aparecem </w:t>
-      </w:r>
-      <w:r>
-        <w:rPr>
-          <w:b/>
-          <w:bCs/>
-        </w:rPr>
-        <w:t>depois</w:t>
-      </w:r>
-      <w:r>
-        <w:t xml:space="preserve"> de a partida terminar.</w:t>
-      </w:r>
-    </w:p>
-    <w:p>
-      <w:pPr>
-        <w:pStyle w:val="Ttulo2"/>
-      </w:pPr>
-      <w:bookmarkStart w:id="16" w:name="_Toc242839349"/>
-      <w:r>
-        <w:t>4.6 Ranking e minhas partidas</w:t>
+        <w:t>4.6 Resultado e pontuação</w:t>
       </w:r>
       <w:bookmarkEnd w:id="16"/>
-    </w:p>
-    <w:p>
-      <w:pPr>
-        <w:keepNext/>
-        <w:spacing w:after="140" w:line="288" w:lineRule="auto"/>
-      </w:pPr>
-      <w:r>
-        <w:t>Na página do jogo:</w:t>
-      </w:r>
     </w:p>
     <w:p>
       <w:pPr>
@@ -7930,10 +7924,10 @@
           <w:noProof/>
         </w:rPr>
         <w:drawing>
-          <wp:inline distT="0" distB="0" distL="0" distR="0" wp14:anchorId="63364D7E" wp14:editId="3547BBA8">
-            <wp:extent cx="5905500" cy="1133475"/>
+          <wp:inline distT="0" distB="0" distL="0" distR="0" wp14:anchorId="769F7CA4" wp14:editId="5F7D9DC1">
+            <wp:extent cx="5905500" cy="6181725"/>
             <wp:effectExtent l="0" t="0" r="0" b="0"/>
-            <wp:docPr id="2050074045" name="Imagem 2050074045"/>
+            <wp:docPr id="840232199" name="Imagem 840232199"/>
             <wp:cNvGraphicFramePr>
               <a:graphicFrameLocks xmlns:a="http://schemas.openxmlformats.org/drawingml/2006/main" noChangeAspect="1"/>
             </wp:cNvGraphicFramePr>
@@ -7956,7 +7950,7 @@
                   <pic:spPr bwMode="auto">
                     <a:xfrm>
                       <a:off x="0" y="0"/>
-                      <a:ext cx="5905500" cy="1133475"/>
+                      <a:ext cx="5905500" cy="6181725"/>
                     </a:xfrm>
                     <a:prstGeom prst="rect">
                       <a:avLst/>
@@ -7982,83 +7976,590 @@
           <w:sz w:val="18"/>
           <w:szCs w:val="18"/>
         </w:rPr>
-        <w:t>Figura 21 — Ranking do jogo</w:t>
-      </w:r>
-    </w:p>
-    <w:p>
-      <w:pPr>
-        <w:pStyle w:val="PargrafodaLista"/>
-        <w:numPr>
-          <w:ilvl w:val="0"/>
-          <w:numId w:val="2"/>
-        </w:numPr>
-        <w:spacing w:after="80" w:line="276" w:lineRule="auto"/>
+        <w:t>Figura 21 — Resultado da partida</w:t>
+      </w:r>
+    </w:p>
+    <w:p>
+      <w:pPr>
+        <w:keepNext/>
+        <w:spacing w:after="140" w:line="288" w:lineRule="auto"/>
+      </w:pPr>
+      <w:r>
+        <w:t>A pontuação é calculada assim:</w:t>
+      </w:r>
+    </w:p>
+    <w:p>
+      <w:pPr>
+        <w:keepNext/>
+        <w:spacing w:after="140" w:line="288" w:lineRule="auto"/>
       </w:pPr>
       <w:r>
         <w:rPr>
           <w:b/>
           <w:bCs/>
         </w:rPr>
-        <w:t>Ranking:</w:t>
-      </w:r>
-      <w:r>
-        <w:t xml:space="preserve"> a melhor partida de cada aluno; a sua linha aparece destacada. </w:t>
-      </w:r>
-      <w:r>
-        <w:t>🥇🥈🥉</w:t>
-      </w:r>
-      <w:r>
-        <w:t xml:space="preserve"> para os três primeiros.</w:t>
-      </w:r>
-    </w:p>
-    <w:p>
-      <w:pPr>
-        <w:pStyle w:val="PargrafodaLista"/>
-        <w:numPr>
-          <w:ilvl w:val="0"/>
-          <w:numId w:val="2"/>
-        </w:numPr>
-        <w:spacing w:after="80" w:line="276" w:lineRule="auto"/>
-      </w:pPr>
+        <w:t>1. Cada palavra certa vale até 100 pontos</w:t>
+      </w:r>
+      <w:r>
+        <w:t>, conforme a conferência em que foi acertada:</w:t>
+      </w:r>
+    </w:p>
+    <w:tbl>
+      <w:tblPr>
+        <w:tblW w:w="9638" w:type="dxa"/>
+        <w:tblBorders>
+          <w:top w:val="single" w:sz="4" w:space="0" w:color="auto"/>
+          <w:left w:val="single" w:sz="4" w:space="0" w:color="auto"/>
+          <w:bottom w:val="single" w:sz="4" w:space="0" w:color="auto"/>
+          <w:right w:val="single" w:sz="4" w:space="0" w:color="auto"/>
+          <w:insideH w:val="single" w:sz="4" w:space="0" w:color="auto"/>
+          <w:insideV w:val="single" w:sz="4" w:space="0" w:color="auto"/>
+        </w:tblBorders>
+        <w:tblCellMar>
+          <w:left w:w="10" w:type="dxa"/>
+          <w:right w:w="10" w:type="dxa"/>
+        </w:tblCellMar>
+        <w:tblLook w:val="0000" w:firstRow="0" w:lastRow="0" w:firstColumn="0" w:lastColumn="0" w:noHBand="0" w:noVBand="0"/>
+      </w:tblPr>
+      <w:tblGrid>
+        <w:gridCol w:w="6884"/>
+        <w:gridCol w:w="2754"/>
+      </w:tblGrid>
+      <w:tr>
+        <w:tblPrEx>
+          <w:tblCellMar>
+            <w:top w:w="0" w:type="dxa"/>
+            <w:bottom w:w="0" w:type="dxa"/>
+          </w:tblCellMar>
+        </w:tblPrEx>
+        <w:trPr>
+          <w:tblHeader/>
+        </w:trPr>
+        <w:tc>
+          <w:tcPr>
+            <w:tcW w:w="6884" w:type="dxa"/>
+            <w:tcBorders>
+              <w:top w:val="single" w:sz="4" w:space="0" w:color="D9DAE6"/>
+              <w:left w:val="single" w:sz="4" w:space="0" w:color="D9DAE6"/>
+              <w:bottom w:val="single" w:sz="4" w:space="0" w:color="D9DAE6"/>
+              <w:right w:val="single" w:sz="4" w:space="0" w:color="D9DAE6"/>
+            </w:tcBorders>
+            <w:shd w:val="clear" w:color="auto" w:fill="EFEAFE"/>
+            <w:tcMar>
+              <w:top w:w="60" w:type="dxa"/>
+              <w:left w:w="100" w:type="dxa"/>
+              <w:bottom w:w="60" w:type="dxa"/>
+              <w:right w:w="100" w:type="dxa"/>
+            </w:tcMar>
+          </w:tcPr>
+          <w:p>
+            <w:pPr>
+              <w:spacing w:line="252" w:lineRule="auto"/>
+            </w:pPr>
+            <w:r>
+              <w:rPr>
+                <w:b/>
+                <w:bCs/>
+                <w:sz w:val="19"/>
+                <w:szCs w:val="19"/>
+              </w:rPr>
+              <w:t>Acertou na</w:t>
+            </w:r>
+          </w:p>
+        </w:tc>
+        <w:tc>
+          <w:tcPr>
+            <w:tcW w:w="2754" w:type="dxa"/>
+            <w:tcBorders>
+              <w:top w:val="single" w:sz="4" w:space="0" w:color="D9DAE6"/>
+              <w:left w:val="single" w:sz="4" w:space="0" w:color="D9DAE6"/>
+              <w:bottom w:val="single" w:sz="4" w:space="0" w:color="D9DAE6"/>
+              <w:right w:val="single" w:sz="4" w:space="0" w:color="D9DAE6"/>
+            </w:tcBorders>
+            <w:shd w:val="clear" w:color="auto" w:fill="EFEAFE"/>
+            <w:tcMar>
+              <w:top w:w="60" w:type="dxa"/>
+              <w:left w:w="100" w:type="dxa"/>
+              <w:bottom w:w="60" w:type="dxa"/>
+              <w:right w:w="100" w:type="dxa"/>
+            </w:tcMar>
+          </w:tcPr>
+          <w:p>
+            <w:pPr>
+              <w:spacing w:line="252" w:lineRule="auto"/>
+            </w:pPr>
+            <w:r>
+              <w:rPr>
+                <w:b/>
+                <w:bCs/>
+                <w:sz w:val="19"/>
+                <w:szCs w:val="19"/>
+              </w:rPr>
+              <w:t>Vale</w:t>
+            </w:r>
+          </w:p>
+        </w:tc>
+      </w:tr>
+      <w:tr>
+        <w:tblPrEx>
+          <w:tblCellMar>
+            <w:top w:w="0" w:type="dxa"/>
+            <w:bottom w:w="0" w:type="dxa"/>
+          </w:tblCellMar>
+        </w:tblPrEx>
+        <w:trPr>
+          <w:cantSplit/>
+        </w:trPr>
+        <w:tc>
+          <w:tcPr>
+            <w:tcW w:w="6884" w:type="dxa"/>
+            <w:tcBorders>
+              <w:top w:val="single" w:sz="4" w:space="0" w:color="D9DAE6"/>
+              <w:left w:val="single" w:sz="4" w:space="0" w:color="D9DAE6"/>
+              <w:bottom w:val="single" w:sz="4" w:space="0" w:color="D9DAE6"/>
+              <w:right w:val="single" w:sz="4" w:space="0" w:color="D9DAE6"/>
+            </w:tcBorders>
+            <w:tcMar>
+              <w:top w:w="60" w:type="dxa"/>
+              <w:left w:w="100" w:type="dxa"/>
+              <w:bottom w:w="60" w:type="dxa"/>
+              <w:right w:w="100" w:type="dxa"/>
+            </w:tcMar>
+          </w:tcPr>
+          <w:p>
+            <w:pPr>
+              <w:spacing w:line="252" w:lineRule="auto"/>
+            </w:pPr>
+            <w:r>
+              <w:rPr>
+                <w:sz w:val="19"/>
+                <w:szCs w:val="19"/>
+              </w:rPr>
+              <w:t>1ª conferência</w:t>
+            </w:r>
+          </w:p>
+        </w:tc>
+        <w:tc>
+          <w:tcPr>
+            <w:tcW w:w="2754" w:type="dxa"/>
+            <w:tcBorders>
+              <w:top w:val="single" w:sz="4" w:space="0" w:color="D9DAE6"/>
+              <w:left w:val="single" w:sz="4" w:space="0" w:color="D9DAE6"/>
+              <w:bottom w:val="single" w:sz="4" w:space="0" w:color="D9DAE6"/>
+              <w:right w:val="single" w:sz="4" w:space="0" w:color="D9DAE6"/>
+            </w:tcBorders>
+            <w:tcMar>
+              <w:top w:w="60" w:type="dxa"/>
+              <w:left w:w="100" w:type="dxa"/>
+              <w:bottom w:w="60" w:type="dxa"/>
+              <w:right w:w="100" w:type="dxa"/>
+            </w:tcMar>
+          </w:tcPr>
+          <w:p>
+            <w:pPr>
+              <w:spacing w:line="252" w:lineRule="auto"/>
+            </w:pPr>
+            <w:r>
+              <w:rPr>
+                <w:sz w:val="19"/>
+                <w:szCs w:val="19"/>
+              </w:rPr>
+              <w:t>100</w:t>
+            </w:r>
+          </w:p>
+        </w:tc>
+      </w:tr>
+      <w:tr>
+        <w:tblPrEx>
+          <w:tblCellMar>
+            <w:top w:w="0" w:type="dxa"/>
+            <w:bottom w:w="0" w:type="dxa"/>
+          </w:tblCellMar>
+        </w:tblPrEx>
+        <w:trPr>
+          <w:cantSplit/>
+        </w:trPr>
+        <w:tc>
+          <w:tcPr>
+            <w:tcW w:w="6884" w:type="dxa"/>
+            <w:tcBorders>
+              <w:top w:val="single" w:sz="4" w:space="0" w:color="D9DAE6"/>
+              <w:left w:val="single" w:sz="4" w:space="0" w:color="D9DAE6"/>
+              <w:bottom w:val="single" w:sz="4" w:space="0" w:color="D9DAE6"/>
+              <w:right w:val="single" w:sz="4" w:space="0" w:color="D9DAE6"/>
+            </w:tcBorders>
+            <w:tcMar>
+              <w:top w:w="60" w:type="dxa"/>
+              <w:left w:w="100" w:type="dxa"/>
+              <w:bottom w:w="60" w:type="dxa"/>
+              <w:right w:w="100" w:type="dxa"/>
+            </w:tcMar>
+          </w:tcPr>
+          <w:p>
+            <w:pPr>
+              <w:spacing w:line="252" w:lineRule="auto"/>
+            </w:pPr>
+            <w:r>
+              <w:rPr>
+                <w:sz w:val="19"/>
+                <w:szCs w:val="19"/>
+              </w:rPr>
+              <w:t>2ª</w:t>
+            </w:r>
+          </w:p>
+        </w:tc>
+        <w:tc>
+          <w:tcPr>
+            <w:tcW w:w="2754" w:type="dxa"/>
+            <w:tcBorders>
+              <w:top w:val="single" w:sz="4" w:space="0" w:color="D9DAE6"/>
+              <w:left w:val="single" w:sz="4" w:space="0" w:color="D9DAE6"/>
+              <w:bottom w:val="single" w:sz="4" w:space="0" w:color="D9DAE6"/>
+              <w:right w:val="single" w:sz="4" w:space="0" w:color="D9DAE6"/>
+            </w:tcBorders>
+            <w:tcMar>
+              <w:top w:w="60" w:type="dxa"/>
+              <w:left w:w="100" w:type="dxa"/>
+              <w:bottom w:w="60" w:type="dxa"/>
+              <w:right w:w="100" w:type="dxa"/>
+            </w:tcMar>
+          </w:tcPr>
+          <w:p>
+            <w:pPr>
+              <w:spacing w:line="252" w:lineRule="auto"/>
+            </w:pPr>
+            <w:r>
+              <w:rPr>
+                <w:sz w:val="19"/>
+                <w:szCs w:val="19"/>
+              </w:rPr>
+              <w:t>70</w:t>
+            </w:r>
+          </w:p>
+        </w:tc>
+      </w:tr>
+      <w:tr>
+        <w:tblPrEx>
+          <w:tblCellMar>
+            <w:top w:w="0" w:type="dxa"/>
+            <w:bottom w:w="0" w:type="dxa"/>
+          </w:tblCellMar>
+        </w:tblPrEx>
+        <w:trPr>
+          <w:cantSplit/>
+        </w:trPr>
+        <w:tc>
+          <w:tcPr>
+            <w:tcW w:w="6884" w:type="dxa"/>
+            <w:tcBorders>
+              <w:top w:val="single" w:sz="4" w:space="0" w:color="D9DAE6"/>
+              <w:left w:val="single" w:sz="4" w:space="0" w:color="D9DAE6"/>
+              <w:bottom w:val="single" w:sz="4" w:space="0" w:color="D9DAE6"/>
+              <w:right w:val="single" w:sz="4" w:space="0" w:color="D9DAE6"/>
+            </w:tcBorders>
+            <w:tcMar>
+              <w:top w:w="60" w:type="dxa"/>
+              <w:left w:w="100" w:type="dxa"/>
+              <w:bottom w:w="60" w:type="dxa"/>
+              <w:right w:w="100" w:type="dxa"/>
+            </w:tcMar>
+          </w:tcPr>
+          <w:p>
+            <w:pPr>
+              <w:spacing w:line="252" w:lineRule="auto"/>
+            </w:pPr>
+            <w:r>
+              <w:rPr>
+                <w:sz w:val="19"/>
+                <w:szCs w:val="19"/>
+              </w:rPr>
+              <w:t>3ª</w:t>
+            </w:r>
+          </w:p>
+        </w:tc>
+        <w:tc>
+          <w:tcPr>
+            <w:tcW w:w="2754" w:type="dxa"/>
+            <w:tcBorders>
+              <w:top w:val="single" w:sz="4" w:space="0" w:color="D9DAE6"/>
+              <w:left w:val="single" w:sz="4" w:space="0" w:color="D9DAE6"/>
+              <w:bottom w:val="single" w:sz="4" w:space="0" w:color="D9DAE6"/>
+              <w:right w:val="single" w:sz="4" w:space="0" w:color="D9DAE6"/>
+            </w:tcBorders>
+            <w:tcMar>
+              <w:top w:w="60" w:type="dxa"/>
+              <w:left w:w="100" w:type="dxa"/>
+              <w:bottom w:w="60" w:type="dxa"/>
+              <w:right w:w="100" w:type="dxa"/>
+            </w:tcMar>
+          </w:tcPr>
+          <w:p>
+            <w:pPr>
+              <w:spacing w:line="252" w:lineRule="auto"/>
+            </w:pPr>
+            <w:r>
+              <w:rPr>
+                <w:sz w:val="19"/>
+                <w:szCs w:val="19"/>
+              </w:rPr>
+              <w:t>50</w:t>
+            </w:r>
+          </w:p>
+        </w:tc>
+      </w:tr>
+      <w:tr>
+        <w:tblPrEx>
+          <w:tblCellMar>
+            <w:top w:w="0" w:type="dxa"/>
+            <w:bottom w:w="0" w:type="dxa"/>
+          </w:tblCellMar>
+        </w:tblPrEx>
+        <w:trPr>
+          <w:cantSplit/>
+        </w:trPr>
+        <w:tc>
+          <w:tcPr>
+            <w:tcW w:w="6884" w:type="dxa"/>
+            <w:tcBorders>
+              <w:top w:val="single" w:sz="4" w:space="0" w:color="D9DAE6"/>
+              <w:left w:val="single" w:sz="4" w:space="0" w:color="D9DAE6"/>
+              <w:bottom w:val="single" w:sz="4" w:space="0" w:color="D9DAE6"/>
+              <w:right w:val="single" w:sz="4" w:space="0" w:color="D9DAE6"/>
+            </w:tcBorders>
+            <w:tcMar>
+              <w:top w:w="60" w:type="dxa"/>
+              <w:left w:w="100" w:type="dxa"/>
+              <w:bottom w:w="60" w:type="dxa"/>
+              <w:right w:w="100" w:type="dxa"/>
+            </w:tcMar>
+          </w:tcPr>
+          <w:p>
+            <w:pPr>
+              <w:spacing w:line="252" w:lineRule="auto"/>
+            </w:pPr>
+            <w:r>
+              <w:rPr>
+                <w:sz w:val="19"/>
+                <w:szCs w:val="19"/>
+              </w:rPr>
+              <w:t>4ª ou depois</w:t>
+            </w:r>
+          </w:p>
+        </w:tc>
+        <w:tc>
+          <w:tcPr>
+            <w:tcW w:w="2754" w:type="dxa"/>
+            <w:tcBorders>
+              <w:top w:val="single" w:sz="4" w:space="0" w:color="D9DAE6"/>
+              <w:left w:val="single" w:sz="4" w:space="0" w:color="D9DAE6"/>
+              <w:bottom w:val="single" w:sz="4" w:space="0" w:color="D9DAE6"/>
+              <w:right w:val="single" w:sz="4" w:space="0" w:color="D9DAE6"/>
+            </w:tcBorders>
+            <w:tcMar>
+              <w:top w:w="60" w:type="dxa"/>
+              <w:left w:w="100" w:type="dxa"/>
+              <w:bottom w:w="60" w:type="dxa"/>
+              <w:right w:w="100" w:type="dxa"/>
+            </w:tcMar>
+          </w:tcPr>
+          <w:p>
+            <w:pPr>
+              <w:spacing w:line="252" w:lineRule="auto"/>
+            </w:pPr>
+            <w:r>
+              <w:rPr>
+                <w:sz w:val="19"/>
+                <w:szCs w:val="19"/>
+              </w:rPr>
+              <w:t>30</w:t>
+            </w:r>
+          </w:p>
+        </w:tc>
+      </w:tr>
+      <w:tr>
+        <w:tblPrEx>
+          <w:tblCellMar>
+            <w:top w:w="0" w:type="dxa"/>
+            <w:bottom w:w="0" w:type="dxa"/>
+          </w:tblCellMar>
+        </w:tblPrEx>
+        <w:trPr>
+          <w:cantSplit/>
+        </w:trPr>
+        <w:tc>
+          <w:tcPr>
+            <w:tcW w:w="6884" w:type="dxa"/>
+            <w:tcBorders>
+              <w:top w:val="single" w:sz="4" w:space="0" w:color="D9DAE6"/>
+              <w:left w:val="single" w:sz="4" w:space="0" w:color="D9DAE6"/>
+              <w:bottom w:val="single" w:sz="4" w:space="0" w:color="D9DAE6"/>
+              <w:right w:val="single" w:sz="4" w:space="0" w:color="D9DAE6"/>
+            </w:tcBorders>
+            <w:tcMar>
+              <w:top w:w="60" w:type="dxa"/>
+              <w:left w:w="100" w:type="dxa"/>
+              <w:bottom w:w="60" w:type="dxa"/>
+              <w:right w:w="100" w:type="dxa"/>
+            </w:tcMar>
+          </w:tcPr>
+          <w:p>
+            <w:pPr>
+              <w:spacing w:line="252" w:lineRule="auto"/>
+            </w:pPr>
+            <w:r>
+              <w:rPr>
+                <w:sz w:val="19"/>
+                <w:szCs w:val="19"/>
+              </w:rPr>
+              <w:t>Terminou errada</w:t>
+            </w:r>
+          </w:p>
+        </w:tc>
+        <w:tc>
+          <w:tcPr>
+            <w:tcW w:w="2754" w:type="dxa"/>
+            <w:tcBorders>
+              <w:top w:val="single" w:sz="4" w:space="0" w:color="D9DAE6"/>
+              <w:left w:val="single" w:sz="4" w:space="0" w:color="D9DAE6"/>
+              <w:bottom w:val="single" w:sz="4" w:space="0" w:color="D9DAE6"/>
+              <w:right w:val="single" w:sz="4" w:space="0" w:color="D9DAE6"/>
+            </w:tcBorders>
+            <w:tcMar>
+              <w:top w:w="60" w:type="dxa"/>
+              <w:left w:w="100" w:type="dxa"/>
+              <w:bottom w:w="60" w:type="dxa"/>
+              <w:right w:w="100" w:type="dxa"/>
+            </w:tcMar>
+          </w:tcPr>
+          <w:p>
+            <w:pPr>
+              <w:spacing w:line="252" w:lineRule="auto"/>
+            </w:pPr>
+            <w:r>
+              <w:rPr>
+                <w:sz w:val="19"/>
+                <w:szCs w:val="19"/>
+              </w:rPr>
+              <w:t>0</w:t>
+            </w:r>
+          </w:p>
+        </w:tc>
+      </w:tr>
+    </w:tbl>
+    <w:p>
+      <w:pPr>
+        <w:spacing w:after="160"/>
+      </w:pPr>
+    </w:p>
+    <w:p>
+      <w:pPr>
+        <w:spacing w:after="140" w:line="288" w:lineRule="auto"/>
+      </w:pPr>
+      <w:r>
+        <w:lastRenderedPageBreak/>
+        <w:t xml:space="preserve">Vale a conferência a partir da qual a palavra </w:t>
+      </w:r>
       <w:r>
         <w:rPr>
           <w:b/>
           <w:bCs/>
         </w:rPr>
-        <w:t>Minhas partidas:</w:t>
-      </w:r>
-      <w:r>
-        <w:t xml:space="preserve"> data, versão, tempo, conferências, palavras certas e pontos de cada partida terminada.</w:t>
-      </w:r>
-    </w:p>
-    <w:p>
-      <w:pPr>
-        <w:spacing w:after="60"/>
-      </w:pPr>
-    </w:p>
-    <w:p>
-      <w:pPr>
-        <w:pStyle w:val="Ttulo1"/>
-      </w:pPr>
-      <w:bookmarkStart w:id="17" w:name="_Toc242839350"/>
-      <w:r>
-        <w:rPr>
-          <w:color w:val="191B2E"/>
-        </w:rPr>
-        <w:lastRenderedPageBreak/>
-        <w:t>5. Administrador</w:t>
-      </w:r>
-      <w:bookmarkEnd w:id="17"/>
-    </w:p>
-    <w:p>
-      <w:pPr>
-        <w:pStyle w:val="Ttulo2"/>
-      </w:pPr>
-      <w:bookmarkStart w:id="18" w:name="_Toc242839351"/>
-      <w:r>
-        <w:t>5.1 Manter disciplinas</w:t>
-      </w:r>
-      <w:bookmarkEnd w:id="18"/>
+        <w:t>ficou certa até o fim</w:t>
+      </w:r>
+      <w:r>
+        <w:t>. Se você acertou, depois trocou e acertou de novo, conta a última vez.</w:t>
+      </w:r>
+    </w:p>
+    <w:p>
+      <w:pPr>
+        <w:spacing w:after="140" w:line="288" w:lineRule="auto"/>
+      </w:pPr>
+      <w:r>
+        <w:rPr>
+          <w:b/>
+          <w:bCs/>
+        </w:rPr>
+        <w:t>2. Multiplicador de dificuldade:</w:t>
+      </w:r>
+      <w:r>
+        <w:t xml:space="preserve"> Fácil ×1 · Médio ×1,2 · Difícil ×1,5.</w:t>
+      </w:r>
+    </w:p>
+    <w:p>
+      <w:pPr>
+        <w:spacing w:after="140" w:line="288" w:lineRule="auto"/>
+      </w:pPr>
+      <w:r>
+        <w:rPr>
+          <w:b/>
+          <w:bCs/>
+        </w:rPr>
+        <w:t>3. Bônus de tempo:</w:t>
+      </w:r>
+      <w:r>
+        <w:t xml:space="preserve"> até </w:t>
+      </w:r>
+      <w:r>
+        <w:rPr>
+          <w:b/>
+          <w:bCs/>
+        </w:rPr>
+        <w:t>+20%</w:t>
+      </w:r>
+      <w:r>
+        <w:t xml:space="preserve"> para quem completa a grade, diminuindo conforme o tempo passa (zera em 1 minuto por palavra).</w:t>
+      </w:r>
+    </w:p>
+    <w:p>
+      <w:pPr>
+        <w:spacing w:after="140" w:line="288" w:lineRule="auto"/>
+      </w:pPr>
+      <w:r>
+        <w:rPr>
+          <w:b/>
+          <w:bCs/>
+        </w:rPr>
+        <w:t>4. Bônus por completar:</w:t>
+      </w:r>
+      <w:r>
+        <w:t xml:space="preserve"> </w:t>
+      </w:r>
+      <w:r>
+        <w:rPr>
+          <w:b/>
+          <w:bCs/>
+        </w:rPr>
+        <w:t>+10%</w:t>
+      </w:r>
+      <w:r>
+        <w:t xml:space="preserve"> se todas as palavras ficarem certas.</w:t>
+      </w:r>
+    </w:p>
+    <w:p>
+      <w:pPr>
+        <w:keepNext/>
+        <w:spacing w:after="140" w:line="288" w:lineRule="auto"/>
+      </w:pPr>
+      <w:r>
+        <w:rPr>
+          <w:b/>
+          <w:bCs/>
+        </w:rPr>
+        <w:t>5. Desconto das dicas:</w:t>
+      </w:r>
+      <w:r>
+        <w:t xml:space="preserve"> cada letra revelada tira </w:t>
+      </w:r>
+      <w:r>
+        <w:rPr>
+          <w:b/>
+          <w:bCs/>
+        </w:rPr>
+        <w:t>20%</w:t>
+      </w:r>
+      <w:r>
+        <w:t xml:space="preserve"> dos pontos de cada palavra que passa por ela (seção 4.5). O resultado mostra o desconto numa linha própria:</w:t>
+      </w:r>
     </w:p>
     <w:p>
       <w:pPr>
@@ -8071,10 +8572,10 @@
           <w:noProof/>
         </w:rPr>
         <w:drawing>
-          <wp:inline distT="0" distB="0" distL="0" distR="0" wp14:anchorId="1BF6F08E" wp14:editId="6B7726DD">
-            <wp:extent cx="5905500" cy="4286250"/>
+          <wp:inline distT="0" distB="0" distL="0" distR="0" wp14:anchorId="7119F0D1" wp14:editId="0B387DDC">
+            <wp:extent cx="5905500" cy="3133725"/>
             <wp:effectExtent l="0" t="0" r="0" b="0"/>
-            <wp:docPr id="558371157" name="Imagem 558371157"/>
+            <wp:docPr id="1557259815" name="Imagem 1557259815"/>
             <wp:cNvGraphicFramePr>
               <a:graphicFrameLocks xmlns:a="http://schemas.openxmlformats.org/drawingml/2006/main" noChangeAspect="1"/>
             </wp:cNvGraphicFramePr>
@@ -8097,7 +8598,7 @@
                   <pic:spPr bwMode="auto">
                     <a:xfrm>
                       <a:off x="0" y="0"/>
-                      <a:ext cx="5905500" cy="4286250"/>
+                      <a:ext cx="5905500" cy="3133725"/>
                     </a:xfrm>
                     <a:prstGeom prst="rect">
                       <a:avLst/>
@@ -8123,545 +8624,115 @@
           <w:sz w:val="18"/>
           <w:szCs w:val="18"/>
         </w:rPr>
-        <w:t>Figura 22 — Manter disciplinas</w:t>
-      </w:r>
-    </w:p>
-    <w:tbl>
-      <w:tblPr>
-        <w:tblW w:w="9638" w:type="dxa"/>
-        <w:tblBorders>
-          <w:top w:val="single" w:sz="4" w:space="0" w:color="auto"/>
-          <w:left w:val="single" w:sz="4" w:space="0" w:color="auto"/>
-          <w:bottom w:val="single" w:sz="4" w:space="0" w:color="auto"/>
-          <w:right w:val="single" w:sz="4" w:space="0" w:color="auto"/>
-          <w:insideH w:val="single" w:sz="4" w:space="0" w:color="auto"/>
-          <w:insideV w:val="single" w:sz="4" w:space="0" w:color="auto"/>
-        </w:tblBorders>
-        <w:tblCellMar>
-          <w:left w:w="10" w:type="dxa"/>
-          <w:right w:w="10" w:type="dxa"/>
-        </w:tblCellMar>
-        <w:tblLook w:val="04A0" w:firstRow="1" w:lastRow="0" w:firstColumn="1" w:lastColumn="0" w:noHBand="0" w:noVBand="1"/>
-      </w:tblPr>
-      <w:tblGrid>
-        <w:gridCol w:w="2409"/>
-        <w:gridCol w:w="7229"/>
-      </w:tblGrid>
-      <w:tr>
-        <w:tblPrEx>
-          <w:tblCellMar>
-            <w:top w:w="0" w:type="dxa"/>
-            <w:bottom w:w="0" w:type="dxa"/>
-          </w:tblCellMar>
-        </w:tblPrEx>
-        <w:trPr>
-          <w:tblHeader/>
-        </w:trPr>
-        <w:tc>
-          <w:tcPr>
-            <w:tcW w:w="2409" w:type="dxa"/>
-            <w:tcBorders>
-              <w:top w:val="single" w:sz="4" w:space="0" w:color="D9DAE6"/>
-              <w:left w:val="single" w:sz="4" w:space="0" w:color="D9DAE6"/>
-              <w:bottom w:val="single" w:sz="4" w:space="0" w:color="D9DAE6"/>
-              <w:right w:val="single" w:sz="4" w:space="0" w:color="D9DAE6"/>
-            </w:tcBorders>
-            <w:shd w:val="clear" w:color="auto" w:fill="EFEAFE"/>
-            <w:tcMar>
-              <w:top w:w="60" w:type="dxa"/>
-              <w:left w:w="100" w:type="dxa"/>
-              <w:bottom w:w="60" w:type="dxa"/>
-              <w:right w:w="100" w:type="dxa"/>
-            </w:tcMar>
-          </w:tcPr>
-          <w:p>
-            <w:pPr>
-              <w:spacing w:line="252" w:lineRule="auto"/>
-            </w:pPr>
-            <w:r>
-              <w:rPr>
-                <w:b/>
-                <w:bCs/>
-                <w:sz w:val="19"/>
-                <w:szCs w:val="19"/>
-              </w:rPr>
-              <w:t>Ação</w:t>
-            </w:r>
-          </w:p>
-        </w:tc>
-        <w:tc>
-          <w:tcPr>
-            <w:tcW w:w="7229" w:type="dxa"/>
-            <w:tcBorders>
-              <w:top w:val="single" w:sz="4" w:space="0" w:color="D9DAE6"/>
-              <w:left w:val="single" w:sz="4" w:space="0" w:color="D9DAE6"/>
-              <w:bottom w:val="single" w:sz="4" w:space="0" w:color="D9DAE6"/>
-              <w:right w:val="single" w:sz="4" w:space="0" w:color="D9DAE6"/>
-            </w:tcBorders>
-            <w:shd w:val="clear" w:color="auto" w:fill="EFEAFE"/>
-            <w:tcMar>
-              <w:top w:w="60" w:type="dxa"/>
-              <w:left w:w="100" w:type="dxa"/>
-              <w:bottom w:w="60" w:type="dxa"/>
-              <w:right w:w="100" w:type="dxa"/>
-            </w:tcMar>
-          </w:tcPr>
-          <w:p>
-            <w:pPr>
-              <w:spacing w:line="252" w:lineRule="auto"/>
-            </w:pPr>
-            <w:r>
-              <w:rPr>
-                <w:b/>
-                <w:bCs/>
-                <w:sz w:val="19"/>
-                <w:szCs w:val="19"/>
-              </w:rPr>
-              <w:t>Como</w:t>
-            </w:r>
-          </w:p>
-        </w:tc>
-      </w:tr>
-      <w:tr>
-        <w:tblPrEx>
-          <w:tblCellMar>
-            <w:top w:w="0" w:type="dxa"/>
-            <w:bottom w:w="0" w:type="dxa"/>
-          </w:tblCellMar>
-        </w:tblPrEx>
-        <w:trPr>
-          <w:cantSplit/>
-        </w:trPr>
-        <w:tc>
-          <w:tcPr>
-            <w:tcW w:w="2409" w:type="dxa"/>
-            <w:tcBorders>
-              <w:top w:val="single" w:sz="4" w:space="0" w:color="D9DAE6"/>
-              <w:left w:val="single" w:sz="4" w:space="0" w:color="D9DAE6"/>
-              <w:bottom w:val="single" w:sz="4" w:space="0" w:color="D9DAE6"/>
-              <w:right w:val="single" w:sz="4" w:space="0" w:color="D9DAE6"/>
-            </w:tcBorders>
-            <w:tcMar>
-              <w:top w:w="60" w:type="dxa"/>
-              <w:left w:w="100" w:type="dxa"/>
-              <w:bottom w:w="60" w:type="dxa"/>
-              <w:right w:w="100" w:type="dxa"/>
-            </w:tcMar>
-          </w:tcPr>
-          <w:p>
-            <w:pPr>
-              <w:spacing w:line="252" w:lineRule="auto"/>
-            </w:pPr>
-            <w:r>
-              <w:rPr>
-                <w:sz w:val="19"/>
-                <w:szCs w:val="19"/>
-              </w:rPr>
-              <w:t>Incluir</w:t>
-            </w:r>
-          </w:p>
-        </w:tc>
-        <w:tc>
-          <w:tcPr>
-            <w:tcW w:w="7229" w:type="dxa"/>
-            <w:tcBorders>
-              <w:top w:val="single" w:sz="4" w:space="0" w:color="D9DAE6"/>
-              <w:left w:val="single" w:sz="4" w:space="0" w:color="D9DAE6"/>
-              <w:bottom w:val="single" w:sz="4" w:space="0" w:color="D9DAE6"/>
-              <w:right w:val="single" w:sz="4" w:space="0" w:color="D9DAE6"/>
-            </w:tcBorders>
-            <w:tcMar>
-              <w:top w:w="60" w:type="dxa"/>
-              <w:left w:w="100" w:type="dxa"/>
-              <w:bottom w:w="60" w:type="dxa"/>
-              <w:right w:w="100" w:type="dxa"/>
-            </w:tcMar>
-          </w:tcPr>
-          <w:p>
-            <w:pPr>
-              <w:spacing w:line="252" w:lineRule="auto"/>
-            </w:pPr>
-            <w:r>
-              <w:rPr>
-                <w:sz w:val="19"/>
-                <w:szCs w:val="19"/>
-              </w:rPr>
-              <w:t xml:space="preserve">Preencha </w:t>
-            </w:r>
-            <w:r>
-              <w:rPr>
-                <w:b/>
-                <w:bCs/>
-                <w:sz w:val="19"/>
-                <w:szCs w:val="19"/>
-              </w:rPr>
-              <w:t>Nome</w:t>
-            </w:r>
-            <w:r>
-              <w:rPr>
-                <w:sz w:val="19"/>
-                <w:szCs w:val="19"/>
-              </w:rPr>
-              <w:t xml:space="preserve"> e </w:t>
-            </w:r>
-            <w:r>
-              <w:rPr>
-                <w:b/>
-                <w:bCs/>
-                <w:sz w:val="19"/>
-                <w:szCs w:val="19"/>
-              </w:rPr>
-              <w:t>Código</w:t>
-            </w:r>
-            <w:r>
-              <w:rPr>
-                <w:sz w:val="19"/>
-                <w:szCs w:val="19"/>
-              </w:rPr>
-              <w:t xml:space="preserve"> e clique em </w:t>
-            </w:r>
-            <w:r>
-              <w:rPr>
-                <w:b/>
-                <w:bCs/>
-                <w:sz w:val="19"/>
-                <w:szCs w:val="19"/>
-              </w:rPr>
-              <w:t>+ Adicionar</w:t>
-            </w:r>
-            <w:r>
-              <w:rPr>
-                <w:sz w:val="19"/>
-                <w:szCs w:val="19"/>
-              </w:rPr>
-              <w:t>. O código vira maiúsculo e não pode repetir</w:t>
-            </w:r>
-          </w:p>
-        </w:tc>
-      </w:tr>
-      <w:tr>
-        <w:tblPrEx>
-          <w:tblCellMar>
-            <w:top w:w="0" w:type="dxa"/>
-            <w:bottom w:w="0" w:type="dxa"/>
-          </w:tblCellMar>
-        </w:tblPrEx>
-        <w:trPr>
-          <w:cantSplit/>
-        </w:trPr>
-        <w:tc>
-          <w:tcPr>
-            <w:tcW w:w="2409" w:type="dxa"/>
-            <w:tcBorders>
-              <w:top w:val="single" w:sz="4" w:space="0" w:color="D9DAE6"/>
-              <w:left w:val="single" w:sz="4" w:space="0" w:color="D9DAE6"/>
-              <w:bottom w:val="single" w:sz="4" w:space="0" w:color="D9DAE6"/>
-              <w:right w:val="single" w:sz="4" w:space="0" w:color="D9DAE6"/>
-            </w:tcBorders>
-            <w:tcMar>
-              <w:top w:w="60" w:type="dxa"/>
-              <w:left w:w="100" w:type="dxa"/>
-              <w:bottom w:w="60" w:type="dxa"/>
-              <w:right w:w="100" w:type="dxa"/>
-            </w:tcMar>
-          </w:tcPr>
-          <w:p>
-            <w:pPr>
-              <w:spacing w:line="252" w:lineRule="auto"/>
-            </w:pPr>
-            <w:r>
-              <w:rPr>
-                <w:sz w:val="19"/>
-                <w:szCs w:val="19"/>
-              </w:rPr>
-              <w:t>Editar</w:t>
-            </w:r>
-          </w:p>
-        </w:tc>
-        <w:tc>
-          <w:tcPr>
-            <w:tcW w:w="7229" w:type="dxa"/>
-            <w:tcBorders>
-              <w:top w:val="single" w:sz="4" w:space="0" w:color="D9DAE6"/>
-              <w:left w:val="single" w:sz="4" w:space="0" w:color="D9DAE6"/>
-              <w:bottom w:val="single" w:sz="4" w:space="0" w:color="D9DAE6"/>
-              <w:right w:val="single" w:sz="4" w:space="0" w:color="D9DAE6"/>
-            </w:tcBorders>
-            <w:tcMar>
-              <w:top w:w="60" w:type="dxa"/>
-              <w:left w:w="100" w:type="dxa"/>
-              <w:bottom w:w="60" w:type="dxa"/>
-              <w:right w:w="100" w:type="dxa"/>
-            </w:tcMar>
-          </w:tcPr>
-          <w:p>
-            <w:pPr>
-              <w:spacing w:line="252" w:lineRule="auto"/>
-            </w:pPr>
-            <w:r>
-              <w:rPr>
-                <w:b/>
-                <w:bCs/>
-                <w:sz w:val="19"/>
-                <w:szCs w:val="19"/>
-              </w:rPr>
-              <w:t>Editar</w:t>
-            </w:r>
-            <w:r>
-              <w:rPr>
-                <w:sz w:val="19"/>
-                <w:szCs w:val="19"/>
-              </w:rPr>
-              <w:t xml:space="preserve"> na linha → altere → </w:t>
-            </w:r>
-            <w:r>
-              <w:rPr>
-                <w:b/>
-                <w:bCs/>
-                <w:sz w:val="19"/>
-                <w:szCs w:val="19"/>
-              </w:rPr>
-              <w:t>Salvar</w:t>
-            </w:r>
-          </w:p>
-        </w:tc>
-      </w:tr>
-      <w:tr>
-        <w:tblPrEx>
-          <w:tblCellMar>
-            <w:top w:w="0" w:type="dxa"/>
-            <w:bottom w:w="0" w:type="dxa"/>
-          </w:tblCellMar>
-        </w:tblPrEx>
-        <w:trPr>
-          <w:cantSplit/>
-        </w:trPr>
-        <w:tc>
-          <w:tcPr>
-            <w:tcW w:w="2409" w:type="dxa"/>
-            <w:tcBorders>
-              <w:top w:val="single" w:sz="4" w:space="0" w:color="D9DAE6"/>
-              <w:left w:val="single" w:sz="4" w:space="0" w:color="D9DAE6"/>
-              <w:bottom w:val="single" w:sz="4" w:space="0" w:color="D9DAE6"/>
-              <w:right w:val="single" w:sz="4" w:space="0" w:color="D9DAE6"/>
-            </w:tcBorders>
-            <w:tcMar>
-              <w:top w:w="60" w:type="dxa"/>
-              <w:left w:w="100" w:type="dxa"/>
-              <w:bottom w:w="60" w:type="dxa"/>
-              <w:right w:w="100" w:type="dxa"/>
-            </w:tcMar>
-          </w:tcPr>
-          <w:p>
-            <w:pPr>
-              <w:spacing w:line="252" w:lineRule="auto"/>
-            </w:pPr>
-            <w:r>
-              <w:rPr>
-                <w:sz w:val="19"/>
-                <w:szCs w:val="19"/>
-              </w:rPr>
-              <w:t>Desativar / Reativar</w:t>
-            </w:r>
-          </w:p>
-        </w:tc>
-        <w:tc>
-          <w:tcPr>
-            <w:tcW w:w="7229" w:type="dxa"/>
-            <w:tcBorders>
-              <w:top w:val="single" w:sz="4" w:space="0" w:color="D9DAE6"/>
-              <w:left w:val="single" w:sz="4" w:space="0" w:color="D9DAE6"/>
-              <w:bottom w:val="single" w:sz="4" w:space="0" w:color="D9DAE6"/>
-              <w:right w:val="single" w:sz="4" w:space="0" w:color="D9DAE6"/>
-            </w:tcBorders>
-            <w:tcMar>
-              <w:top w:w="60" w:type="dxa"/>
-              <w:left w:w="100" w:type="dxa"/>
-              <w:bottom w:w="60" w:type="dxa"/>
-              <w:right w:w="100" w:type="dxa"/>
-            </w:tcMar>
-          </w:tcPr>
-          <w:p>
-            <w:pPr>
-              <w:spacing w:line="252" w:lineRule="auto"/>
-            </w:pPr>
-            <w:r>
-              <w:rPr>
-                <w:sz w:val="19"/>
-                <w:szCs w:val="19"/>
-              </w:rPr>
-              <w:t xml:space="preserve">Disciplina </w:t>
-            </w:r>
-            <w:r>
-              <w:rPr>
-                <w:b/>
-                <w:bCs/>
-                <w:sz w:val="19"/>
-                <w:szCs w:val="19"/>
-              </w:rPr>
-              <w:t>inativa</w:t>
-            </w:r>
-            <w:r>
-              <w:rPr>
-                <w:sz w:val="19"/>
-                <w:szCs w:val="19"/>
-              </w:rPr>
-              <w:t xml:space="preserve"> não aparece para novos jogos; os jogos existentes continuam funcionando</w:t>
-            </w:r>
-          </w:p>
-        </w:tc>
-      </w:tr>
-      <w:tr>
-        <w:tblPrEx>
-          <w:tblCellMar>
-            <w:top w:w="0" w:type="dxa"/>
-            <w:bottom w:w="0" w:type="dxa"/>
-          </w:tblCellMar>
-        </w:tblPrEx>
-        <w:trPr>
-          <w:cantSplit/>
-        </w:trPr>
-        <w:tc>
-          <w:tcPr>
-            <w:tcW w:w="2409" w:type="dxa"/>
-            <w:tcBorders>
-              <w:top w:val="single" w:sz="4" w:space="0" w:color="D9DAE6"/>
-              <w:left w:val="single" w:sz="4" w:space="0" w:color="D9DAE6"/>
-              <w:bottom w:val="single" w:sz="4" w:space="0" w:color="D9DAE6"/>
-              <w:right w:val="single" w:sz="4" w:space="0" w:color="D9DAE6"/>
-            </w:tcBorders>
-            <w:tcMar>
-              <w:top w:w="60" w:type="dxa"/>
-              <w:left w:w="100" w:type="dxa"/>
-              <w:bottom w:w="60" w:type="dxa"/>
-              <w:right w:w="100" w:type="dxa"/>
-            </w:tcMar>
-          </w:tcPr>
-          <w:p>
-            <w:pPr>
-              <w:spacing w:line="252" w:lineRule="auto"/>
-            </w:pPr>
-            <w:r>
-              <w:rPr>
-                <w:sz w:val="19"/>
-                <w:szCs w:val="19"/>
-              </w:rPr>
-              <w:t>Excluir</w:t>
-            </w:r>
-          </w:p>
-        </w:tc>
-        <w:tc>
-          <w:tcPr>
-            <w:tcW w:w="7229" w:type="dxa"/>
-            <w:tcBorders>
-              <w:top w:val="single" w:sz="4" w:space="0" w:color="D9DAE6"/>
-              <w:left w:val="single" w:sz="4" w:space="0" w:color="D9DAE6"/>
-              <w:bottom w:val="single" w:sz="4" w:space="0" w:color="D9DAE6"/>
-              <w:right w:val="single" w:sz="4" w:space="0" w:color="D9DAE6"/>
-            </w:tcBorders>
-            <w:tcMar>
-              <w:top w:w="60" w:type="dxa"/>
-              <w:left w:w="100" w:type="dxa"/>
-              <w:bottom w:w="60" w:type="dxa"/>
-              <w:right w:w="100" w:type="dxa"/>
-            </w:tcMar>
-          </w:tcPr>
-          <w:p>
-            <w:pPr>
-              <w:spacing w:line="252" w:lineRule="auto"/>
-            </w:pPr>
-            <w:r>
-              <w:rPr>
-                <w:sz w:val="19"/>
-                <w:szCs w:val="19"/>
-              </w:rPr>
-              <w:t xml:space="preserve">Se a disciplina </w:t>
-            </w:r>
-            <w:r>
-              <w:rPr>
-                <w:b/>
-                <w:bCs/>
-                <w:sz w:val="19"/>
-                <w:szCs w:val="19"/>
-              </w:rPr>
-              <w:t>não tem jogos</w:t>
-            </w:r>
-            <w:r>
-              <w:rPr>
-                <w:sz w:val="19"/>
-                <w:szCs w:val="19"/>
-              </w:rPr>
-              <w:t xml:space="preserve">, é apagada. Se </w:t>
-            </w:r>
-            <w:r>
-              <w:rPr>
-                <w:b/>
-                <w:bCs/>
-                <w:sz w:val="19"/>
-                <w:szCs w:val="19"/>
-              </w:rPr>
-              <w:t>tem jogos</w:t>
-            </w:r>
-            <w:r>
-              <w:rPr>
-                <w:sz w:val="19"/>
-                <w:szCs w:val="19"/>
-              </w:rPr>
-              <w:t xml:space="preserve">, o sistema a </w:t>
-            </w:r>
-            <w:r>
-              <w:rPr>
-                <w:b/>
-                <w:bCs/>
-                <w:sz w:val="19"/>
-                <w:szCs w:val="19"/>
-              </w:rPr>
-              <w:t>desativa</w:t>
-            </w:r>
-            <w:r>
-              <w:rPr>
-                <w:sz w:val="19"/>
-                <w:szCs w:val="19"/>
-              </w:rPr>
-              <w:t xml:space="preserve"> e avisa quantos jogos ela possui</w:t>
-            </w:r>
-          </w:p>
-        </w:tc>
-      </w:tr>
-    </w:tbl>
-    <w:p>
-      <w:pPr>
-        <w:spacing w:after="160"/>
-      </w:pPr>
-    </w:p>
-    <w:p>
-      <w:pPr>
-        <w:spacing w:after="140" w:line="288" w:lineRule="auto"/>
-      </w:pPr>
-      <w:r>
-        <w:t xml:space="preserve">A coluna </w:t>
-      </w:r>
+        <w:t>Figura 22 — Resultado com dicas</w:t>
+      </w:r>
+    </w:p>
+    <w:p>
+      <w:pPr>
+        <w:pBdr>
+          <w:left w:val="single" w:sz="18" w:space="8" w:color="5936D9"/>
+        </w:pBdr>
+        <w:shd w:val="clear" w:color="auto" w:fill="F5F2FE"/>
+        <w:spacing w:before="120" w:after="160" w:line="288" w:lineRule="auto"/>
+        <w:ind w:left="240" w:right="240"/>
+      </w:pPr>
       <w:r>
         <w:rPr>
           <w:b/>
           <w:bCs/>
         </w:rPr>
-        <w:t>Jogos</w:t>
-      </w:r>
-      <w:r>
-        <w:t xml:space="preserve"> mostra quantas cruzadinhas usam cada disciplina.</w:t>
+        <w:t>Exemplo:</w:t>
+      </w:r>
+      <w:r>
+        <w:t xml:space="preserve"> jogo fácil com 8 palavras; 3 acertadas na 1ª conferência e 5 na 2ª → 3 × 100 + 5 × 70 = </w:t>
+      </w:r>
+      <w:r>
+        <w:rPr>
+          <w:b/>
+          <w:bCs/>
+        </w:rPr>
+        <w:t>650</w:t>
+      </w:r>
+      <w:r>
+        <w:t xml:space="preserve">; completou rápido → bônus de tempo </w:t>
+      </w:r>
+      <w:r>
+        <w:rPr>
+          <w:b/>
+          <w:bCs/>
+        </w:rPr>
+        <w:t>+129</w:t>
+      </w:r>
+      <w:r>
+        <w:t xml:space="preserve"> e de completar </w:t>
+      </w:r>
+      <w:r>
+        <w:rPr>
+          <w:b/>
+          <w:bCs/>
+        </w:rPr>
+        <w:t>+65</w:t>
+      </w:r>
+      <w:r>
+        <w:t xml:space="preserve"> → </w:t>
+      </w:r>
+      <w:r>
+        <w:rPr>
+          <w:b/>
+          <w:bCs/>
+        </w:rPr>
+        <w:t>844 pontos</w:t>
+      </w:r>
+      <w:r>
+        <w:t>.</w:t>
+      </w:r>
+    </w:p>
+    <w:p>
+      <w:pPr>
+        <w:spacing w:after="140" w:line="288" w:lineRule="auto"/>
+      </w:pPr>
+      <w:r>
+        <w:t xml:space="preserve">O resultado também mostra o </w:t>
+      </w:r>
+      <w:r>
+        <w:rPr>
+          <w:b/>
+          <w:bCs/>
+        </w:rPr>
+        <w:t>gabarito</w:t>
+      </w:r>
+      <w:r>
+        <w:t xml:space="preserve"> e, para cada palavra, se você acertou e o que digitou. As respostas só aparecem </w:t>
+      </w:r>
+      <w:r>
+        <w:rPr>
+          <w:b/>
+          <w:bCs/>
+        </w:rPr>
+        <w:t>depois</w:t>
+      </w:r>
+      <w:r>
+        <w:t xml:space="preserve"> de a partida terminar.</w:t>
       </w:r>
     </w:p>
     <w:p>
       <w:pPr>
         <w:pStyle w:val="Ttulo2"/>
       </w:pPr>
-      <w:bookmarkStart w:id="19" w:name="_Toc242839352"/>
-      <w:r>
-        <w:lastRenderedPageBreak/>
-        <w:t>5.2 Responder solicitações de disciplina</w:t>
-      </w:r>
-      <w:bookmarkEnd w:id="19"/>
+      <w:bookmarkStart w:id="17" w:name="_Toc242841268"/>
+      <w:r>
+        <w:t>4.7 Ranking e minhas partidas</w:t>
+      </w:r>
+      <w:bookmarkEnd w:id="17"/>
+    </w:p>
+    <w:p>
+      <w:pPr>
+        <w:keepNext/>
+        <w:spacing w:after="140" w:line="288" w:lineRule="auto"/>
+      </w:pPr>
+      <w:r>
+        <w:t>Na página do jogo:</w:t>
+      </w:r>
     </w:p>
     <w:p>
       <w:pPr>
@@ -8674,10 +8745,10 @@
           <w:noProof/>
         </w:rPr>
         <w:drawing>
-          <wp:inline distT="0" distB="0" distL="0" distR="0" wp14:anchorId="551ADDBA" wp14:editId="02B902B7">
-            <wp:extent cx="5905500" cy="4105275"/>
+          <wp:inline distT="0" distB="0" distL="0" distR="0" wp14:anchorId="1141252F" wp14:editId="0B3C41C3">
+            <wp:extent cx="5905500" cy="1133475"/>
             <wp:effectExtent l="0" t="0" r="0" b="0"/>
-            <wp:docPr id="1935693643" name="Imagem 1935693643"/>
+            <wp:docPr id="463713942" name="Imagem 463713942"/>
             <wp:cNvGraphicFramePr>
               <a:graphicFrameLocks xmlns:a="http://schemas.openxmlformats.org/drawingml/2006/main" noChangeAspect="1"/>
             </wp:cNvGraphicFramePr>
@@ -8700,7 +8771,7 @@
                   <pic:spPr bwMode="auto">
                     <a:xfrm>
                       <a:off x="0" y="0"/>
-                      <a:ext cx="5905500" cy="4105275"/>
+                      <a:ext cx="5905500" cy="1133475"/>
                     </a:xfrm>
                     <a:prstGeom prst="rect">
                       <a:avLst/>
@@ -8726,25 +8797,7 @@
           <w:sz w:val="18"/>
           <w:szCs w:val="18"/>
         </w:rPr>
-        <w:t>Figura 23 — Solicitações</w:t>
-      </w:r>
-    </w:p>
-    <w:p>
-      <w:pPr>
-        <w:spacing w:after="140" w:line="288" w:lineRule="auto"/>
-      </w:pPr>
-      <w:r>
-        <w:t xml:space="preserve">As solicitações </w:t>
-      </w:r>
-      <w:r>
-        <w:rPr>
-          <w:b/>
-          <w:bCs/>
-        </w:rPr>
-        <w:t>pendentes</w:t>
-      </w:r>
-      <w:r>
-        <w:t xml:space="preserve"> aparecem primeiro, com o professor, a data e a justificativa.</w:t>
+        <w:t>Figura 23 — Ranking do jogo</w:t>
       </w:r>
     </w:p>
     <w:p>
@@ -8761,10 +8814,16 @@
           <w:b/>
           <w:bCs/>
         </w:rPr>
-        <w:t>Aprovar e criar:</w:t>
-      </w:r>
-      <w:r>
-        <w:t xml:space="preserve"> ajuste o nome e o código finais, se quiser, escreva uma mensagem ao professor (opcional) e confirme. A disciplina é criada na hora.</w:t>
+        <w:t>Ranking:</w:t>
+      </w:r>
+      <w:r>
+        <w:t xml:space="preserve"> a melhor partida de cada aluno; a sua linha aparece destacada. </w:t>
+      </w:r>
+      <w:r>
+        <w:t>🥇🥈🥉</w:t>
+      </w:r>
+      <w:r>
+        <w:t xml:space="preserve"> para os três primeiros.</w:t>
       </w:r>
     </w:p>
     <w:p>
@@ -8781,20 +8840,11 @@
           <w:b/>
           <w:bCs/>
         </w:rPr>
-        <w:t>Recusar:</w:t>
-      </w:r>
-      <w:r>
-        <w:t xml:space="preserve"> escreva o motivo (opcional) e clique em </w:t>
-      </w:r>
-      <w:r>
-        <w:rPr>
-          <w:b/>
-          <w:bCs/>
-        </w:rPr>
-        <w:t>Recusar</w:t>
-      </w:r>
-      <w:r>
-        <w:t>.</w:t>
+        <w:lastRenderedPageBreak/>
+        <w:t>Minhas partidas:</w:t>
+      </w:r>
+      <w:r>
+        <w:t xml:space="preserve"> data, versão, tempo, conferências, palavras certas e pontos de cada partida terminada.</w:t>
       </w:r>
     </w:p>
     <w:p>
@@ -8804,11 +8854,26 @@
     </w:p>
     <w:p>
       <w:pPr>
-        <w:spacing w:after="140" w:line="288" w:lineRule="auto"/>
-      </w:pPr>
-      <w:r>
-        <w:t>As já respondidas ficam listadas embaixo, com quem respondeu e a mensagem.</w:t>
-      </w:r>
+        <w:pStyle w:val="Ttulo1"/>
+      </w:pPr>
+      <w:bookmarkStart w:id="18" w:name="_Toc242841269"/>
+      <w:r>
+        <w:rPr>
+          <w:color w:val="191B2E"/>
+        </w:rPr>
+        <w:t>5. Administrador</w:t>
+      </w:r>
+      <w:bookmarkEnd w:id="18"/>
+    </w:p>
+    <w:p>
+      <w:pPr>
+        <w:pStyle w:val="Ttulo2"/>
+      </w:pPr>
+      <w:bookmarkStart w:id="19" w:name="_Toc242841270"/>
+      <w:r>
+        <w:t>5.1 Manter disciplinas</w:t>
+      </w:r>
+      <w:bookmarkEnd w:id="19"/>
     </w:p>
     <w:p>
       <w:pPr>
@@ -8820,12 +8885,11 @@
         <w:rPr>
           <w:noProof/>
         </w:rPr>
-        <w:lastRenderedPageBreak/>
         <w:drawing>
-          <wp:inline distT="0" distB="0" distL="0" distR="0" wp14:anchorId="0EA9C74D" wp14:editId="224F9DE2">
-            <wp:extent cx="5905500" cy="8534400"/>
+          <wp:inline distT="0" distB="0" distL="0" distR="0" wp14:anchorId="21B38678" wp14:editId="7F3A7F02">
+            <wp:extent cx="5905500" cy="4286250"/>
             <wp:effectExtent l="0" t="0" r="0" b="0"/>
-            <wp:docPr id="1349420048" name="Imagem 1349420048"/>
+            <wp:docPr id="795013679" name="Imagem 795013679"/>
             <wp:cNvGraphicFramePr>
               <a:graphicFrameLocks xmlns:a="http://schemas.openxmlformats.org/drawingml/2006/main" noChangeAspect="1"/>
             </wp:cNvGraphicFramePr>
@@ -8848,7 +8912,7 @@
                   <pic:spPr bwMode="auto">
                     <a:xfrm>
                       <a:off x="0" y="0"/>
-                      <a:ext cx="5905500" cy="8534400"/>
+                      <a:ext cx="5905500" cy="4286250"/>
                     </a:xfrm>
                     <a:prstGeom prst="rect">
                       <a:avLst/>
@@ -8874,22 +8938,8 @@
           <w:sz w:val="18"/>
           <w:szCs w:val="18"/>
         </w:rPr>
-        <w:t>Figura 24 — Diagrama: Responder solicitações de disciplina</w:t>
-      </w:r>
-    </w:p>
-    <w:p>
-      <w:pPr>
-        <w:pStyle w:val="Ttulo1"/>
-      </w:pPr>
-      <w:bookmarkStart w:id="20" w:name="_Toc242839353"/>
-      <w:r>
-        <w:rPr>
-          <w:color w:val="191B2E"/>
-        </w:rPr>
-        <w:lastRenderedPageBreak/>
-        <w:t>6. Principais regras de negócio</w:t>
-      </w:r>
-      <w:bookmarkEnd w:id="20"/>
+        <w:t>Figura 24 — Manter disciplinas</w:t>
+      </w:r>
     </w:p>
     <w:tbl>
       <w:tblPr>
@@ -8906,7 +8956,772 @@
           <w:left w:w="10" w:type="dxa"/>
           <w:right w:w="10" w:type="dxa"/>
         </w:tblCellMar>
-        <w:tblLook w:val="04A0" w:firstRow="1" w:lastRow="0" w:firstColumn="1" w:lastColumn="0" w:noHBand="0" w:noVBand="1"/>
+        <w:tblLook w:val="0000" w:firstRow="0" w:lastRow="0" w:firstColumn="0" w:lastColumn="0" w:noHBand="0" w:noVBand="0"/>
+      </w:tblPr>
+      <w:tblGrid>
+        <w:gridCol w:w="2409"/>
+        <w:gridCol w:w="7229"/>
+      </w:tblGrid>
+      <w:tr>
+        <w:tblPrEx>
+          <w:tblCellMar>
+            <w:top w:w="0" w:type="dxa"/>
+            <w:bottom w:w="0" w:type="dxa"/>
+          </w:tblCellMar>
+        </w:tblPrEx>
+        <w:trPr>
+          <w:tblHeader/>
+        </w:trPr>
+        <w:tc>
+          <w:tcPr>
+            <w:tcW w:w="2409" w:type="dxa"/>
+            <w:tcBorders>
+              <w:top w:val="single" w:sz="4" w:space="0" w:color="D9DAE6"/>
+              <w:left w:val="single" w:sz="4" w:space="0" w:color="D9DAE6"/>
+              <w:bottom w:val="single" w:sz="4" w:space="0" w:color="D9DAE6"/>
+              <w:right w:val="single" w:sz="4" w:space="0" w:color="D9DAE6"/>
+            </w:tcBorders>
+            <w:shd w:val="clear" w:color="auto" w:fill="EFEAFE"/>
+            <w:tcMar>
+              <w:top w:w="60" w:type="dxa"/>
+              <w:left w:w="100" w:type="dxa"/>
+              <w:bottom w:w="60" w:type="dxa"/>
+              <w:right w:w="100" w:type="dxa"/>
+            </w:tcMar>
+          </w:tcPr>
+          <w:p>
+            <w:pPr>
+              <w:spacing w:line="252" w:lineRule="auto"/>
+            </w:pPr>
+            <w:r>
+              <w:rPr>
+                <w:b/>
+                <w:bCs/>
+                <w:sz w:val="19"/>
+                <w:szCs w:val="19"/>
+              </w:rPr>
+              <w:t>Ação</w:t>
+            </w:r>
+          </w:p>
+        </w:tc>
+        <w:tc>
+          <w:tcPr>
+            <w:tcW w:w="7229" w:type="dxa"/>
+            <w:tcBorders>
+              <w:top w:val="single" w:sz="4" w:space="0" w:color="D9DAE6"/>
+              <w:left w:val="single" w:sz="4" w:space="0" w:color="D9DAE6"/>
+              <w:bottom w:val="single" w:sz="4" w:space="0" w:color="D9DAE6"/>
+              <w:right w:val="single" w:sz="4" w:space="0" w:color="D9DAE6"/>
+            </w:tcBorders>
+            <w:shd w:val="clear" w:color="auto" w:fill="EFEAFE"/>
+            <w:tcMar>
+              <w:top w:w="60" w:type="dxa"/>
+              <w:left w:w="100" w:type="dxa"/>
+              <w:bottom w:w="60" w:type="dxa"/>
+              <w:right w:w="100" w:type="dxa"/>
+            </w:tcMar>
+          </w:tcPr>
+          <w:p>
+            <w:pPr>
+              <w:spacing w:line="252" w:lineRule="auto"/>
+            </w:pPr>
+            <w:r>
+              <w:rPr>
+                <w:b/>
+                <w:bCs/>
+                <w:sz w:val="19"/>
+                <w:szCs w:val="19"/>
+              </w:rPr>
+              <w:t>Como</w:t>
+            </w:r>
+          </w:p>
+        </w:tc>
+      </w:tr>
+      <w:tr>
+        <w:tblPrEx>
+          <w:tblCellMar>
+            <w:top w:w="0" w:type="dxa"/>
+            <w:bottom w:w="0" w:type="dxa"/>
+          </w:tblCellMar>
+        </w:tblPrEx>
+        <w:trPr>
+          <w:cantSplit/>
+        </w:trPr>
+        <w:tc>
+          <w:tcPr>
+            <w:tcW w:w="2409" w:type="dxa"/>
+            <w:tcBorders>
+              <w:top w:val="single" w:sz="4" w:space="0" w:color="D9DAE6"/>
+              <w:left w:val="single" w:sz="4" w:space="0" w:color="D9DAE6"/>
+              <w:bottom w:val="single" w:sz="4" w:space="0" w:color="D9DAE6"/>
+              <w:right w:val="single" w:sz="4" w:space="0" w:color="D9DAE6"/>
+            </w:tcBorders>
+            <w:tcMar>
+              <w:top w:w="60" w:type="dxa"/>
+              <w:left w:w="100" w:type="dxa"/>
+              <w:bottom w:w="60" w:type="dxa"/>
+              <w:right w:w="100" w:type="dxa"/>
+            </w:tcMar>
+          </w:tcPr>
+          <w:p>
+            <w:pPr>
+              <w:spacing w:line="252" w:lineRule="auto"/>
+            </w:pPr>
+            <w:r>
+              <w:rPr>
+                <w:sz w:val="19"/>
+                <w:szCs w:val="19"/>
+              </w:rPr>
+              <w:t>Incluir</w:t>
+            </w:r>
+          </w:p>
+        </w:tc>
+        <w:tc>
+          <w:tcPr>
+            <w:tcW w:w="7229" w:type="dxa"/>
+            <w:tcBorders>
+              <w:top w:val="single" w:sz="4" w:space="0" w:color="D9DAE6"/>
+              <w:left w:val="single" w:sz="4" w:space="0" w:color="D9DAE6"/>
+              <w:bottom w:val="single" w:sz="4" w:space="0" w:color="D9DAE6"/>
+              <w:right w:val="single" w:sz="4" w:space="0" w:color="D9DAE6"/>
+            </w:tcBorders>
+            <w:tcMar>
+              <w:top w:w="60" w:type="dxa"/>
+              <w:left w:w="100" w:type="dxa"/>
+              <w:bottom w:w="60" w:type="dxa"/>
+              <w:right w:w="100" w:type="dxa"/>
+            </w:tcMar>
+          </w:tcPr>
+          <w:p>
+            <w:pPr>
+              <w:spacing w:line="252" w:lineRule="auto"/>
+            </w:pPr>
+            <w:r>
+              <w:rPr>
+                <w:sz w:val="19"/>
+                <w:szCs w:val="19"/>
+              </w:rPr>
+              <w:t xml:space="preserve">Preencha </w:t>
+            </w:r>
+            <w:r>
+              <w:rPr>
+                <w:b/>
+                <w:bCs/>
+                <w:sz w:val="19"/>
+                <w:szCs w:val="19"/>
+              </w:rPr>
+              <w:t>Nome</w:t>
+            </w:r>
+            <w:r>
+              <w:rPr>
+                <w:sz w:val="19"/>
+                <w:szCs w:val="19"/>
+              </w:rPr>
+              <w:t xml:space="preserve"> e </w:t>
+            </w:r>
+            <w:r>
+              <w:rPr>
+                <w:b/>
+                <w:bCs/>
+                <w:sz w:val="19"/>
+                <w:szCs w:val="19"/>
+              </w:rPr>
+              <w:t>Código</w:t>
+            </w:r>
+            <w:r>
+              <w:rPr>
+                <w:sz w:val="19"/>
+                <w:szCs w:val="19"/>
+              </w:rPr>
+              <w:t xml:space="preserve"> e clique em </w:t>
+            </w:r>
+            <w:r>
+              <w:rPr>
+                <w:b/>
+                <w:bCs/>
+                <w:sz w:val="19"/>
+                <w:szCs w:val="19"/>
+              </w:rPr>
+              <w:t>+ Adicionar</w:t>
+            </w:r>
+            <w:r>
+              <w:rPr>
+                <w:sz w:val="19"/>
+                <w:szCs w:val="19"/>
+              </w:rPr>
+              <w:t>. O código vira maiúsculo e não pode repetir</w:t>
+            </w:r>
+          </w:p>
+        </w:tc>
+      </w:tr>
+      <w:tr>
+        <w:tblPrEx>
+          <w:tblCellMar>
+            <w:top w:w="0" w:type="dxa"/>
+            <w:bottom w:w="0" w:type="dxa"/>
+          </w:tblCellMar>
+        </w:tblPrEx>
+        <w:trPr>
+          <w:cantSplit/>
+        </w:trPr>
+        <w:tc>
+          <w:tcPr>
+            <w:tcW w:w="2409" w:type="dxa"/>
+            <w:tcBorders>
+              <w:top w:val="single" w:sz="4" w:space="0" w:color="D9DAE6"/>
+              <w:left w:val="single" w:sz="4" w:space="0" w:color="D9DAE6"/>
+              <w:bottom w:val="single" w:sz="4" w:space="0" w:color="D9DAE6"/>
+              <w:right w:val="single" w:sz="4" w:space="0" w:color="D9DAE6"/>
+            </w:tcBorders>
+            <w:tcMar>
+              <w:top w:w="60" w:type="dxa"/>
+              <w:left w:w="100" w:type="dxa"/>
+              <w:bottom w:w="60" w:type="dxa"/>
+              <w:right w:w="100" w:type="dxa"/>
+            </w:tcMar>
+          </w:tcPr>
+          <w:p>
+            <w:pPr>
+              <w:spacing w:line="252" w:lineRule="auto"/>
+            </w:pPr>
+            <w:r>
+              <w:rPr>
+                <w:sz w:val="19"/>
+                <w:szCs w:val="19"/>
+              </w:rPr>
+              <w:t>Editar</w:t>
+            </w:r>
+          </w:p>
+        </w:tc>
+        <w:tc>
+          <w:tcPr>
+            <w:tcW w:w="7229" w:type="dxa"/>
+            <w:tcBorders>
+              <w:top w:val="single" w:sz="4" w:space="0" w:color="D9DAE6"/>
+              <w:left w:val="single" w:sz="4" w:space="0" w:color="D9DAE6"/>
+              <w:bottom w:val="single" w:sz="4" w:space="0" w:color="D9DAE6"/>
+              <w:right w:val="single" w:sz="4" w:space="0" w:color="D9DAE6"/>
+            </w:tcBorders>
+            <w:tcMar>
+              <w:top w:w="60" w:type="dxa"/>
+              <w:left w:w="100" w:type="dxa"/>
+              <w:bottom w:w="60" w:type="dxa"/>
+              <w:right w:w="100" w:type="dxa"/>
+            </w:tcMar>
+          </w:tcPr>
+          <w:p>
+            <w:pPr>
+              <w:spacing w:line="252" w:lineRule="auto"/>
+            </w:pPr>
+            <w:r>
+              <w:rPr>
+                <w:b/>
+                <w:bCs/>
+                <w:sz w:val="19"/>
+                <w:szCs w:val="19"/>
+              </w:rPr>
+              <w:t>Editar</w:t>
+            </w:r>
+            <w:r>
+              <w:rPr>
+                <w:sz w:val="19"/>
+                <w:szCs w:val="19"/>
+              </w:rPr>
+              <w:t xml:space="preserve"> na linha → altere → </w:t>
+            </w:r>
+            <w:r>
+              <w:rPr>
+                <w:b/>
+                <w:bCs/>
+                <w:sz w:val="19"/>
+                <w:szCs w:val="19"/>
+              </w:rPr>
+              <w:t>Salvar</w:t>
+            </w:r>
+          </w:p>
+        </w:tc>
+      </w:tr>
+      <w:tr>
+        <w:tblPrEx>
+          <w:tblCellMar>
+            <w:top w:w="0" w:type="dxa"/>
+            <w:bottom w:w="0" w:type="dxa"/>
+          </w:tblCellMar>
+        </w:tblPrEx>
+        <w:trPr>
+          <w:cantSplit/>
+        </w:trPr>
+        <w:tc>
+          <w:tcPr>
+            <w:tcW w:w="2409" w:type="dxa"/>
+            <w:tcBorders>
+              <w:top w:val="single" w:sz="4" w:space="0" w:color="D9DAE6"/>
+              <w:left w:val="single" w:sz="4" w:space="0" w:color="D9DAE6"/>
+              <w:bottom w:val="single" w:sz="4" w:space="0" w:color="D9DAE6"/>
+              <w:right w:val="single" w:sz="4" w:space="0" w:color="D9DAE6"/>
+            </w:tcBorders>
+            <w:tcMar>
+              <w:top w:w="60" w:type="dxa"/>
+              <w:left w:w="100" w:type="dxa"/>
+              <w:bottom w:w="60" w:type="dxa"/>
+              <w:right w:w="100" w:type="dxa"/>
+            </w:tcMar>
+          </w:tcPr>
+          <w:p>
+            <w:pPr>
+              <w:spacing w:line="252" w:lineRule="auto"/>
+            </w:pPr>
+            <w:r>
+              <w:rPr>
+                <w:sz w:val="19"/>
+                <w:szCs w:val="19"/>
+              </w:rPr>
+              <w:t>Desativar / Reativar</w:t>
+            </w:r>
+          </w:p>
+        </w:tc>
+        <w:tc>
+          <w:tcPr>
+            <w:tcW w:w="7229" w:type="dxa"/>
+            <w:tcBorders>
+              <w:top w:val="single" w:sz="4" w:space="0" w:color="D9DAE6"/>
+              <w:left w:val="single" w:sz="4" w:space="0" w:color="D9DAE6"/>
+              <w:bottom w:val="single" w:sz="4" w:space="0" w:color="D9DAE6"/>
+              <w:right w:val="single" w:sz="4" w:space="0" w:color="D9DAE6"/>
+            </w:tcBorders>
+            <w:tcMar>
+              <w:top w:w="60" w:type="dxa"/>
+              <w:left w:w="100" w:type="dxa"/>
+              <w:bottom w:w="60" w:type="dxa"/>
+              <w:right w:w="100" w:type="dxa"/>
+            </w:tcMar>
+          </w:tcPr>
+          <w:p>
+            <w:pPr>
+              <w:spacing w:line="252" w:lineRule="auto"/>
+            </w:pPr>
+            <w:r>
+              <w:rPr>
+                <w:sz w:val="19"/>
+                <w:szCs w:val="19"/>
+              </w:rPr>
+              <w:t xml:space="preserve">Disciplina </w:t>
+            </w:r>
+            <w:r>
+              <w:rPr>
+                <w:b/>
+                <w:bCs/>
+                <w:sz w:val="19"/>
+                <w:szCs w:val="19"/>
+              </w:rPr>
+              <w:t>inativa</w:t>
+            </w:r>
+            <w:r>
+              <w:rPr>
+                <w:sz w:val="19"/>
+                <w:szCs w:val="19"/>
+              </w:rPr>
+              <w:t xml:space="preserve"> não aparece para novos jogos; os jogos existentes continuam funcionando</w:t>
+            </w:r>
+          </w:p>
+        </w:tc>
+      </w:tr>
+      <w:tr>
+        <w:tblPrEx>
+          <w:tblCellMar>
+            <w:top w:w="0" w:type="dxa"/>
+            <w:bottom w:w="0" w:type="dxa"/>
+          </w:tblCellMar>
+        </w:tblPrEx>
+        <w:trPr>
+          <w:cantSplit/>
+        </w:trPr>
+        <w:tc>
+          <w:tcPr>
+            <w:tcW w:w="2409" w:type="dxa"/>
+            <w:tcBorders>
+              <w:top w:val="single" w:sz="4" w:space="0" w:color="D9DAE6"/>
+              <w:left w:val="single" w:sz="4" w:space="0" w:color="D9DAE6"/>
+              <w:bottom w:val="single" w:sz="4" w:space="0" w:color="D9DAE6"/>
+              <w:right w:val="single" w:sz="4" w:space="0" w:color="D9DAE6"/>
+            </w:tcBorders>
+            <w:tcMar>
+              <w:top w:w="60" w:type="dxa"/>
+              <w:left w:w="100" w:type="dxa"/>
+              <w:bottom w:w="60" w:type="dxa"/>
+              <w:right w:w="100" w:type="dxa"/>
+            </w:tcMar>
+          </w:tcPr>
+          <w:p>
+            <w:pPr>
+              <w:spacing w:line="252" w:lineRule="auto"/>
+            </w:pPr>
+            <w:r>
+              <w:rPr>
+                <w:sz w:val="19"/>
+                <w:szCs w:val="19"/>
+              </w:rPr>
+              <w:t>Excluir</w:t>
+            </w:r>
+          </w:p>
+        </w:tc>
+        <w:tc>
+          <w:tcPr>
+            <w:tcW w:w="7229" w:type="dxa"/>
+            <w:tcBorders>
+              <w:top w:val="single" w:sz="4" w:space="0" w:color="D9DAE6"/>
+              <w:left w:val="single" w:sz="4" w:space="0" w:color="D9DAE6"/>
+              <w:bottom w:val="single" w:sz="4" w:space="0" w:color="D9DAE6"/>
+              <w:right w:val="single" w:sz="4" w:space="0" w:color="D9DAE6"/>
+            </w:tcBorders>
+            <w:tcMar>
+              <w:top w:w="60" w:type="dxa"/>
+              <w:left w:w="100" w:type="dxa"/>
+              <w:bottom w:w="60" w:type="dxa"/>
+              <w:right w:w="100" w:type="dxa"/>
+            </w:tcMar>
+          </w:tcPr>
+          <w:p>
+            <w:pPr>
+              <w:spacing w:line="252" w:lineRule="auto"/>
+            </w:pPr>
+            <w:r>
+              <w:rPr>
+                <w:sz w:val="19"/>
+                <w:szCs w:val="19"/>
+              </w:rPr>
+              <w:t xml:space="preserve">Se a disciplina </w:t>
+            </w:r>
+            <w:r>
+              <w:rPr>
+                <w:b/>
+                <w:bCs/>
+                <w:sz w:val="19"/>
+                <w:szCs w:val="19"/>
+              </w:rPr>
+              <w:t>não tem jogos</w:t>
+            </w:r>
+            <w:r>
+              <w:rPr>
+                <w:sz w:val="19"/>
+                <w:szCs w:val="19"/>
+              </w:rPr>
+              <w:t xml:space="preserve">, é apagada. Se </w:t>
+            </w:r>
+            <w:r>
+              <w:rPr>
+                <w:b/>
+                <w:bCs/>
+                <w:sz w:val="19"/>
+                <w:szCs w:val="19"/>
+              </w:rPr>
+              <w:t>tem jogos</w:t>
+            </w:r>
+            <w:r>
+              <w:rPr>
+                <w:sz w:val="19"/>
+                <w:szCs w:val="19"/>
+              </w:rPr>
+              <w:t xml:space="preserve">, o sistema a </w:t>
+            </w:r>
+            <w:r>
+              <w:rPr>
+                <w:b/>
+                <w:bCs/>
+                <w:sz w:val="19"/>
+                <w:szCs w:val="19"/>
+              </w:rPr>
+              <w:t>desativa</w:t>
+            </w:r>
+            <w:r>
+              <w:rPr>
+                <w:sz w:val="19"/>
+                <w:szCs w:val="19"/>
+              </w:rPr>
+              <w:t xml:space="preserve"> e avisa quantos jogos ela possui</w:t>
+            </w:r>
+          </w:p>
+        </w:tc>
+      </w:tr>
+    </w:tbl>
+    <w:p>
+      <w:pPr>
+        <w:spacing w:after="160"/>
+      </w:pPr>
+    </w:p>
+    <w:p>
+      <w:pPr>
+        <w:spacing w:after="140" w:line="288" w:lineRule="auto"/>
+      </w:pPr>
+      <w:r>
+        <w:t xml:space="preserve">A coluna </w:t>
+      </w:r>
+      <w:r>
+        <w:rPr>
+          <w:b/>
+          <w:bCs/>
+        </w:rPr>
+        <w:t>Jogos</w:t>
+      </w:r>
+      <w:r>
+        <w:t xml:space="preserve"> mostra quantas cruzadinhas usam cada disciplina.</w:t>
+      </w:r>
+    </w:p>
+    <w:p>
+      <w:pPr>
+        <w:pStyle w:val="Ttulo2"/>
+      </w:pPr>
+      <w:bookmarkStart w:id="20" w:name="_Toc242841271"/>
+      <w:r>
+        <w:lastRenderedPageBreak/>
+        <w:t>5.2 Responder solicitações de disciplina</w:t>
+      </w:r>
+      <w:bookmarkEnd w:id="20"/>
+    </w:p>
+    <w:p>
+      <w:pPr>
+        <w:keepNext/>
+        <w:spacing w:before="120"/>
+        <w:jc w:val="center"/>
+      </w:pPr>
+      <w:r>
+        <w:rPr>
+          <w:noProof/>
+        </w:rPr>
+        <w:drawing>
+          <wp:inline distT="0" distB="0" distL="0" distR="0" wp14:anchorId="022772A1" wp14:editId="3E654A8D">
+            <wp:extent cx="5905500" cy="4105275"/>
+            <wp:effectExtent l="0" t="0" r="0" b="0"/>
+            <wp:docPr id="81023508" name="Imagem 81023508"/>
+            <wp:cNvGraphicFramePr>
+              <a:graphicFrameLocks xmlns:a="http://schemas.openxmlformats.org/drawingml/2006/main" noChangeAspect="1"/>
+            </wp:cNvGraphicFramePr>
+            <a:graphic xmlns:a="http://schemas.openxmlformats.org/drawingml/2006/main">
+              <a:graphicData uri="http://schemas.openxmlformats.org/drawingml/2006/picture">
+                <pic:pic xmlns:pic="http://schemas.openxmlformats.org/drawingml/2006/picture">
+                  <pic:nvPicPr>
+                    <pic:cNvPr id="0" name=""/>
+                    <pic:cNvPicPr>
+                      <a:picLocks noChangeAspect="1" noChangeArrowheads="1"/>
+                    </pic:cNvPicPr>
+                  </pic:nvPicPr>
+                  <pic:blipFill>
+                    <a:blip r:embed="rId32"/>
+                    <a:srcRect/>
+                    <a:stretch>
+                      <a:fillRect/>
+                    </a:stretch>
+                  </pic:blipFill>
+                  <pic:spPr bwMode="auto">
+                    <a:xfrm>
+                      <a:off x="0" y="0"/>
+                      <a:ext cx="5905500" cy="4105275"/>
+                    </a:xfrm>
+                    <a:prstGeom prst="rect">
+                      <a:avLst/>
+                    </a:prstGeom>
+                  </pic:spPr>
+                </pic:pic>
+              </a:graphicData>
+            </a:graphic>
+          </wp:inline>
+        </w:drawing>
+      </w:r>
+    </w:p>
+    <w:p>
+      <w:pPr>
+        <w:spacing w:before="60" w:after="240"/>
+        <w:jc w:val="center"/>
+      </w:pPr>
+      <w:r>
+        <w:rPr>
+          <w:i/>
+          <w:iCs/>
+          <w:color w:val="6B7185"/>
+          <w:sz w:val="18"/>
+          <w:szCs w:val="18"/>
+        </w:rPr>
+        <w:t>Figura 25 — Solicitações</w:t>
+      </w:r>
+    </w:p>
+    <w:p>
+      <w:pPr>
+        <w:spacing w:after="140" w:line="288" w:lineRule="auto"/>
+      </w:pPr>
+      <w:r>
+        <w:t xml:space="preserve">As solicitações </w:t>
+      </w:r>
+      <w:r>
+        <w:rPr>
+          <w:b/>
+          <w:bCs/>
+        </w:rPr>
+        <w:t>pendentes</w:t>
+      </w:r>
+      <w:r>
+        <w:t xml:space="preserve"> aparecem primeiro, com o professor, a data e a justificativa.</w:t>
+      </w:r>
+    </w:p>
+    <w:p>
+      <w:pPr>
+        <w:pStyle w:val="PargrafodaLista"/>
+        <w:numPr>
+          <w:ilvl w:val="0"/>
+          <w:numId w:val="2"/>
+        </w:numPr>
+        <w:spacing w:after="80" w:line="276" w:lineRule="auto"/>
+      </w:pPr>
+      <w:r>
+        <w:rPr>
+          <w:b/>
+          <w:bCs/>
+        </w:rPr>
+        <w:t>Aprovar e criar:</w:t>
+      </w:r>
+      <w:r>
+        <w:t xml:space="preserve"> ajuste o nome e o código finais, se quiser, escreva uma mensagem ao professor (opcional) e confirme. A disciplina é criada na hora.</w:t>
+      </w:r>
+    </w:p>
+    <w:p>
+      <w:pPr>
+        <w:pStyle w:val="PargrafodaLista"/>
+        <w:numPr>
+          <w:ilvl w:val="0"/>
+          <w:numId w:val="2"/>
+        </w:numPr>
+        <w:spacing w:after="80" w:line="276" w:lineRule="auto"/>
+      </w:pPr>
+      <w:r>
+        <w:rPr>
+          <w:b/>
+          <w:bCs/>
+        </w:rPr>
+        <w:t>Recusar:</w:t>
+      </w:r>
+      <w:r>
+        <w:t xml:space="preserve"> escreva o motivo (opcional) e clique em </w:t>
+      </w:r>
+      <w:r>
+        <w:rPr>
+          <w:b/>
+          <w:bCs/>
+        </w:rPr>
+        <w:t>Recusar</w:t>
+      </w:r>
+      <w:r>
+        <w:t>.</w:t>
+      </w:r>
+    </w:p>
+    <w:p>
+      <w:pPr>
+        <w:spacing w:after="60"/>
+      </w:pPr>
+    </w:p>
+    <w:p>
+      <w:pPr>
+        <w:spacing w:after="140" w:line="288" w:lineRule="auto"/>
+      </w:pPr>
+      <w:r>
+        <w:t>As já respondidas ficam listadas embaixo, com quem respondeu e a mensagem.</w:t>
+      </w:r>
+    </w:p>
+    <w:p>
+      <w:pPr>
+        <w:keepNext/>
+        <w:spacing w:before="120"/>
+        <w:jc w:val="center"/>
+      </w:pPr>
+      <w:r>
+        <w:rPr>
+          <w:noProof/>
+        </w:rPr>
+        <w:lastRenderedPageBreak/>
+        <w:drawing>
+          <wp:inline distT="0" distB="0" distL="0" distR="0" wp14:anchorId="4EE9E8AD" wp14:editId="7E902370">
+            <wp:extent cx="5905500" cy="8534400"/>
+            <wp:effectExtent l="0" t="0" r="0" b="0"/>
+            <wp:docPr id="1242007348" name="Imagem 1242007348"/>
+            <wp:cNvGraphicFramePr>
+              <a:graphicFrameLocks xmlns:a="http://schemas.openxmlformats.org/drawingml/2006/main" noChangeAspect="1"/>
+            </wp:cNvGraphicFramePr>
+            <a:graphic xmlns:a="http://schemas.openxmlformats.org/drawingml/2006/main">
+              <a:graphicData uri="http://schemas.openxmlformats.org/drawingml/2006/picture">
+                <pic:pic xmlns:pic="http://schemas.openxmlformats.org/drawingml/2006/picture">
+                  <pic:nvPicPr>
+                    <pic:cNvPr id="0" name=""/>
+                    <pic:cNvPicPr>
+                      <a:picLocks noChangeAspect="1" noChangeArrowheads="1"/>
+                    </pic:cNvPicPr>
+                  </pic:nvPicPr>
+                  <pic:blipFill>
+                    <a:blip r:embed="rId33"/>
+                    <a:srcRect/>
+                    <a:stretch>
+                      <a:fillRect/>
+                    </a:stretch>
+                  </pic:blipFill>
+                  <pic:spPr bwMode="auto">
+                    <a:xfrm>
+                      <a:off x="0" y="0"/>
+                      <a:ext cx="5905500" cy="8534400"/>
+                    </a:xfrm>
+                    <a:prstGeom prst="rect">
+                      <a:avLst/>
+                    </a:prstGeom>
+                  </pic:spPr>
+                </pic:pic>
+              </a:graphicData>
+            </a:graphic>
+          </wp:inline>
+        </w:drawing>
+      </w:r>
+    </w:p>
+    <w:p>
+      <w:pPr>
+        <w:spacing w:before="60" w:after="240"/>
+        <w:jc w:val="center"/>
+      </w:pPr>
+      <w:r>
+        <w:rPr>
+          <w:i/>
+          <w:iCs/>
+          <w:color w:val="6B7185"/>
+          <w:sz w:val="18"/>
+          <w:szCs w:val="18"/>
+        </w:rPr>
+        <w:t>Figura 26 — Diagrama: Responder solicitações de disciplina</w:t>
+      </w:r>
+    </w:p>
+    <w:p>
+      <w:pPr>
+        <w:pStyle w:val="Ttulo1"/>
+      </w:pPr>
+      <w:bookmarkStart w:id="21" w:name="_Toc242841272"/>
+      <w:r>
+        <w:rPr>
+          <w:color w:val="191B2E"/>
+        </w:rPr>
+        <w:lastRenderedPageBreak/>
+        <w:t>6. Principais regras de negócio</w:t>
+      </w:r>
+      <w:bookmarkEnd w:id="21"/>
+    </w:p>
+    <w:tbl>
+      <w:tblPr>
+        <w:tblW w:w="9638" w:type="dxa"/>
+        <w:tblBorders>
+          <w:top w:val="single" w:sz="4" w:space="0" w:color="auto"/>
+          <w:left w:val="single" w:sz="4" w:space="0" w:color="auto"/>
+          <w:bottom w:val="single" w:sz="4" w:space="0" w:color="auto"/>
+          <w:right w:val="single" w:sz="4" w:space="0" w:color="auto"/>
+          <w:insideH w:val="single" w:sz="4" w:space="0" w:color="auto"/>
+          <w:insideV w:val="single" w:sz="4" w:space="0" w:color="auto"/>
+        </w:tblBorders>
+        <w:tblCellMar>
+          <w:left w:w="10" w:type="dxa"/>
+          <w:right w:w="10" w:type="dxa"/>
+        </w:tblCellMar>
+        <w:tblLook w:val="0000" w:firstRow="0" w:lastRow="0" w:firstColumn="0" w:lastColumn="0" w:noHBand="0" w:noVBand="0"/>
       </w:tblPr>
       <w:tblGrid>
         <w:gridCol w:w="1493"/>
@@ -10229,6 +11044,75 @@
           </w:p>
         </w:tc>
       </w:tr>
+      <w:tr>
+        <w:tblPrEx>
+          <w:tblCellMar>
+            <w:top w:w="0" w:type="dxa"/>
+            <w:bottom w:w="0" w:type="dxa"/>
+          </w:tblCellMar>
+        </w:tblPrEx>
+        <w:trPr>
+          <w:cantSplit/>
+        </w:trPr>
+        <w:tc>
+          <w:tcPr>
+            <w:tcW w:w="1493" w:type="dxa"/>
+            <w:tcBorders>
+              <w:top w:val="single" w:sz="4" w:space="0" w:color="D9DAE6"/>
+              <w:left w:val="single" w:sz="4" w:space="0" w:color="D9DAE6"/>
+              <w:bottom w:val="single" w:sz="4" w:space="0" w:color="D9DAE6"/>
+              <w:right w:val="single" w:sz="4" w:space="0" w:color="D9DAE6"/>
+            </w:tcBorders>
+            <w:tcMar>
+              <w:top w:w="60" w:type="dxa"/>
+              <w:left w:w="100" w:type="dxa"/>
+              <w:bottom w:w="60" w:type="dxa"/>
+              <w:right w:w="100" w:type="dxa"/>
+            </w:tcMar>
+          </w:tcPr>
+          <w:p>
+            <w:pPr>
+              <w:spacing w:line="252" w:lineRule="auto"/>
+            </w:pPr>
+            <w:r>
+              <w:rPr>
+                <w:sz w:val="19"/>
+                <w:szCs w:val="19"/>
+              </w:rPr>
+              <w:t>RN20</w:t>
+            </w:r>
+          </w:p>
+        </w:tc>
+        <w:tc>
+          <w:tcPr>
+            <w:tcW w:w="8145" w:type="dxa"/>
+            <w:tcBorders>
+              <w:top w:val="single" w:sz="4" w:space="0" w:color="D9DAE6"/>
+              <w:left w:val="single" w:sz="4" w:space="0" w:color="D9DAE6"/>
+              <w:bottom w:val="single" w:sz="4" w:space="0" w:color="D9DAE6"/>
+              <w:right w:val="single" w:sz="4" w:space="0" w:color="D9DAE6"/>
+            </w:tcBorders>
+            <w:tcMar>
+              <w:top w:w="60" w:type="dxa"/>
+              <w:left w:w="100" w:type="dxa"/>
+              <w:bottom w:w="60" w:type="dxa"/>
+              <w:right w:w="100" w:type="dxa"/>
+            </w:tcMar>
+          </w:tcPr>
+          <w:p>
+            <w:pPr>
+              <w:spacing w:line="252" w:lineRule="auto"/>
+            </w:pPr>
+            <w:r>
+              <w:rPr>
+                <w:sz w:val="19"/>
+                <w:szCs w:val="19"/>
+              </w:rPr>
+              <w:t>O aluno pode revelar até 3 letras por partida; cada letra revelada desconta 20% de cada palavra que passa por ela</w:t>
+            </w:r>
+          </w:p>
+        </w:tc>
+      </w:tr>
     </w:tbl>
     <w:p>
       <w:pPr>
@@ -10239,14 +11123,14 @@
       <w:pPr>
         <w:pStyle w:val="Ttulo1"/>
       </w:pPr>
-      <w:bookmarkStart w:id="21" w:name="_Toc242839354"/>
+      <w:bookmarkStart w:id="22" w:name="_Toc242841273"/>
       <w:r>
         <w:rPr>
           <w:color w:val="191B2E"/>
         </w:rPr>
         <w:t>7. Perguntas frequentes</w:t>
       </w:r>
-      <w:bookmarkEnd w:id="21"/>
+      <w:bookmarkEnd w:id="22"/>
     </w:p>
     <w:p>
       <w:pPr>
@@ -10353,7 +11237,7 @@
         <w:rPr>
           <w:color w:val="191B2E"/>
         </w:rPr>
-        <w:t>Por que o sistema não diz quais palavras estão erradas?</w:t>
+        <w:t>Posso pedir ajuda numa palavra?</w:t>
       </w:r>
     </w:p>
     <w:p>
@@ -10361,100 +11245,136 @@
         <w:spacing w:after="140" w:line="288" w:lineRule="auto"/>
       </w:pPr>
       <w:r>
-        <w:t>É a regra do jogo (RN18): você descobre pela contagem e pelas palavras que se cruzam. Isso valoriza acertar logo na primeira conferência.</w:t>
-      </w:r>
-    </w:p>
-    <w:p>
-      <w:pPr>
-        <w:pStyle w:val="Ttulo3"/>
-      </w:pPr>
-      <w:r>
-        <w:rPr>
-          <w:color w:val="191B2E"/>
-        </w:rPr>
-        <w:lastRenderedPageBreak/>
-        <w:t>O professor mudou o jogo depois que eu joguei. Minha pontuação muda?</w:t>
-      </w:r>
-    </w:p>
-    <w:p>
-      <w:pPr>
-        <w:spacing w:after="140" w:line="288" w:lineRule="auto"/>
-      </w:pPr>
-      <w:r>
-        <w:t>Não. Sua partida fica ligada à versão que você jogou.</w:t>
-      </w:r>
-    </w:p>
-    <w:p>
-      <w:pPr>
-        <w:pStyle w:val="Ttulo3"/>
-      </w:pPr>
-      <w:r>
-        <w:rPr>
-          <w:color w:val="191B2E"/>
-        </w:rPr>
-        <w:t>Ao salvar um jogo aparece "Não foi possível encaixar".</w:t>
-      </w:r>
-    </w:p>
-    <w:p>
-      <w:pPr>
-        <w:spacing w:after="140" w:line="288" w:lineRule="auto"/>
-      </w:pPr>
-      <w:r>
-        <w:t>Alguma palavra não tem nenhuma letra em comum com as outras, então não consegue cruzar. Troque-a ou adicione palavras que tenham letras em comum com ela.</w:t>
-      </w:r>
-    </w:p>
-    <w:p>
-      <w:pPr>
-        <w:pStyle w:val="Ttulo3"/>
-      </w:pPr>
-      <w:r>
-        <w:rPr>
-          <w:color w:val="191B2E"/>
-        </w:rPr>
-        <w:t>Por que não consigo excluir meu jogo?</w:t>
-      </w:r>
-    </w:p>
-    <w:p>
-      <w:pPr>
-        <w:spacing w:after="140" w:line="288" w:lineRule="auto"/>
-      </w:pPr>
-      <w:r>
-        <w:t xml:space="preserve">Porque alunos já jogaram. Para não apagar o histórico deles, mude o status para </w:t>
+        <w:t xml:space="preserve">Sim: selecione a palavra e use </w:t>
       </w:r>
       <w:r>
         <w:rPr>
           <w:b/>
           <w:bCs/>
         </w:rPr>
-        <w:t>Arquivado</w:t>
-      </w:r>
-      <w:r>
-        <w:t>.</w:t>
-      </w:r>
-    </w:p>
-    <w:p>
-      <w:pPr>
-        <w:pStyle w:val="Ttulo3"/>
-      </w:pPr>
-      <w:r>
-        <w:rPr>
-          <w:color w:val="191B2E"/>
-        </w:rPr>
-        <w:t>A disciplina de que preciso não aparece.</w:t>
-      </w:r>
-    </w:p>
-    <w:p>
-      <w:pPr>
-        <w:spacing w:after="140" w:line="288" w:lineRule="auto"/>
-      </w:pPr>
-      <w:r>
-        <w:t xml:space="preserve">Ela pode não existir ou estar desativada. Use </w:t>
+        <w:t>💡</w:t>
       </w:r>
       <w:r>
         <w:rPr>
           <w:b/>
           <w:bCs/>
         </w:rPr>
+        <w:t xml:space="preserve"> Revelar letra</w:t>
+      </w:r>
+      <w:r>
+        <w:t xml:space="preserve"> (até 3 por partida). Cada letra revelada custa pontos (seção 4.5).</w:t>
+      </w:r>
+    </w:p>
+    <w:p>
+      <w:pPr>
+        <w:pStyle w:val="Ttulo3"/>
+      </w:pPr>
+      <w:r>
+        <w:rPr>
+          <w:color w:val="191B2E"/>
+        </w:rPr>
+        <w:lastRenderedPageBreak/>
+        <w:t>Por que o sistema não diz quais palavras estão erradas?</w:t>
+      </w:r>
+    </w:p>
+    <w:p>
+      <w:pPr>
+        <w:spacing w:after="140" w:line="288" w:lineRule="auto"/>
+      </w:pPr>
+      <w:r>
+        <w:t>É a regra do jogo (RN18): você descobre pela contagem e pelas palavras que se cruzam. Isso valoriza acertar logo na primeira conferência.</w:t>
+      </w:r>
+    </w:p>
+    <w:p>
+      <w:pPr>
+        <w:pStyle w:val="Ttulo3"/>
+      </w:pPr>
+      <w:r>
+        <w:rPr>
+          <w:color w:val="191B2E"/>
+        </w:rPr>
+        <w:t>O professor mudou o jogo depois que eu joguei. Minha pontuação muda?</w:t>
+      </w:r>
+    </w:p>
+    <w:p>
+      <w:pPr>
+        <w:spacing w:after="140" w:line="288" w:lineRule="auto"/>
+      </w:pPr>
+      <w:r>
+        <w:t>Não. Sua partida fica ligada à versão que você jogou.</w:t>
+      </w:r>
+    </w:p>
+    <w:p>
+      <w:pPr>
+        <w:pStyle w:val="Ttulo3"/>
+      </w:pPr>
+      <w:r>
+        <w:rPr>
+          <w:color w:val="191B2E"/>
+        </w:rPr>
+        <w:t>Ao salvar um jogo aparece "Não foi possível encaixar".</w:t>
+      </w:r>
+    </w:p>
+    <w:p>
+      <w:pPr>
+        <w:spacing w:after="140" w:line="288" w:lineRule="auto"/>
+      </w:pPr>
+      <w:r>
+        <w:t>Alguma palavra não tem nenhuma letra em comum com as outras, então não consegue cruzar. Troque-a ou adicione palavras que tenham letras em comum com ela.</w:t>
+      </w:r>
+    </w:p>
+    <w:p>
+      <w:pPr>
+        <w:pStyle w:val="Ttulo3"/>
+      </w:pPr>
+      <w:r>
+        <w:rPr>
+          <w:color w:val="191B2E"/>
+        </w:rPr>
+        <w:t>Por que não consigo excluir meu jogo?</w:t>
+      </w:r>
+    </w:p>
+    <w:p>
+      <w:pPr>
+        <w:spacing w:after="140" w:line="288" w:lineRule="auto"/>
+      </w:pPr>
+      <w:r>
+        <w:t xml:space="preserve">Porque alunos já jogaram. Para não apagar o histórico deles, mude o status para </w:t>
+      </w:r>
+      <w:r>
+        <w:rPr>
+          <w:b/>
+          <w:bCs/>
+        </w:rPr>
+        <w:t>Arquivado</w:t>
+      </w:r>
+      <w:r>
+        <w:t>.</w:t>
+      </w:r>
+    </w:p>
+    <w:p>
+      <w:pPr>
+        <w:pStyle w:val="Ttulo3"/>
+      </w:pPr>
+      <w:r>
+        <w:rPr>
+          <w:color w:val="191B2E"/>
+        </w:rPr>
+        <w:t>A disciplina de que preciso não aparece.</w:t>
+      </w:r>
+    </w:p>
+    <w:p>
+      <w:pPr>
+        <w:spacing w:after="140" w:line="288" w:lineRule="auto"/>
+      </w:pPr>
+      <w:r>
+        <w:t xml:space="preserve">Ela pode não existir ou estar desativada. Use </w:t>
+      </w:r>
+      <w:r>
+        <w:rPr>
+          <w:b/>
+          <w:bCs/>
+        </w:rPr>
         <w:t>Solicitar disciplina</w:t>
       </w:r>
       <w:r>
@@ -10465,14 +11385,14 @@
       <w:pPr>
         <w:pStyle w:val="Ttulo1"/>
       </w:pPr>
-      <w:bookmarkStart w:id="22" w:name="_Toc242839355"/>
+      <w:bookmarkStart w:id="23" w:name="_Toc242841274"/>
       <w:r>
         <w:rPr>
           <w:color w:val="191B2E"/>
         </w:rPr>
         <w:t>8. Glossário</w:t>
       </w:r>
-      <w:bookmarkEnd w:id="22"/>
+      <w:bookmarkEnd w:id="23"/>
     </w:p>
     <w:tbl>
       <w:tblPr>
@@ -10489,7 +11409,7 @@
           <w:left w:w="10" w:type="dxa"/>
           <w:right w:w="10" w:type="dxa"/>
         </w:tblCellMar>
-        <w:tblLook w:val="04A0" w:firstRow="1" w:lastRow="0" w:firstColumn="1" w:lastColumn="0" w:noHBand="0" w:noVBand="1"/>
+        <w:tblLook w:val="0000" w:firstRow="0" w:lastRow="0" w:firstColumn="0" w:lastColumn="0" w:noHBand="0" w:noVBand="0"/>
       </w:tblPr>
       <w:tblGrid>
         <w:gridCol w:w="3352"/>
@@ -11146,10 +12066,10 @@
       </w:pPr>
     </w:p>
     <w:sectPr>
-      <w:headerReference w:type="default" r:id="rId32"/>
-      <w:footerReference w:type="default" r:id="rId33"/>
-      <w:headerReference w:type="first" r:id="rId34"/>
-      <w:footerReference w:type="first" r:id="rId35"/>
+      <w:headerReference w:type="default" r:id="rId34"/>
+      <w:footerReference w:type="default" r:id="rId35"/>
+      <w:headerReference w:type="first" r:id="rId36"/>
+      <w:footerReference w:type="first" r:id="rId37"/>
       <w:pgSz w:w="11906" w:h="16838"/>
       <w:pgMar w:top="1134" w:right="1134" w:bottom="1134" w:left="1134" w:header="567" w:footer="567" w:gutter="0"/>
       <w:cols w:space="720"/>
@@ -11347,64 +12267,64 @@
 <file path=word/numbering.xml><?xml version="1.0" encoding="utf-8"?>
 <w:numbering xmlns:wpc="http://schemas.microsoft.com/office/word/2010/wordprocessingCanvas" xmlns:cx="http://schemas.microsoft.com/office/drawing/2014/chartex" xmlns:cx1="http://schemas.microsoft.com/office/drawing/2015/9/8/chartex" xmlns:cx2="http://schemas.microsoft.com/office/drawing/2015/10/21/chartex" xmlns:cx3="http://schemas.microsoft.com/office/drawing/2016/5/9/chartex" xmlns:cx4="http://schemas.microsoft.com/office/drawing/2016/5/10/chartex" xmlns:cx5="http://schemas.microsoft.com/office/drawing/2016/5/11/chartex" xmlns:cx6="http://schemas.microsoft.com/office/drawing/2016/5/12/chartex" xmlns:cx7="http://schemas.microsoft.com/office/drawing/2016/5/13/chartex" xmlns:cx8="http://schemas.microsoft.com/office/drawing/2016/5/14/chartex" xmlns:mc="http://schemas.openxmlformats.org/markup-compatibility/2006" xmlns:aink="http://schemas.microsoft.com/office/drawing/2016/ink" xmlns:am3d="http://schemas.microsoft.com/office/drawing/2017/model3d" xmlns:o="urn:schemas-microsoft-com:office:office" xmlns:oel="http://schemas.microsoft.com/office/2019/extlst" xmlns:r="http://schemas.openxmlformats.org/officeDocument/2006/relationships" xmlns:m="http://schemas.openxmlformats.org/officeDocument/2006/math" xmlns:v="urn:schemas-microsoft-com:vml" xmlns:wp14="http://schemas.microsoft.com/office/word/2010/wordprocessingDrawing" xmlns:wp="http://schemas.openxmlformats.org/drawingml/2006/wordprocessingDrawing" xmlns:w10="urn:schemas-microsoft-com:office:word" xmlns:w="http://schemas.openxmlformats.org/wordprocessingml/2006/main" xmlns:w14="http://schemas.microsoft.com/office/word/2010/wordml" xmlns:w15="http://schemas.microsoft.com/office/word/2012/wordml" xmlns:w16cex="http://schemas.microsoft.com/office/word/2018/wordml/cex" xmlns:w16cid="http://schemas.microsoft.com/office/word/2016/wordml/cid" xmlns:w16="http://schemas.microsoft.com/office/word/2018/wordml" xmlns:w16du="http://schemas.microsoft.com/office/word/2023/wordml/word16du" xmlns:w16sdtdh="http://schemas.microsoft.com/office/word/2020/wordml/sdtdatahash" xmlns:w16sdtfl="http://schemas.microsoft.com/office/word/2024/wordml/sdtformatlock" xmlns:w16se="http://schemas.microsoft.com/office/word/2015/wordml/symex" xmlns:wpg="http://schemas.microsoft.com/office/word/2010/wordprocessingGroup" xmlns:wpi="http://schemas.microsoft.com/office/word/2010/wordprocessingInk" xmlns:wne="http://schemas.microsoft.com/office/word/2006/wordml" xmlns:wps="http://schemas.microsoft.com/office/word/2010/wordprocessingShape" mc:Ignorable="w14 w15 w16se w16cid w16 w16cex w16sdtdh w16sdtfl w16du wp14">
   <w:abstractNum w:abstractNumId="0" w15:restartNumberingAfterBreak="0">
-    <w:nsid w:val="015554B8"/>
+    <w:nsid w:val="15534475"/>
     <w:multiLevelType w:val="hybridMultilevel"/>
-    <w:tmpl w:val="DC66B7DA"/>
-    <w:lvl w:ilvl="0" w:tplc="A0B24436">
+    <w:tmpl w:val="239EA6EC"/>
+    <w:lvl w:ilvl="0" w:tplc="59E8ABC2">
       <w:start w:val="1"/>
-      <w:numFmt w:val="bullet"/>
-      <w:lvlText w:val="•"/>
+      <w:numFmt w:val="decimal"/>
+      <w:lvlText w:val="%1."/>
       <w:lvlJc w:val="left"/>
       <w:pPr>
-        <w:ind w:left="540" w:hanging="270"/>
+        <w:ind w:left="540" w:hanging="300"/>
       </w:pPr>
     </w:lvl>
-    <w:lvl w:ilvl="1" w:tplc="526436C2">
+    <w:lvl w:ilvl="1" w:tplc="D7CAF9D2">
       <w:numFmt w:val="decimal"/>
       <w:lvlText w:val=""/>
       <w:lvlJc w:val="left"/>
     </w:lvl>
-    <w:lvl w:ilvl="2" w:tplc="07083EF0">
+    <w:lvl w:ilvl="2" w:tplc="8F5C54A6">
       <w:numFmt w:val="decimal"/>
       <w:lvlText w:val=""/>
       <w:lvlJc w:val="left"/>
     </w:lvl>
-    <w:lvl w:ilvl="3" w:tplc="E496FFEE">
+    <w:lvl w:ilvl="3" w:tplc="F2A8C9E6">
       <w:numFmt w:val="decimal"/>
       <w:lvlText w:val=""/>
       <w:lvlJc w:val="left"/>
     </w:lvl>
-    <w:lvl w:ilvl="4" w:tplc="D4B6E9A4">
+    <w:lvl w:ilvl="4" w:tplc="0620702E">
       <w:numFmt w:val="decimal"/>
       <w:lvlText w:val=""/>
       <w:lvlJc w:val="left"/>
     </w:lvl>
-    <w:lvl w:ilvl="5" w:tplc="D4927A42">
+    <w:lvl w:ilvl="5" w:tplc="3498394E">
       <w:numFmt w:val="decimal"/>
       <w:lvlText w:val=""/>
       <w:lvlJc w:val="left"/>
     </w:lvl>
-    <w:lvl w:ilvl="6" w:tplc="C5A86F3C">
+    <w:lvl w:ilvl="6" w:tplc="AE600AA0">
       <w:numFmt w:val="decimal"/>
       <w:lvlText w:val=""/>
       <w:lvlJc w:val="left"/>
     </w:lvl>
-    <w:lvl w:ilvl="7" w:tplc="E36EB114">
+    <w:lvl w:ilvl="7" w:tplc="1228F45C">
       <w:numFmt w:val="decimal"/>
       <w:lvlText w:val=""/>
       <w:lvlJc w:val="left"/>
     </w:lvl>
-    <w:lvl w:ilvl="8" w:tplc="E174C04E">
+    <w:lvl w:ilvl="8" w:tplc="26ACDD34">
       <w:numFmt w:val="decimal"/>
       <w:lvlText w:val=""/>
       <w:lvlJc w:val="left"/>
     </w:lvl>
   </w:abstractNum>
   <w:abstractNum w:abstractNumId="1" w15:restartNumberingAfterBreak="0">
-    <w:nsid w:val="12A75002"/>
+    <w:nsid w:val="17037240"/>
     <w:multiLevelType w:val="hybridMultilevel"/>
-    <w:tmpl w:val="381E454E"/>
-    <w:lvl w:ilvl="0" w:tplc="51B602D4">
+    <w:tmpl w:val="BE74DDF6"/>
+    <w:lvl w:ilvl="0" w:tplc="D56AFA0C">
       <w:start w:val="1"/>
       <w:numFmt w:val="decimal"/>
       <w:lvlText w:val="%1."/>
@@ -11413,52 +12333,138 @@
         <w:ind w:left="540" w:hanging="300"/>
       </w:pPr>
     </w:lvl>
-    <w:lvl w:ilvl="1" w:tplc="F16667C2">
+    <w:lvl w:ilvl="1" w:tplc="31B8C7F4">
       <w:numFmt w:val="decimal"/>
       <w:lvlText w:val=""/>
       <w:lvlJc w:val="left"/>
     </w:lvl>
-    <w:lvl w:ilvl="2" w:tplc="0B984012">
+    <w:lvl w:ilvl="2" w:tplc="7DB4EBF6">
       <w:numFmt w:val="decimal"/>
       <w:lvlText w:val=""/>
       <w:lvlJc w:val="left"/>
     </w:lvl>
-    <w:lvl w:ilvl="3" w:tplc="6422E136">
+    <w:lvl w:ilvl="3" w:tplc="FEEA0D2E">
       <w:numFmt w:val="decimal"/>
       <w:lvlText w:val=""/>
       <w:lvlJc w:val="left"/>
     </w:lvl>
-    <w:lvl w:ilvl="4" w:tplc="6A5CB49C">
+    <w:lvl w:ilvl="4" w:tplc="1804A174">
       <w:numFmt w:val="decimal"/>
       <w:lvlText w:val=""/>
       <w:lvlJc w:val="left"/>
     </w:lvl>
-    <w:lvl w:ilvl="5" w:tplc="4D9020C8">
+    <w:lvl w:ilvl="5" w:tplc="68F27636">
       <w:numFmt w:val="decimal"/>
       <w:lvlText w:val=""/>
       <w:lvlJc w:val="left"/>
     </w:lvl>
-    <w:lvl w:ilvl="6" w:tplc="F6445308">
+    <w:lvl w:ilvl="6" w:tplc="6ED445C4">
       <w:numFmt w:val="decimal"/>
       <w:lvlText w:val=""/>
       <w:lvlJc w:val="left"/>
     </w:lvl>
-    <w:lvl w:ilvl="7" w:tplc="EA88EC82">
+    <w:lvl w:ilvl="7" w:tplc="EC0625C8">
       <w:numFmt w:val="decimal"/>
       <w:lvlText w:val=""/>
       <w:lvlJc w:val="left"/>
     </w:lvl>
-    <w:lvl w:ilvl="8" w:tplc="D7CC5F60">
+    <w:lvl w:ilvl="8" w:tplc="B9A0B46C">
       <w:numFmt w:val="decimal"/>
       <w:lvlText w:val=""/>
       <w:lvlJc w:val="left"/>
     </w:lvl>
   </w:abstractNum>
   <w:abstractNum w:abstractNumId="2" w15:restartNumberingAfterBreak="0">
-    <w:nsid w:val="51E92F7A"/>
+    <w:nsid w:val="363554F6"/>
     <w:multiLevelType w:val="hybridMultilevel"/>
-    <w:tmpl w:val="0F3CF1AC"/>
-    <w:lvl w:ilvl="0" w:tplc="F5DC7FA6">
+    <w:tmpl w:val="47F84530"/>
+    <w:lvl w:ilvl="0" w:tplc="BF3CD148">
+      <w:start w:val="1"/>
+      <w:numFmt w:val="bullet"/>
+      <w:lvlText w:val="●"/>
+      <w:lvlJc w:val="left"/>
+      <w:pPr>
+        <w:ind w:left="720" w:hanging="360"/>
+      </w:pPr>
+    </w:lvl>
+    <w:lvl w:ilvl="1" w:tplc="3B58F150">
+      <w:start w:val="1"/>
+      <w:numFmt w:val="bullet"/>
+      <w:lvlText w:val="○"/>
+      <w:lvlJc w:val="left"/>
+      <w:pPr>
+        <w:ind w:left="1440" w:hanging="360"/>
+      </w:pPr>
+    </w:lvl>
+    <w:lvl w:ilvl="2" w:tplc="3F121172">
+      <w:start w:val="1"/>
+      <w:numFmt w:val="bullet"/>
+      <w:lvlText w:val="■"/>
+      <w:lvlJc w:val="left"/>
+      <w:pPr>
+        <w:ind w:left="2160" w:hanging="360"/>
+      </w:pPr>
+    </w:lvl>
+    <w:lvl w:ilvl="3" w:tplc="B0203274">
+      <w:start w:val="1"/>
+      <w:numFmt w:val="bullet"/>
+      <w:lvlText w:val="●"/>
+      <w:lvlJc w:val="left"/>
+      <w:pPr>
+        <w:ind w:left="2880" w:hanging="360"/>
+      </w:pPr>
+    </w:lvl>
+    <w:lvl w:ilvl="4" w:tplc="E0B4E086">
+      <w:start w:val="1"/>
+      <w:numFmt w:val="bullet"/>
+      <w:lvlText w:val="○"/>
+      <w:lvlJc w:val="left"/>
+      <w:pPr>
+        <w:ind w:left="3600" w:hanging="360"/>
+      </w:pPr>
+    </w:lvl>
+    <w:lvl w:ilvl="5" w:tplc="31BE936C">
+      <w:start w:val="1"/>
+      <w:numFmt w:val="bullet"/>
+      <w:lvlText w:val="■"/>
+      <w:lvlJc w:val="left"/>
+      <w:pPr>
+        <w:ind w:left="4320" w:hanging="360"/>
+      </w:pPr>
+    </w:lvl>
+    <w:lvl w:ilvl="6" w:tplc="07685FC8">
+      <w:start w:val="1"/>
+      <w:numFmt w:val="bullet"/>
+      <w:lvlText w:val="●"/>
+      <w:lvlJc w:val="left"/>
+      <w:pPr>
+        <w:ind w:left="5040" w:hanging="360"/>
+      </w:pPr>
+    </w:lvl>
+    <w:lvl w:ilvl="7" w:tplc="DAF45ABE">
+      <w:start w:val="1"/>
+      <w:numFmt w:val="bullet"/>
+      <w:lvlText w:val="●"/>
+      <w:lvlJc w:val="left"/>
+      <w:pPr>
+        <w:ind w:left="5760" w:hanging="360"/>
+      </w:pPr>
+    </w:lvl>
+    <w:lvl w:ilvl="8" w:tplc="7CBCD67A">
+      <w:start w:val="1"/>
+      <w:numFmt w:val="bullet"/>
+      <w:lvlText w:val="●"/>
+      <w:lvlJc w:val="left"/>
+      <w:pPr>
+        <w:ind w:left="6480" w:hanging="360"/>
+      </w:pPr>
+    </w:lvl>
+  </w:abstractNum>
+  <w:abstractNum w:abstractNumId="3" w15:restartNumberingAfterBreak="0">
+    <w:nsid w:val="3C293D60"/>
+    <w:multiLevelType w:val="hybridMultilevel"/>
+    <w:tmpl w:val="80B416FE"/>
+    <w:lvl w:ilvl="0" w:tplc="6D1C548C">
       <w:start w:val="1"/>
       <w:numFmt w:val="decimal"/>
       <w:lvlText w:val="%1."/>
@@ -11467,107 +12473,53 @@
         <w:ind w:left="540" w:hanging="300"/>
       </w:pPr>
     </w:lvl>
-    <w:lvl w:ilvl="1" w:tplc="716E1202">
+    <w:lvl w:ilvl="1" w:tplc="F9FE4586">
       <w:numFmt w:val="decimal"/>
       <w:lvlText w:val=""/>
       <w:lvlJc w:val="left"/>
     </w:lvl>
-    <w:lvl w:ilvl="2" w:tplc="172671F6">
+    <w:lvl w:ilvl="2" w:tplc="9DCAE2AA">
       <w:numFmt w:val="decimal"/>
       <w:lvlText w:val=""/>
       <w:lvlJc w:val="left"/>
     </w:lvl>
-    <w:lvl w:ilvl="3" w:tplc="5B1EEA40">
+    <w:lvl w:ilvl="3" w:tplc="4184CEA6">
       <w:numFmt w:val="decimal"/>
       <w:lvlText w:val=""/>
       <w:lvlJc w:val="left"/>
     </w:lvl>
-    <w:lvl w:ilvl="4" w:tplc="52307090">
+    <w:lvl w:ilvl="4" w:tplc="2E3E7C56">
       <w:numFmt w:val="decimal"/>
       <w:lvlText w:val=""/>
       <w:lvlJc w:val="left"/>
     </w:lvl>
-    <w:lvl w:ilvl="5" w:tplc="B0400DB6">
+    <w:lvl w:ilvl="5" w:tplc="6EC4D0B8">
       <w:numFmt w:val="decimal"/>
       <w:lvlText w:val=""/>
       <w:lvlJc w:val="left"/>
     </w:lvl>
-    <w:lvl w:ilvl="6" w:tplc="7626F132">
+    <w:lvl w:ilvl="6" w:tplc="E0E69A82">
       <w:numFmt w:val="decimal"/>
       <w:lvlText w:val=""/>
       <w:lvlJc w:val="left"/>
     </w:lvl>
-    <w:lvl w:ilvl="7" w:tplc="B5A28B0E">
+    <w:lvl w:ilvl="7" w:tplc="F3C8DC12">
       <w:numFmt w:val="decimal"/>
       <w:lvlText w:val=""/>
       <w:lvlJc w:val="left"/>
     </w:lvl>
-    <w:lvl w:ilvl="8" w:tplc="F89E600A">
-      <w:numFmt w:val="decimal"/>
-      <w:lvlText w:val=""/>
-      <w:lvlJc w:val="left"/>
-    </w:lvl>
-  </w:abstractNum>
-  <w:abstractNum w:abstractNumId="3" w15:restartNumberingAfterBreak="0">
-    <w:nsid w:val="53E25E91"/>
-    <w:multiLevelType w:val="hybridMultilevel"/>
-    <w:tmpl w:val="6F66FF24"/>
-    <w:lvl w:ilvl="0" w:tplc="9600EC32">
-      <w:start w:val="3"/>
-      <w:numFmt w:val="decimal"/>
-      <w:lvlText w:val="%1."/>
-      <w:lvlJc w:val="left"/>
-      <w:pPr>
-        <w:ind w:left="540" w:hanging="300"/>
-      </w:pPr>
-    </w:lvl>
-    <w:lvl w:ilvl="1" w:tplc="B8368D20">
-      <w:numFmt w:val="decimal"/>
-      <w:lvlText w:val=""/>
-      <w:lvlJc w:val="left"/>
-    </w:lvl>
-    <w:lvl w:ilvl="2" w:tplc="986CD56A">
-      <w:numFmt w:val="decimal"/>
-      <w:lvlText w:val=""/>
-      <w:lvlJc w:val="left"/>
-    </w:lvl>
-    <w:lvl w:ilvl="3" w:tplc="F57429A8">
-      <w:numFmt w:val="decimal"/>
-      <w:lvlText w:val=""/>
-      <w:lvlJc w:val="left"/>
-    </w:lvl>
-    <w:lvl w:ilvl="4" w:tplc="828A801A">
-      <w:numFmt w:val="decimal"/>
-      <w:lvlText w:val=""/>
-      <w:lvlJc w:val="left"/>
-    </w:lvl>
-    <w:lvl w:ilvl="5" w:tplc="04AA6384">
-      <w:numFmt w:val="decimal"/>
-      <w:lvlText w:val=""/>
-      <w:lvlJc w:val="left"/>
-    </w:lvl>
-    <w:lvl w:ilvl="6" w:tplc="4E56C164">
-      <w:numFmt w:val="decimal"/>
-      <w:lvlText w:val=""/>
-      <w:lvlJc w:val="left"/>
-    </w:lvl>
-    <w:lvl w:ilvl="7" w:tplc="AA24CA10">
-      <w:numFmt w:val="decimal"/>
-      <w:lvlText w:val=""/>
-      <w:lvlJc w:val="left"/>
-    </w:lvl>
-    <w:lvl w:ilvl="8" w:tplc="7182FCE8">
+    <w:lvl w:ilvl="8" w:tplc="223CCFBC">
       <w:numFmt w:val="decimal"/>
       <w:lvlText w:val=""/>
       <w:lvlJc w:val="left"/>
     </w:lvl>
   </w:abstractNum>
   <w:abstractNum w:abstractNumId="4" w15:restartNumberingAfterBreak="0">
-    <w:nsid w:val="548A6EF4"/>
+    <w:nsid w:val="6FA906CB"/>
     <w:multiLevelType w:val="hybridMultilevel"/>
-    <w:tmpl w:val="99ACC6AE"/>
-    <w:lvl w:ilvl="0" w:tplc="B7D26B32">
-      <w:start w:val="4"/>
+    <w:tmpl w:val="A8D2EDB6"/>
+    <w:lvl w:ilvl="0" w:tplc="26141332">
+      <w:start w:val="1"/>
       <w:numFmt w:val="decimal"/>
       <w:lvlText w:val="%1."/>
       <w:lvlJc w:val="left"/>
@@ -11575,139 +12527,53 @@
         <w:ind w:left="540" w:hanging="300"/>
       </w:pPr>
     </w:lvl>
-    <w:lvl w:ilvl="1" w:tplc="D546A01A">
+    <w:lvl w:ilvl="1" w:tplc="C9704D40">
       <w:numFmt w:val="decimal"/>
       <w:lvlText w:val=""/>
       <w:lvlJc w:val="left"/>
     </w:lvl>
-    <w:lvl w:ilvl="2" w:tplc="81A4D6FC">
+    <w:lvl w:ilvl="2" w:tplc="22A223E4">
       <w:numFmt w:val="decimal"/>
       <w:lvlText w:val=""/>
       <w:lvlJc w:val="left"/>
     </w:lvl>
-    <w:lvl w:ilvl="3" w:tplc="05FE2C32">
+    <w:lvl w:ilvl="3" w:tplc="6882C212">
       <w:numFmt w:val="decimal"/>
       <w:lvlText w:val=""/>
       <w:lvlJc w:val="left"/>
     </w:lvl>
-    <w:lvl w:ilvl="4" w:tplc="E8E8BA24">
+    <w:lvl w:ilvl="4" w:tplc="D0C80340">
       <w:numFmt w:val="decimal"/>
       <w:lvlText w:val=""/>
       <w:lvlJc w:val="left"/>
     </w:lvl>
-    <w:lvl w:ilvl="5" w:tplc="86C00532">
+    <w:lvl w:ilvl="5" w:tplc="ED2C760A">
       <w:numFmt w:val="decimal"/>
       <w:lvlText w:val=""/>
       <w:lvlJc w:val="left"/>
     </w:lvl>
-    <w:lvl w:ilvl="6" w:tplc="AD484C5C">
+    <w:lvl w:ilvl="6" w:tplc="C38C6D40">
       <w:numFmt w:val="decimal"/>
       <w:lvlText w:val=""/>
       <w:lvlJc w:val="left"/>
     </w:lvl>
-    <w:lvl w:ilvl="7" w:tplc="D32E20AE">
+    <w:lvl w:ilvl="7" w:tplc="8C2AB25A">
       <w:numFmt w:val="decimal"/>
       <w:lvlText w:val=""/>
       <w:lvlJc w:val="left"/>
     </w:lvl>
-    <w:lvl w:ilvl="8" w:tplc="3EB4E9B6">
+    <w:lvl w:ilvl="8" w:tplc="A092B2A8">
       <w:numFmt w:val="decimal"/>
       <w:lvlText w:val=""/>
       <w:lvlJc w:val="left"/>
     </w:lvl>
   </w:abstractNum>
   <w:abstractNum w:abstractNumId="5" w15:restartNumberingAfterBreak="0">
-    <w:nsid w:val="581267DC"/>
+    <w:nsid w:val="703024EA"/>
     <w:multiLevelType w:val="hybridMultilevel"/>
-    <w:tmpl w:val="67081ABC"/>
-    <w:lvl w:ilvl="0" w:tplc="1214DF2E">
-      <w:start w:val="1"/>
-      <w:numFmt w:val="bullet"/>
-      <w:lvlText w:val="●"/>
-      <w:lvlJc w:val="left"/>
-      <w:pPr>
-        <w:ind w:left="720" w:hanging="360"/>
-      </w:pPr>
-    </w:lvl>
-    <w:lvl w:ilvl="1" w:tplc="63F07D14">
-      <w:start w:val="1"/>
-      <w:numFmt w:val="bullet"/>
-      <w:lvlText w:val="○"/>
-      <w:lvlJc w:val="left"/>
-      <w:pPr>
-        <w:ind w:left="1440" w:hanging="360"/>
-      </w:pPr>
-    </w:lvl>
-    <w:lvl w:ilvl="2" w:tplc="CAFE28A8">
-      <w:start w:val="1"/>
-      <w:numFmt w:val="bullet"/>
-      <w:lvlText w:val="■"/>
-      <w:lvlJc w:val="left"/>
-      <w:pPr>
-        <w:ind w:left="2160" w:hanging="360"/>
-      </w:pPr>
-    </w:lvl>
-    <w:lvl w:ilvl="3" w:tplc="0EF2C6CC">
-      <w:start w:val="1"/>
-      <w:numFmt w:val="bullet"/>
-      <w:lvlText w:val="●"/>
-      <w:lvlJc w:val="left"/>
-      <w:pPr>
-        <w:ind w:left="2880" w:hanging="360"/>
-      </w:pPr>
-    </w:lvl>
-    <w:lvl w:ilvl="4" w:tplc="F30A4E74">
-      <w:start w:val="1"/>
-      <w:numFmt w:val="bullet"/>
-      <w:lvlText w:val="○"/>
-      <w:lvlJc w:val="left"/>
-      <w:pPr>
-        <w:ind w:left="3600" w:hanging="360"/>
-      </w:pPr>
-    </w:lvl>
-    <w:lvl w:ilvl="5" w:tplc="51F80390">
-      <w:start w:val="1"/>
-      <w:numFmt w:val="bullet"/>
-      <w:lvlText w:val="■"/>
-      <w:lvlJc w:val="left"/>
-      <w:pPr>
-        <w:ind w:left="4320" w:hanging="360"/>
-      </w:pPr>
-    </w:lvl>
-    <w:lvl w:ilvl="6" w:tplc="1F86ABA4">
-      <w:start w:val="1"/>
-      <w:numFmt w:val="bullet"/>
-      <w:lvlText w:val="●"/>
-      <w:lvlJc w:val="left"/>
-      <w:pPr>
-        <w:ind w:left="5040" w:hanging="360"/>
-      </w:pPr>
-    </w:lvl>
-    <w:lvl w:ilvl="7" w:tplc="24647E74">
-      <w:start w:val="1"/>
-      <w:numFmt w:val="bullet"/>
-      <w:lvlText w:val="●"/>
-      <w:lvlJc w:val="left"/>
-      <w:pPr>
-        <w:ind w:left="5760" w:hanging="360"/>
-      </w:pPr>
-    </w:lvl>
-    <w:lvl w:ilvl="8" w:tplc="CD1E7B30">
-      <w:start w:val="1"/>
-      <w:numFmt w:val="bullet"/>
-      <w:lvlText w:val="●"/>
-      <w:lvlJc w:val="left"/>
-      <w:pPr>
-        <w:ind w:left="6480" w:hanging="360"/>
-      </w:pPr>
-    </w:lvl>
-  </w:abstractNum>
-  <w:abstractNum w:abstractNumId="6" w15:restartNumberingAfterBreak="0">
-    <w:nsid w:val="6B7B18E3"/>
-    <w:multiLevelType w:val="hybridMultilevel"/>
-    <w:tmpl w:val="D4AA0DCA"/>
-    <w:lvl w:ilvl="0" w:tplc="6BBEF2D2">
-      <w:start w:val="1"/>
+    <w:tmpl w:val="B622BEB8"/>
+    <w:lvl w:ilvl="0" w:tplc="53B4A4CA">
+      <w:start w:val="4"/>
       <w:numFmt w:val="decimal"/>
       <w:lvlText w:val="%1."/>
       <w:lvlJc w:val="left"/>
@@ -11715,52 +12581,106 @@
         <w:ind w:left="540" w:hanging="300"/>
       </w:pPr>
     </w:lvl>
-    <w:lvl w:ilvl="1" w:tplc="027811E4">
+    <w:lvl w:ilvl="1" w:tplc="7060B314">
       <w:numFmt w:val="decimal"/>
       <w:lvlText w:val=""/>
       <w:lvlJc w:val="left"/>
     </w:lvl>
-    <w:lvl w:ilvl="2" w:tplc="D6003558">
+    <w:lvl w:ilvl="2" w:tplc="AA3AF7BA">
       <w:numFmt w:val="decimal"/>
       <w:lvlText w:val=""/>
       <w:lvlJc w:val="left"/>
     </w:lvl>
-    <w:lvl w:ilvl="3" w:tplc="E13C7D50">
+    <w:lvl w:ilvl="3" w:tplc="4F366140">
       <w:numFmt w:val="decimal"/>
       <w:lvlText w:val=""/>
       <w:lvlJc w:val="left"/>
     </w:lvl>
-    <w:lvl w:ilvl="4" w:tplc="090685C6">
+    <w:lvl w:ilvl="4" w:tplc="56B82D0E">
       <w:numFmt w:val="decimal"/>
       <w:lvlText w:val=""/>
       <w:lvlJc w:val="left"/>
     </w:lvl>
-    <w:lvl w:ilvl="5" w:tplc="94B21372">
+    <w:lvl w:ilvl="5" w:tplc="E3BC5588">
       <w:numFmt w:val="decimal"/>
       <w:lvlText w:val=""/>
       <w:lvlJc w:val="left"/>
     </w:lvl>
-    <w:lvl w:ilvl="6" w:tplc="6C184DB2">
+    <w:lvl w:ilvl="6" w:tplc="AB103870">
       <w:numFmt w:val="decimal"/>
       <w:lvlText w:val=""/>
       <w:lvlJc w:val="left"/>
     </w:lvl>
-    <w:lvl w:ilvl="7" w:tplc="03E269C2">
+    <w:lvl w:ilvl="7" w:tplc="99CA69C4">
       <w:numFmt w:val="decimal"/>
       <w:lvlText w:val=""/>
       <w:lvlJc w:val="left"/>
     </w:lvl>
-    <w:lvl w:ilvl="8" w:tplc="B7F6EFE4">
+    <w:lvl w:ilvl="8" w:tplc="17CAE69E">
+      <w:numFmt w:val="decimal"/>
+      <w:lvlText w:val=""/>
+      <w:lvlJc w:val="left"/>
+    </w:lvl>
+  </w:abstractNum>
+  <w:abstractNum w:abstractNumId="6" w15:restartNumberingAfterBreak="0">
+    <w:nsid w:val="704021D8"/>
+    <w:multiLevelType w:val="hybridMultilevel"/>
+    <w:tmpl w:val="0C440774"/>
+    <w:lvl w:ilvl="0" w:tplc="4AC4D954">
+      <w:start w:val="1"/>
+      <w:numFmt w:val="bullet"/>
+      <w:lvlText w:val="•"/>
+      <w:lvlJc w:val="left"/>
+      <w:pPr>
+        <w:ind w:left="540" w:hanging="270"/>
+      </w:pPr>
+    </w:lvl>
+    <w:lvl w:ilvl="1" w:tplc="1C2ACD68">
+      <w:numFmt w:val="decimal"/>
+      <w:lvlText w:val=""/>
+      <w:lvlJc w:val="left"/>
+    </w:lvl>
+    <w:lvl w:ilvl="2" w:tplc="C5BC3ADA">
+      <w:numFmt w:val="decimal"/>
+      <w:lvlText w:val=""/>
+      <w:lvlJc w:val="left"/>
+    </w:lvl>
+    <w:lvl w:ilvl="3" w:tplc="430EE894">
+      <w:numFmt w:val="decimal"/>
+      <w:lvlText w:val=""/>
+      <w:lvlJc w:val="left"/>
+    </w:lvl>
+    <w:lvl w:ilvl="4" w:tplc="FD0AEDA4">
+      <w:numFmt w:val="decimal"/>
+      <w:lvlText w:val=""/>
+      <w:lvlJc w:val="left"/>
+    </w:lvl>
+    <w:lvl w:ilvl="5" w:tplc="38B6042C">
+      <w:numFmt w:val="decimal"/>
+      <w:lvlText w:val=""/>
+      <w:lvlJc w:val="left"/>
+    </w:lvl>
+    <w:lvl w:ilvl="6" w:tplc="8520C19C">
+      <w:numFmt w:val="decimal"/>
+      <w:lvlText w:val=""/>
+      <w:lvlJc w:val="left"/>
+    </w:lvl>
+    <w:lvl w:ilvl="7" w:tplc="2522DA62">
+      <w:numFmt w:val="decimal"/>
+      <w:lvlText w:val=""/>
+      <w:lvlJc w:val="left"/>
+    </w:lvl>
+    <w:lvl w:ilvl="8" w:tplc="7C94B9B8">
       <w:numFmt w:val="decimal"/>
       <w:lvlText w:val=""/>
       <w:lvlJc w:val="left"/>
     </w:lvl>
   </w:abstractNum>
   <w:abstractNum w:abstractNumId="7" w15:restartNumberingAfterBreak="0">
-    <w:nsid w:val="706D49DD"/>
+    <w:nsid w:val="75C00EBF"/>
     <w:multiLevelType w:val="hybridMultilevel"/>
-    <w:tmpl w:val="B274B94C"/>
-    <w:lvl w:ilvl="0" w:tplc="2974B712">
+    <w:tmpl w:val="BEFC4370"/>
+    <w:lvl w:ilvl="0" w:tplc="9724C736">
       <w:start w:val="1"/>
       <w:numFmt w:val="decimal"/>
       <w:lvlText w:val="%1."/>
@@ -11769,91 +12689,151 @@
         <w:ind w:left="540" w:hanging="300"/>
       </w:pPr>
     </w:lvl>
-    <w:lvl w:ilvl="1" w:tplc="E06647CC">
+    <w:lvl w:ilvl="1" w:tplc="FF725A2E">
       <w:numFmt w:val="decimal"/>
       <w:lvlText w:val=""/>
       <w:lvlJc w:val="left"/>
     </w:lvl>
-    <w:lvl w:ilvl="2" w:tplc="AD4499A2">
+    <w:lvl w:ilvl="2" w:tplc="32BA5324">
       <w:numFmt w:val="decimal"/>
       <w:lvlText w:val=""/>
       <w:lvlJc w:val="left"/>
     </w:lvl>
-    <w:lvl w:ilvl="3" w:tplc="7D2C9D3E">
+    <w:lvl w:ilvl="3" w:tplc="ED98693C">
       <w:numFmt w:val="decimal"/>
       <w:lvlText w:val=""/>
       <w:lvlJc w:val="left"/>
     </w:lvl>
-    <w:lvl w:ilvl="4" w:tplc="FD14803E">
+    <w:lvl w:ilvl="4" w:tplc="B07ABD64">
       <w:numFmt w:val="decimal"/>
       <w:lvlText w:val=""/>
       <w:lvlJc w:val="left"/>
     </w:lvl>
-    <w:lvl w:ilvl="5" w:tplc="59069624">
+    <w:lvl w:ilvl="5" w:tplc="22B02B6E">
       <w:numFmt w:val="decimal"/>
       <w:lvlText w:val=""/>
       <w:lvlJc w:val="left"/>
     </w:lvl>
-    <w:lvl w:ilvl="6" w:tplc="7124F5E6">
+    <w:lvl w:ilvl="6" w:tplc="8890903A">
       <w:numFmt w:val="decimal"/>
       <w:lvlText w:val=""/>
       <w:lvlJc w:val="left"/>
     </w:lvl>
-    <w:lvl w:ilvl="7" w:tplc="2BF26346">
+    <w:lvl w:ilvl="7" w:tplc="86526404">
       <w:numFmt w:val="decimal"/>
       <w:lvlText w:val=""/>
       <w:lvlJc w:val="left"/>
     </w:lvl>
-    <w:lvl w:ilvl="8" w:tplc="DCD6788E">
+    <w:lvl w:ilvl="8" w:tplc="76EA91D0">
       <w:numFmt w:val="decimal"/>
       <w:lvlText w:val=""/>
       <w:lvlJc w:val="left"/>
     </w:lvl>
   </w:abstractNum>
-  <w:num w:numId="1" w16cid:durableId="1146973291">
-    <w:abstractNumId w:val="5"/>
+  <w:abstractNum w:abstractNumId="8" w15:restartNumberingAfterBreak="0">
+    <w:nsid w:val="7C48348C"/>
+    <w:multiLevelType w:val="hybridMultilevel"/>
+    <w:tmpl w:val="5A002218"/>
+    <w:lvl w:ilvl="0" w:tplc="76B8140C">
+      <w:start w:val="3"/>
+      <w:numFmt w:val="decimal"/>
+      <w:lvlText w:val="%1."/>
+      <w:lvlJc w:val="left"/>
+      <w:pPr>
+        <w:ind w:left="540" w:hanging="300"/>
+      </w:pPr>
+    </w:lvl>
+    <w:lvl w:ilvl="1" w:tplc="93E2B28E">
+      <w:numFmt w:val="decimal"/>
+      <w:lvlText w:val=""/>
+      <w:lvlJc w:val="left"/>
+    </w:lvl>
+    <w:lvl w:ilvl="2" w:tplc="87E4B0BA">
+      <w:numFmt w:val="decimal"/>
+      <w:lvlText w:val=""/>
+      <w:lvlJc w:val="left"/>
+    </w:lvl>
+    <w:lvl w:ilvl="3" w:tplc="71C0511A">
+      <w:numFmt w:val="decimal"/>
+      <w:lvlText w:val=""/>
+      <w:lvlJc w:val="left"/>
+    </w:lvl>
+    <w:lvl w:ilvl="4" w:tplc="B4245F42">
+      <w:numFmt w:val="decimal"/>
+      <w:lvlText w:val=""/>
+      <w:lvlJc w:val="left"/>
+    </w:lvl>
+    <w:lvl w:ilvl="5" w:tplc="F51CECFE">
+      <w:numFmt w:val="decimal"/>
+      <w:lvlText w:val=""/>
+      <w:lvlJc w:val="left"/>
+    </w:lvl>
+    <w:lvl w:ilvl="6" w:tplc="7FC4E924">
+      <w:numFmt w:val="decimal"/>
+      <w:lvlText w:val=""/>
+      <w:lvlJc w:val="left"/>
+    </w:lvl>
+    <w:lvl w:ilvl="7" w:tplc="A31E20F8">
+      <w:numFmt w:val="decimal"/>
+      <w:lvlText w:val=""/>
+      <w:lvlJc w:val="left"/>
+    </w:lvl>
+    <w:lvl w:ilvl="8" w:tplc="29CA8162">
+      <w:numFmt w:val="decimal"/>
+      <w:lvlText w:val=""/>
+      <w:lvlJc w:val="left"/>
+    </w:lvl>
+  </w:abstractNum>
+  <w:num w:numId="1" w16cid:durableId="1165977426">
+    <w:abstractNumId w:val="2"/>
     <w:lvlOverride w:ilvl="0">
       <w:startOverride w:val="1"/>
     </w:lvlOverride>
   </w:num>
-  <w:num w:numId="2" w16cid:durableId="1866403051">
+  <w:num w:numId="2" w16cid:durableId="522792525">
+    <w:abstractNumId w:val="6"/>
+    <w:lvlOverride w:ilvl="0">
+      <w:startOverride w:val="1"/>
+    </w:lvlOverride>
+  </w:num>
+  <w:num w:numId="3" w16cid:durableId="1861313152">
+    <w:abstractNumId w:val="1"/>
+    <w:lvlOverride w:ilvl="0">
+      <w:startOverride w:val="1"/>
+    </w:lvlOverride>
+  </w:num>
+  <w:num w:numId="4" w16cid:durableId="179199666">
+    <w:abstractNumId w:val="4"/>
+    <w:lvlOverride w:ilvl="0">
+      <w:startOverride w:val="1"/>
+    </w:lvlOverride>
+  </w:num>
+  <w:num w:numId="5" w16cid:durableId="1384676164">
+    <w:abstractNumId w:val="8"/>
+    <w:lvlOverride w:ilvl="0">
+      <w:startOverride w:val="3"/>
+    </w:lvlOverride>
+  </w:num>
+  <w:num w:numId="6" w16cid:durableId="265313989">
+    <w:abstractNumId w:val="5"/>
+    <w:lvlOverride w:ilvl="0">
+      <w:startOverride w:val="4"/>
+    </w:lvlOverride>
+  </w:num>
+  <w:num w:numId="7" w16cid:durableId="775636676">
     <w:abstractNumId w:val="0"/>
     <w:lvlOverride w:ilvl="0">
       <w:startOverride w:val="1"/>
     </w:lvlOverride>
   </w:num>
-  <w:num w:numId="3" w16cid:durableId="1873765717">
-    <w:abstractNumId w:val="2"/>
-    <w:lvlOverride w:ilvl="0">
-      <w:startOverride w:val="1"/>
-    </w:lvlOverride>
-  </w:num>
-  <w:num w:numId="4" w16cid:durableId="1013193181">
+  <w:num w:numId="8" w16cid:durableId="1843928069">
     <w:abstractNumId w:val="7"/>
     <w:lvlOverride w:ilvl="0">
       <w:startOverride w:val="1"/>
     </w:lvlOverride>
   </w:num>
-  <w:num w:numId="5" w16cid:durableId="868955390">
+  <w:num w:numId="9" w16cid:durableId="1927034368">
     <w:abstractNumId w:val="3"/>
-    <w:lvlOverride w:ilvl="0">
-      <w:startOverride w:val="3"/>
-    </w:lvlOverride>
-  </w:num>
-  <w:num w:numId="6" w16cid:durableId="412315245">
-    <w:abstractNumId w:val="4"/>
-    <w:lvlOverride w:ilvl="0">
-      <w:startOverride w:val="4"/>
-    </w:lvlOverride>
-  </w:num>
-  <w:num w:numId="7" w16cid:durableId="1591158680">
-    <w:abstractNumId w:val="6"/>
-    <w:lvlOverride w:ilvl="0">
-      <w:startOverride w:val="1"/>
-    </w:lvlOverride>
-  </w:num>
-  <w:num w:numId="8" w16cid:durableId="1675065981">
-    <w:abstractNumId w:val="1"/>
     <w:lvlOverride w:ilvl="0">
       <w:startOverride w:val="1"/>
     </w:lvlOverride>
@@ -12445,7 +13425,7 @@
     <w:autoRedefine/>
     <w:uiPriority w:val="39"/>
     <w:unhideWhenUsed/>
-    <w:rsid w:val="00C114BF"/>
+    <w:rsid w:val="00E27E64"/>
     <w:pPr>
       <w:spacing w:after="100"/>
     </w:pPr>
@@ -12457,7 +13437,7 @@
     <w:autoRedefine/>
     <w:uiPriority w:val="39"/>
     <w:unhideWhenUsed/>
-    <w:rsid w:val="00C114BF"/>
+    <w:rsid w:val="00E27E64"/>
     <w:pPr>
       <w:spacing w:after="100"/>
       <w:ind w:left="220"/>
